--- a/AnaliseProjeto/Documento de Arquitetura de Software.docx
+++ b/AnaliseProjeto/Documento de Arquitetura de Software.docx
@@ -1,58 +1,58 @@
 
 <file path=word/document.xml><?xml version="1.0" encoding="utf-8"?>
-<w:document xmlns:wpc="http://schemas.microsoft.com/office/word/2010/wordprocessingCanvas" xmlns:cx="http://schemas.microsoft.com/office/drawing/2014/chartex" xmlns:cx1="http://schemas.microsoft.com/office/drawing/2015/9/8/chartex" xmlns:cx2="http://schemas.microsoft.com/office/drawing/2015/10/21/chartex" xmlns:cx3="http://schemas.microsoft.com/office/drawing/2016/5/9/chartex" xmlns:cx4="http://schemas.microsoft.com/office/drawing/2016/5/10/chartex" xmlns:cx5="http://schemas.microsoft.com/office/drawing/2016/5/11/chartex" xmlns:cx6="http://schemas.microsoft.com/office/drawing/2016/5/12/chartex" xmlns:cx7="http://schemas.microsoft.com/office/drawing/2016/5/13/chartex" xmlns:cx8="http://schemas.microsoft.com/office/drawing/2016/5/14/chartex" xmlns:mc="http://schemas.openxmlformats.org/markup-compatibility/2006" xmlns:o="urn:schemas-microsoft-com:office:office" xmlns:r="http://schemas.openxmlformats.org/officeDocument/2006/relationships" xmlns:m="http://schemas.openxmlformats.org/officeDocument/2006/math" xmlns:v="urn:schemas-microsoft-com:vml" xmlns:wp14="http://schemas.microsoft.com/office/word/2010/wordprocessingDrawing" xmlns:wp="http://schemas.openxmlformats.org/drawingml/2006/wordprocessingDrawing" xmlns:w="http://schemas.openxmlformats.org/wordprocessingml/2006/main" xmlns:w14="http://schemas.microsoft.com/office/word/2010/wordml" xmlns:w10="urn:schemas-microsoft-com:office:word" xmlns:w15="http://schemas.microsoft.com/office/word/2012/wordml" xmlns:wpg="http://schemas.microsoft.com/office/word/2010/wordprocessingGroup" xmlns:wpi="http://schemas.microsoft.com/office/word/2010/wordprocessingInk" xmlns:wne="http://schemas.microsoft.com/office/word/2006/wordml" xmlns:wps="http://schemas.microsoft.com/office/word/2010/wordprocessingShape" xmlns:wpsCustomData="http://www.wps.cn/officeDocument/2013/wpsCustomData" mc:Ignorable="w14 w15 wp14">
+<w:document xmlns:wpc="http://schemas.microsoft.com/office/word/2010/wordprocessingCanvas" xmlns:cx="http://schemas.microsoft.com/office/drawing/2014/chartex" xmlns:cx1="http://schemas.microsoft.com/office/drawing/2015/9/8/chartex" xmlns:cx2="http://schemas.microsoft.com/office/drawing/2015/10/21/chartex" xmlns:cx3="http://schemas.microsoft.com/office/drawing/2016/5/9/chartex" xmlns:cx4="http://schemas.microsoft.com/office/drawing/2016/5/10/chartex" xmlns:cx5="http://schemas.microsoft.com/office/drawing/2016/5/11/chartex" xmlns:cx6="http://schemas.microsoft.com/office/drawing/2016/5/12/chartex" xmlns:cx7="http://schemas.microsoft.com/office/drawing/2016/5/13/chartex" xmlns:cx8="http://schemas.microsoft.com/office/drawing/2016/5/14/chartex" xmlns:mc="http://schemas.openxmlformats.org/markup-compatibility/2006" xmlns:aink="http://schemas.microsoft.com/office/drawing/2016/ink" xmlns:am3d="http://schemas.microsoft.com/office/drawing/2017/model3d" xmlns:o="urn:schemas-microsoft-com:office:office" xmlns:oel="http://schemas.microsoft.com/office/2019/extlst" xmlns:r="http://schemas.openxmlformats.org/officeDocument/2006/relationships" xmlns:m="http://schemas.openxmlformats.org/officeDocument/2006/math" xmlns:v="urn:schemas-microsoft-com:vml" xmlns:wp14="http://schemas.microsoft.com/office/word/2010/wordprocessingDrawing" xmlns:wp="http://schemas.openxmlformats.org/drawingml/2006/wordprocessingDrawing" xmlns:w10="urn:schemas-microsoft-com:office:word" xmlns:w="http://schemas.openxmlformats.org/wordprocessingml/2006/main" xmlns:w14="http://schemas.microsoft.com/office/word/2010/wordml" xmlns:w15="http://schemas.microsoft.com/office/word/2012/wordml" xmlns:w16cex="http://schemas.microsoft.com/office/word/2018/wordml/cex" xmlns:w16cid="http://schemas.microsoft.com/office/word/2016/wordml/cid" xmlns:w16="http://schemas.microsoft.com/office/word/2018/wordml" xmlns:w16du="http://schemas.microsoft.com/office/word/2023/wordml/word16du" xmlns:w16sdtdh="http://schemas.microsoft.com/office/word/2020/wordml/sdtdatahash" xmlns:w16sdtfl="http://schemas.microsoft.com/office/word/2024/wordml/sdtformatlock" xmlns:w16se="http://schemas.microsoft.com/office/word/2015/wordml/symex" xmlns:wpg="http://schemas.microsoft.com/office/word/2010/wordprocessingGroup" xmlns:wpi="http://schemas.microsoft.com/office/word/2010/wordprocessingInk" xmlns:wne="http://schemas.microsoft.com/office/word/2006/wordml" xmlns:wps="http://schemas.microsoft.com/office/word/2010/wordprocessingShape" mc:Ignorable="w14 w15 w16se w16cid w16 w16cex w16sdtdh w16sdtfl w16du wp14">
   <w:body>
     <w:p>
       <w:pPr>
-        <w:pStyle w:val="10"/>
+        <w:pStyle w:val="Ttulo"/>
         <w:spacing w:line="360" w:lineRule="auto"/>
         <w:jc w:val="right"/>
         <w:rPr>
-          <w:rFonts w:ascii="Times New Roman" w:hAnsi="Times New Roman" w:eastAsia="Times New Roman" w:cs="Times New Roman"/>
-        </w:rPr>
-      </w:pPr>
-      <w:r>
-        <w:rPr>
-          <w:rFonts w:ascii="Times New Roman" w:hAnsi="Times New Roman" w:eastAsia="Times New Roman" w:cs="Times New Roman"/>
+          <w:rFonts w:ascii="Times New Roman" w:eastAsia="Times New Roman" w:hAnsi="Times New Roman" w:cs="Times New Roman"/>
+        </w:rPr>
+      </w:pPr>
+      <w:r>
+        <w:rPr>
+          <w:rFonts w:ascii="Times New Roman" w:eastAsia="Times New Roman" w:hAnsi="Times New Roman" w:cs="Times New Roman"/>
         </w:rPr>
         <w:t>Bankai</w:t>
       </w:r>
     </w:p>
     <w:p>
       <w:pPr>
-        <w:pStyle w:val="10"/>
+        <w:pStyle w:val="Ttulo"/>
         <w:spacing w:line="360" w:lineRule="auto"/>
         <w:jc w:val="right"/>
         <w:rPr>
-          <w:rFonts w:ascii="Times New Roman" w:hAnsi="Times New Roman" w:eastAsia="Times New Roman" w:cs="Times New Roman"/>
-        </w:rPr>
-      </w:pPr>
-      <w:r>
-        <w:rPr>
-          <w:rFonts w:ascii="Times New Roman" w:hAnsi="Times New Roman" w:eastAsia="Times New Roman" w:cs="Times New Roman"/>
+          <w:rFonts w:ascii="Times New Roman" w:eastAsia="Times New Roman" w:hAnsi="Times New Roman" w:cs="Times New Roman"/>
+        </w:rPr>
+      </w:pPr>
+      <w:r>
+        <w:rPr>
+          <w:rFonts w:ascii="Times New Roman" w:eastAsia="Times New Roman" w:hAnsi="Times New Roman" w:cs="Times New Roman"/>
         </w:rPr>
         <w:t>Documento de Arquitetura de Software</w:t>
       </w:r>
     </w:p>
     <w:p>
       <w:pPr>
-        <w:pStyle w:val="10"/>
+        <w:pStyle w:val="Ttulo"/>
         <w:spacing w:line="360" w:lineRule="auto"/>
         <w:jc w:val="right"/>
         <w:rPr>
-          <w:rFonts w:ascii="Times New Roman" w:hAnsi="Times New Roman" w:eastAsia="Times New Roman" w:cs="Times New Roman"/>
+          <w:rFonts w:ascii="Times New Roman" w:eastAsia="Times New Roman" w:hAnsi="Times New Roman" w:cs="Times New Roman"/>
         </w:rPr>
         <w:sectPr>
-          <w:headerReference r:id="rId3" w:type="default"/>
+          <w:headerReference w:type="default" r:id="rId7"/>
           <w:pgSz w:w="12240" w:h="15840"/>
           <w:pgMar w:top="1417" w:right="1440" w:bottom="1417" w:left="1440" w:header="720" w:footer="0" w:gutter="0"/>
           <w:pgNumType w:start="1"/>
-          <w:cols w:space="720" w:num="1"/>
+          <w:cols w:space="720"/>
         </w:sectPr>
       </w:pPr>
       <w:r>
         <w:rPr>
-          <w:rFonts w:ascii="Times New Roman" w:hAnsi="Times New Roman" w:eastAsia="Times New Roman" w:cs="Times New Roman"/>
+          <w:rFonts w:ascii="Times New Roman" w:eastAsia="Times New Roman" w:hAnsi="Times New Roman" w:cs="Times New Roman"/>
           <w:sz w:val="28"/>
           <w:szCs w:val="28"/>
         </w:rPr>
@@ -61,17 +61,18 @@
     </w:p>
     <w:p>
       <w:pPr>
-        <w:pStyle w:val="10"/>
-        <w:rPr>
-          <w:rFonts w:ascii="Times New Roman" w:hAnsi="Times New Roman" w:eastAsia="Times New Roman" w:cs="Times New Roman"/>
+        <w:pStyle w:val="Ttulo"/>
+        <w:rPr>
+          <w:rFonts w:ascii="Times New Roman" w:eastAsia="Times New Roman" w:hAnsi="Times New Roman" w:cs="Times New Roman"/>
         </w:rPr>
       </w:pPr>
       <w:bookmarkStart w:id="0" w:name="_tlu5w1e5gfgk" w:colFirst="0" w:colLast="0"/>
       <w:bookmarkEnd w:id="0"/>
       <w:r>
         <w:rPr>
-          <w:rFonts w:ascii="Times New Roman" w:hAnsi="Times New Roman" w:eastAsia="Times New Roman" w:cs="Times New Roman"/>
-        </w:rPr>
+          <w:rFonts w:ascii="Times New Roman" w:eastAsia="Times New Roman" w:hAnsi="Times New Roman" w:cs="Times New Roman"/>
+        </w:rPr>
+        <w:lastRenderedPageBreak/>
         <w:t>Índice Analítico</w:t>
       </w:r>
     </w:p>
@@ -83,16 +84,10 @@
           <w:docPartUnique/>
         </w:docPartObj>
       </w:sdtPr>
+      <w:sdtEndPr/>
       <w:sdtContent>
         <w:p>
           <w:pPr>
-            <w:pBdr>
-              <w:top w:val="none" w:color="auto" w:sz="0" w:space="0"/>
-              <w:left w:val="none" w:color="auto" w:sz="0" w:space="0"/>
-              <w:bottom w:val="none" w:color="auto" w:sz="0" w:space="0"/>
-              <w:right w:val="none" w:color="auto" w:sz="0" w:space="0"/>
-              <w:between w:val="none" w:color="auto" w:sz="0" w:space="0"/>
-            </w:pBdr>
             <w:tabs>
               <w:tab w:val="left" w:pos="432"/>
               <w:tab w:val="right" w:pos="9360"/>
@@ -100,7 +95,7 @@
             <w:spacing w:before="240" w:after="60"/>
             <w:ind w:right="720"/>
             <w:rPr>
-              <w:rFonts w:ascii="Calibri" w:hAnsi="Calibri" w:eastAsia="Calibri" w:cs="Calibri"/>
+              <w:rFonts w:ascii="Calibri" w:eastAsia="Calibri" w:hAnsi="Calibri" w:cs="Calibri"/>
               <w:color w:val="000000"/>
               <w:sz w:val="22"/>
               <w:szCs w:val="22"/>
@@ -115,54 +110,25 @@
           <w:r>
             <w:fldChar w:fldCharType="separate"/>
           </w:r>
-          <w:r>
-            <w:fldChar w:fldCharType="begin"/>
-          </w:r>
-          <w:r>
-            <w:instrText xml:space="preserve"> HYPERLINK \l "_fvqsjoegrdax" \h </w:instrText>
-          </w:r>
-          <w:r>
-            <w:fldChar w:fldCharType="separate"/>
-          </w:r>
-          <w:r>
-            <w:rPr>
-              <w:color w:val="000000"/>
-            </w:rPr>
-            <w:t>1.</w:t>
-          </w:r>
-          <w:r>
-            <w:rPr>
-              <w:color w:val="000000"/>
-            </w:rPr>
-            <w:fldChar w:fldCharType="end"/>
-          </w:r>
-          <w:r>
-            <w:fldChar w:fldCharType="begin"/>
-          </w:r>
-          <w:r>
-            <w:instrText xml:space="preserve"> HYPERLINK \l "_fvqsjoegrdax" \h </w:instrText>
-          </w:r>
-          <w:r>
-            <w:fldChar w:fldCharType="separate"/>
-          </w:r>
-          <w:r>
-            <w:rPr>
-              <w:rFonts w:ascii="Calibri" w:hAnsi="Calibri" w:eastAsia="Calibri" w:cs="Calibri"/>
-              <w:color w:val="000000"/>
-              <w:sz w:val="22"/>
-              <w:szCs w:val="22"/>
-            </w:rPr>
-            <w:tab/>
-          </w:r>
-          <w:r>
-            <w:rPr>
-              <w:rFonts w:ascii="Calibri" w:hAnsi="Calibri" w:eastAsia="Calibri" w:cs="Calibri"/>
-              <w:color w:val="000000"/>
-              <w:sz w:val="22"/>
-              <w:szCs w:val="22"/>
-            </w:rPr>
-            <w:fldChar w:fldCharType="end"/>
-          </w:r>
+          <w:hyperlink w:anchor="_fvqsjoegrdax">
+            <w:r>
+              <w:rPr>
+                <w:color w:val="000000"/>
+              </w:rPr>
+              <w:t>1.</w:t>
+            </w:r>
+          </w:hyperlink>
+          <w:hyperlink w:anchor="_fvqsjoegrdax">
+            <w:r>
+              <w:rPr>
+                <w:rFonts w:ascii="Calibri" w:eastAsia="Calibri" w:hAnsi="Calibri" w:cs="Calibri"/>
+                <w:color w:val="000000"/>
+                <w:sz w:val="22"/>
+                <w:szCs w:val="22"/>
+              </w:rPr>
+              <w:tab/>
+            </w:r>
+          </w:hyperlink>
           <w:r>
             <w:fldChar w:fldCharType="begin"/>
           </w:r>
@@ -183,11 +149,6 @@
               <w:color w:val="000000"/>
             </w:rPr>
             <w:tab/>
-          </w:r>
-          <w:r>
-            <w:rPr>
-              <w:color w:val="000000"/>
-            </w:rPr>
             <w:t>3</w:t>
           </w:r>
           <w:r>
@@ -196,73 +157,37 @@
         </w:p>
         <w:p>
           <w:pPr>
-            <w:pBdr>
-              <w:top w:val="none" w:color="auto" w:sz="0" w:space="0"/>
-              <w:left w:val="none" w:color="auto" w:sz="0" w:space="0"/>
-              <w:bottom w:val="none" w:color="auto" w:sz="0" w:space="0"/>
-              <w:right w:val="none" w:color="auto" w:sz="0" w:space="0"/>
-              <w:between w:val="none" w:color="auto" w:sz="0" w:space="0"/>
-            </w:pBdr>
             <w:tabs>
               <w:tab w:val="left" w:pos="902"/>
               <w:tab w:val="right" w:pos="9360"/>
             </w:tabs>
             <w:ind w:left="432" w:right="720"/>
             <w:rPr>
-              <w:rFonts w:ascii="Calibri" w:hAnsi="Calibri" w:eastAsia="Calibri" w:cs="Calibri"/>
+              <w:rFonts w:ascii="Calibri" w:eastAsia="Calibri" w:hAnsi="Calibri" w:cs="Calibri"/>
               <w:color w:val="000000"/>
               <w:sz w:val="22"/>
               <w:szCs w:val="22"/>
             </w:rPr>
           </w:pPr>
-          <w:r>
-            <w:fldChar w:fldCharType="begin"/>
-          </w:r>
-          <w:r>
-            <w:instrText xml:space="preserve"> HYPERLINK \l "_z6i22851any" \h </w:instrText>
-          </w:r>
-          <w:r>
-            <w:fldChar w:fldCharType="separate"/>
-          </w:r>
-          <w:r>
-            <w:rPr>
-              <w:color w:val="000000"/>
-            </w:rPr>
-            <w:t>1.1</w:t>
-          </w:r>
-          <w:r>
-            <w:rPr>
-              <w:color w:val="000000"/>
-            </w:rPr>
-            <w:fldChar w:fldCharType="end"/>
-          </w:r>
-          <w:r>
-            <w:fldChar w:fldCharType="begin"/>
-          </w:r>
-          <w:r>
-            <w:instrText xml:space="preserve"> HYPERLINK \l "_z6i22851any" \h </w:instrText>
-          </w:r>
-          <w:r>
-            <w:fldChar w:fldCharType="separate"/>
-          </w:r>
-          <w:r>
-            <w:rPr>
-              <w:rFonts w:ascii="Calibri" w:hAnsi="Calibri" w:eastAsia="Calibri" w:cs="Calibri"/>
-              <w:color w:val="000000"/>
-              <w:sz w:val="22"/>
-              <w:szCs w:val="22"/>
-            </w:rPr>
-            <w:tab/>
-          </w:r>
-          <w:r>
-            <w:rPr>
-              <w:rFonts w:ascii="Calibri" w:hAnsi="Calibri" w:eastAsia="Calibri" w:cs="Calibri"/>
-              <w:color w:val="000000"/>
-              <w:sz w:val="22"/>
-              <w:szCs w:val="22"/>
-            </w:rPr>
-            <w:fldChar w:fldCharType="end"/>
-          </w:r>
+          <w:hyperlink w:anchor="_z6i22851any">
+            <w:r>
+              <w:rPr>
+                <w:color w:val="000000"/>
+              </w:rPr>
+              <w:t>1.1</w:t>
+            </w:r>
+          </w:hyperlink>
+          <w:hyperlink w:anchor="_z6i22851any">
+            <w:r>
+              <w:rPr>
+                <w:rFonts w:ascii="Calibri" w:eastAsia="Calibri" w:hAnsi="Calibri" w:cs="Calibri"/>
+                <w:color w:val="000000"/>
+                <w:sz w:val="22"/>
+                <w:szCs w:val="22"/>
+              </w:rPr>
+              <w:tab/>
+            </w:r>
+          </w:hyperlink>
           <w:r>
             <w:fldChar w:fldCharType="begin"/>
           </w:r>
@@ -283,11 +208,6 @@
               <w:color w:val="000000"/>
             </w:rPr>
             <w:tab/>
-          </w:r>
-          <w:r>
-            <w:rPr>
-              <w:color w:val="000000"/>
-            </w:rPr>
             <w:t>3</w:t>
           </w:r>
           <w:r>
@@ -296,73 +216,37 @@
         </w:p>
         <w:p>
           <w:pPr>
-            <w:pBdr>
-              <w:top w:val="none" w:color="auto" w:sz="0" w:space="0"/>
-              <w:left w:val="none" w:color="auto" w:sz="0" w:space="0"/>
-              <w:bottom w:val="none" w:color="auto" w:sz="0" w:space="0"/>
-              <w:right w:val="none" w:color="auto" w:sz="0" w:space="0"/>
-              <w:between w:val="none" w:color="auto" w:sz="0" w:space="0"/>
-            </w:pBdr>
             <w:tabs>
               <w:tab w:val="left" w:pos="902"/>
               <w:tab w:val="right" w:pos="9360"/>
             </w:tabs>
             <w:ind w:left="432" w:right="720"/>
             <w:rPr>
-              <w:rFonts w:ascii="Calibri" w:hAnsi="Calibri" w:eastAsia="Calibri" w:cs="Calibri"/>
+              <w:rFonts w:ascii="Calibri" w:eastAsia="Calibri" w:hAnsi="Calibri" w:cs="Calibri"/>
               <w:color w:val="000000"/>
               <w:sz w:val="22"/>
               <w:szCs w:val="22"/>
             </w:rPr>
           </w:pPr>
-          <w:r>
-            <w:fldChar w:fldCharType="begin"/>
-          </w:r>
-          <w:r>
-            <w:instrText xml:space="preserve"> HYPERLINK \l "_len5gwewbhwk" \h </w:instrText>
-          </w:r>
-          <w:r>
-            <w:fldChar w:fldCharType="separate"/>
-          </w:r>
-          <w:r>
-            <w:rPr>
-              <w:color w:val="000000"/>
-            </w:rPr>
-            <w:t>1.2</w:t>
-          </w:r>
-          <w:r>
-            <w:rPr>
-              <w:color w:val="000000"/>
-            </w:rPr>
-            <w:fldChar w:fldCharType="end"/>
-          </w:r>
-          <w:r>
-            <w:fldChar w:fldCharType="begin"/>
-          </w:r>
-          <w:r>
-            <w:instrText xml:space="preserve"> HYPERLINK \l "_len5gwewbhwk" \h </w:instrText>
-          </w:r>
-          <w:r>
-            <w:fldChar w:fldCharType="separate"/>
-          </w:r>
-          <w:r>
-            <w:rPr>
-              <w:rFonts w:ascii="Calibri" w:hAnsi="Calibri" w:eastAsia="Calibri" w:cs="Calibri"/>
-              <w:color w:val="000000"/>
-              <w:sz w:val="22"/>
-              <w:szCs w:val="22"/>
-            </w:rPr>
-            <w:tab/>
-          </w:r>
-          <w:r>
-            <w:rPr>
-              <w:rFonts w:ascii="Calibri" w:hAnsi="Calibri" w:eastAsia="Calibri" w:cs="Calibri"/>
-              <w:color w:val="000000"/>
-              <w:sz w:val="22"/>
-              <w:szCs w:val="22"/>
-            </w:rPr>
-            <w:fldChar w:fldCharType="end"/>
-          </w:r>
+          <w:hyperlink w:anchor="_len5gwewbhwk">
+            <w:r>
+              <w:rPr>
+                <w:color w:val="000000"/>
+              </w:rPr>
+              <w:t>1.2</w:t>
+            </w:r>
+          </w:hyperlink>
+          <w:hyperlink w:anchor="_len5gwewbhwk">
+            <w:r>
+              <w:rPr>
+                <w:rFonts w:ascii="Calibri" w:eastAsia="Calibri" w:hAnsi="Calibri" w:cs="Calibri"/>
+                <w:color w:val="000000"/>
+                <w:sz w:val="22"/>
+                <w:szCs w:val="22"/>
+              </w:rPr>
+              <w:tab/>
+            </w:r>
+          </w:hyperlink>
           <w:r>
             <w:fldChar w:fldCharType="begin"/>
           </w:r>
@@ -383,11 +267,6 @@
               <w:color w:val="000000"/>
             </w:rPr>
             <w:tab/>
-          </w:r>
-          <w:r>
-            <w:rPr>
-              <w:color w:val="000000"/>
-            </w:rPr>
             <w:t>3</w:t>
           </w:r>
           <w:r>
@@ -396,73 +275,37 @@
         </w:p>
         <w:p>
           <w:pPr>
-            <w:pBdr>
-              <w:top w:val="none" w:color="auto" w:sz="0" w:space="0"/>
-              <w:left w:val="none" w:color="auto" w:sz="0" w:space="0"/>
-              <w:bottom w:val="none" w:color="auto" w:sz="0" w:space="0"/>
-              <w:right w:val="none" w:color="auto" w:sz="0" w:space="0"/>
-              <w:between w:val="none" w:color="auto" w:sz="0" w:space="0"/>
-            </w:pBdr>
             <w:tabs>
               <w:tab w:val="left" w:pos="902"/>
               <w:tab w:val="right" w:pos="9360"/>
             </w:tabs>
             <w:ind w:left="432" w:right="720"/>
             <w:rPr>
-              <w:rFonts w:ascii="Calibri" w:hAnsi="Calibri" w:eastAsia="Calibri" w:cs="Calibri"/>
+              <w:rFonts w:ascii="Calibri" w:eastAsia="Calibri" w:hAnsi="Calibri" w:cs="Calibri"/>
               <w:color w:val="000000"/>
               <w:sz w:val="22"/>
               <w:szCs w:val="22"/>
             </w:rPr>
           </w:pPr>
-          <w:r>
-            <w:fldChar w:fldCharType="begin"/>
-          </w:r>
-          <w:r>
-            <w:instrText xml:space="preserve"> HYPERLINK \l "_ttcvrfb3ytl1" \h </w:instrText>
-          </w:r>
-          <w:r>
-            <w:fldChar w:fldCharType="separate"/>
-          </w:r>
-          <w:r>
-            <w:rPr>
-              <w:color w:val="000000"/>
-            </w:rPr>
-            <w:t>1.3</w:t>
-          </w:r>
-          <w:r>
-            <w:rPr>
-              <w:color w:val="000000"/>
-            </w:rPr>
-            <w:fldChar w:fldCharType="end"/>
-          </w:r>
-          <w:r>
-            <w:fldChar w:fldCharType="begin"/>
-          </w:r>
-          <w:r>
-            <w:instrText xml:space="preserve"> HYPERLINK \l "_ttcvrfb3ytl1" \h </w:instrText>
-          </w:r>
-          <w:r>
-            <w:fldChar w:fldCharType="separate"/>
-          </w:r>
-          <w:r>
-            <w:rPr>
-              <w:rFonts w:ascii="Calibri" w:hAnsi="Calibri" w:eastAsia="Calibri" w:cs="Calibri"/>
-              <w:color w:val="000000"/>
-              <w:sz w:val="22"/>
-              <w:szCs w:val="22"/>
-            </w:rPr>
-            <w:tab/>
-          </w:r>
-          <w:r>
-            <w:rPr>
-              <w:rFonts w:ascii="Calibri" w:hAnsi="Calibri" w:eastAsia="Calibri" w:cs="Calibri"/>
-              <w:color w:val="000000"/>
-              <w:sz w:val="22"/>
-              <w:szCs w:val="22"/>
-            </w:rPr>
-            <w:fldChar w:fldCharType="end"/>
-          </w:r>
+          <w:hyperlink w:anchor="_ttcvrfb3ytl1">
+            <w:r>
+              <w:rPr>
+                <w:color w:val="000000"/>
+              </w:rPr>
+              <w:t>1.3</w:t>
+            </w:r>
+          </w:hyperlink>
+          <w:hyperlink w:anchor="_ttcvrfb3ytl1">
+            <w:r>
+              <w:rPr>
+                <w:rFonts w:ascii="Calibri" w:eastAsia="Calibri" w:hAnsi="Calibri" w:cs="Calibri"/>
+                <w:color w:val="000000"/>
+                <w:sz w:val="22"/>
+                <w:szCs w:val="22"/>
+              </w:rPr>
+              <w:tab/>
+            </w:r>
+          </w:hyperlink>
           <w:r>
             <w:fldChar w:fldCharType="begin"/>
           </w:r>
@@ -483,11 +326,6 @@
               <w:color w:val="000000"/>
             </w:rPr>
             <w:tab/>
-          </w:r>
-          <w:r>
-            <w:rPr>
-              <w:color w:val="000000"/>
-            </w:rPr>
             <w:t>3</w:t>
           </w:r>
           <w:r>
@@ -496,73 +334,37 @@
         </w:p>
         <w:p>
           <w:pPr>
-            <w:pBdr>
-              <w:top w:val="none" w:color="auto" w:sz="0" w:space="0"/>
-              <w:left w:val="none" w:color="auto" w:sz="0" w:space="0"/>
-              <w:bottom w:val="none" w:color="auto" w:sz="0" w:space="0"/>
-              <w:right w:val="none" w:color="auto" w:sz="0" w:space="0"/>
-              <w:between w:val="none" w:color="auto" w:sz="0" w:space="0"/>
-            </w:pBdr>
             <w:tabs>
               <w:tab w:val="left" w:pos="902"/>
               <w:tab w:val="right" w:pos="9360"/>
             </w:tabs>
             <w:ind w:left="432" w:right="720"/>
             <w:rPr>
-              <w:rFonts w:ascii="Calibri" w:hAnsi="Calibri" w:eastAsia="Calibri" w:cs="Calibri"/>
+              <w:rFonts w:ascii="Calibri" w:eastAsia="Calibri" w:hAnsi="Calibri" w:cs="Calibri"/>
               <w:color w:val="000000"/>
               <w:sz w:val="22"/>
               <w:szCs w:val="22"/>
             </w:rPr>
           </w:pPr>
-          <w:r>
-            <w:fldChar w:fldCharType="begin"/>
-          </w:r>
-          <w:r>
-            <w:instrText xml:space="preserve"> HYPERLINK \l "_h27irtxm3dps" \h </w:instrText>
-          </w:r>
-          <w:r>
-            <w:fldChar w:fldCharType="separate"/>
-          </w:r>
-          <w:r>
-            <w:rPr>
-              <w:color w:val="000000"/>
-            </w:rPr>
-            <w:t>1.4</w:t>
-          </w:r>
-          <w:r>
-            <w:rPr>
-              <w:color w:val="000000"/>
-            </w:rPr>
-            <w:fldChar w:fldCharType="end"/>
-          </w:r>
-          <w:r>
-            <w:fldChar w:fldCharType="begin"/>
-          </w:r>
-          <w:r>
-            <w:instrText xml:space="preserve"> HYPERLINK \l "_h27irtxm3dps" \h </w:instrText>
-          </w:r>
-          <w:r>
-            <w:fldChar w:fldCharType="separate"/>
-          </w:r>
-          <w:r>
-            <w:rPr>
-              <w:rFonts w:ascii="Calibri" w:hAnsi="Calibri" w:eastAsia="Calibri" w:cs="Calibri"/>
-              <w:color w:val="000000"/>
-              <w:sz w:val="22"/>
-              <w:szCs w:val="22"/>
-            </w:rPr>
-            <w:tab/>
-          </w:r>
-          <w:r>
-            <w:rPr>
-              <w:rFonts w:ascii="Calibri" w:hAnsi="Calibri" w:eastAsia="Calibri" w:cs="Calibri"/>
-              <w:color w:val="000000"/>
-              <w:sz w:val="22"/>
-              <w:szCs w:val="22"/>
-            </w:rPr>
-            <w:fldChar w:fldCharType="end"/>
-          </w:r>
+          <w:hyperlink w:anchor="_h27irtxm3dps">
+            <w:r>
+              <w:rPr>
+                <w:color w:val="000000"/>
+              </w:rPr>
+              <w:t>1.4</w:t>
+            </w:r>
+          </w:hyperlink>
+          <w:hyperlink w:anchor="_h27irtxm3dps">
+            <w:r>
+              <w:rPr>
+                <w:rFonts w:ascii="Calibri" w:eastAsia="Calibri" w:hAnsi="Calibri" w:cs="Calibri"/>
+                <w:color w:val="000000"/>
+                <w:sz w:val="22"/>
+                <w:szCs w:val="22"/>
+              </w:rPr>
+              <w:tab/>
+            </w:r>
+          </w:hyperlink>
           <w:r>
             <w:fldChar w:fldCharType="begin"/>
           </w:r>
@@ -583,11 +385,6 @@
               <w:color w:val="000000"/>
             </w:rPr>
             <w:tab/>
-          </w:r>
-          <w:r>
-            <w:rPr>
-              <w:color w:val="000000"/>
-            </w:rPr>
             <w:t>3</w:t>
           </w:r>
           <w:r>
@@ -596,73 +393,37 @@
         </w:p>
         <w:p>
           <w:pPr>
-            <w:pBdr>
-              <w:top w:val="none" w:color="auto" w:sz="0" w:space="0"/>
-              <w:left w:val="none" w:color="auto" w:sz="0" w:space="0"/>
-              <w:bottom w:val="none" w:color="auto" w:sz="0" w:space="0"/>
-              <w:right w:val="none" w:color="auto" w:sz="0" w:space="0"/>
-              <w:between w:val="none" w:color="auto" w:sz="0" w:space="0"/>
-            </w:pBdr>
             <w:tabs>
               <w:tab w:val="left" w:pos="902"/>
               <w:tab w:val="right" w:pos="9360"/>
             </w:tabs>
             <w:ind w:left="432" w:right="720"/>
             <w:rPr>
-              <w:rFonts w:ascii="Calibri" w:hAnsi="Calibri" w:eastAsia="Calibri" w:cs="Calibri"/>
+              <w:rFonts w:ascii="Calibri" w:eastAsia="Calibri" w:hAnsi="Calibri" w:cs="Calibri"/>
               <w:color w:val="000000"/>
               <w:sz w:val="22"/>
               <w:szCs w:val="22"/>
             </w:rPr>
           </w:pPr>
-          <w:r>
-            <w:fldChar w:fldCharType="begin"/>
-          </w:r>
-          <w:r>
-            <w:instrText xml:space="preserve"> HYPERLINK \l "_746lad5tye8h" \h </w:instrText>
-          </w:r>
-          <w:r>
-            <w:fldChar w:fldCharType="separate"/>
-          </w:r>
-          <w:r>
-            <w:rPr>
-              <w:color w:val="000000"/>
-            </w:rPr>
-            <w:t>1.5</w:t>
-          </w:r>
-          <w:r>
-            <w:rPr>
-              <w:color w:val="000000"/>
-            </w:rPr>
-            <w:fldChar w:fldCharType="end"/>
-          </w:r>
-          <w:r>
-            <w:fldChar w:fldCharType="begin"/>
-          </w:r>
-          <w:r>
-            <w:instrText xml:space="preserve"> HYPERLINK \l "_746lad5tye8h" \h </w:instrText>
-          </w:r>
-          <w:r>
-            <w:fldChar w:fldCharType="separate"/>
-          </w:r>
-          <w:r>
-            <w:rPr>
-              <w:rFonts w:ascii="Calibri" w:hAnsi="Calibri" w:eastAsia="Calibri" w:cs="Calibri"/>
-              <w:color w:val="000000"/>
-              <w:sz w:val="22"/>
-              <w:szCs w:val="22"/>
-            </w:rPr>
-            <w:tab/>
-          </w:r>
-          <w:r>
-            <w:rPr>
-              <w:rFonts w:ascii="Calibri" w:hAnsi="Calibri" w:eastAsia="Calibri" w:cs="Calibri"/>
-              <w:color w:val="000000"/>
-              <w:sz w:val="22"/>
-              <w:szCs w:val="22"/>
-            </w:rPr>
-            <w:fldChar w:fldCharType="end"/>
-          </w:r>
+          <w:hyperlink w:anchor="_746lad5tye8h">
+            <w:r>
+              <w:rPr>
+                <w:color w:val="000000"/>
+              </w:rPr>
+              <w:t>1.5</w:t>
+            </w:r>
+          </w:hyperlink>
+          <w:hyperlink w:anchor="_746lad5tye8h">
+            <w:r>
+              <w:rPr>
+                <w:rFonts w:ascii="Calibri" w:eastAsia="Calibri" w:hAnsi="Calibri" w:cs="Calibri"/>
+                <w:color w:val="000000"/>
+                <w:sz w:val="22"/>
+                <w:szCs w:val="22"/>
+              </w:rPr>
+              <w:tab/>
+            </w:r>
+          </w:hyperlink>
           <w:r>
             <w:fldChar w:fldCharType="begin"/>
           </w:r>
@@ -683,11 +444,6 @@
               <w:color w:val="000000"/>
             </w:rPr>
             <w:tab/>
-          </w:r>
-          <w:r>
-            <w:rPr>
-              <w:color w:val="000000"/>
-            </w:rPr>
             <w:t>3</w:t>
           </w:r>
           <w:r>
@@ -696,13 +452,6 @@
         </w:p>
         <w:p>
           <w:pPr>
-            <w:pBdr>
-              <w:top w:val="none" w:color="auto" w:sz="0" w:space="0"/>
-              <w:left w:val="none" w:color="auto" w:sz="0" w:space="0"/>
-              <w:bottom w:val="none" w:color="auto" w:sz="0" w:space="0"/>
-              <w:right w:val="none" w:color="auto" w:sz="0" w:space="0"/>
-              <w:between w:val="none" w:color="auto" w:sz="0" w:space="0"/>
-            </w:pBdr>
             <w:tabs>
               <w:tab w:val="left" w:pos="432"/>
               <w:tab w:val="right" w:pos="9360"/>
@@ -710,60 +459,31 @@
             <w:spacing w:before="240" w:after="60"/>
             <w:ind w:right="720"/>
             <w:rPr>
-              <w:rFonts w:ascii="Calibri" w:hAnsi="Calibri" w:eastAsia="Calibri" w:cs="Calibri"/>
+              <w:rFonts w:ascii="Calibri" w:eastAsia="Calibri" w:hAnsi="Calibri" w:cs="Calibri"/>
               <w:color w:val="000000"/>
               <w:sz w:val="22"/>
               <w:szCs w:val="22"/>
             </w:rPr>
           </w:pPr>
-          <w:r>
-            <w:fldChar w:fldCharType="begin"/>
-          </w:r>
-          <w:r>
-            <w:instrText xml:space="preserve"> HYPERLINK \l "_pauxqruneqsh" \h </w:instrText>
-          </w:r>
-          <w:r>
-            <w:fldChar w:fldCharType="separate"/>
-          </w:r>
-          <w:r>
-            <w:rPr>
-              <w:color w:val="000000"/>
-            </w:rPr>
-            <w:t>2.</w:t>
-          </w:r>
-          <w:r>
-            <w:rPr>
-              <w:color w:val="000000"/>
-            </w:rPr>
-            <w:fldChar w:fldCharType="end"/>
-          </w:r>
-          <w:r>
-            <w:fldChar w:fldCharType="begin"/>
-          </w:r>
-          <w:r>
-            <w:instrText xml:space="preserve"> HYPERLINK \l "_pauxqruneqsh" \h </w:instrText>
-          </w:r>
-          <w:r>
-            <w:fldChar w:fldCharType="separate"/>
-          </w:r>
-          <w:r>
-            <w:rPr>
-              <w:rFonts w:ascii="Calibri" w:hAnsi="Calibri" w:eastAsia="Calibri" w:cs="Calibri"/>
-              <w:color w:val="000000"/>
-              <w:sz w:val="22"/>
-              <w:szCs w:val="22"/>
-            </w:rPr>
-            <w:tab/>
-          </w:r>
-          <w:r>
-            <w:rPr>
-              <w:rFonts w:ascii="Calibri" w:hAnsi="Calibri" w:eastAsia="Calibri" w:cs="Calibri"/>
-              <w:color w:val="000000"/>
-              <w:sz w:val="22"/>
-              <w:szCs w:val="22"/>
-            </w:rPr>
-            <w:fldChar w:fldCharType="end"/>
-          </w:r>
+          <w:hyperlink w:anchor="_pauxqruneqsh">
+            <w:r>
+              <w:rPr>
+                <w:color w:val="000000"/>
+              </w:rPr>
+              <w:t>2.</w:t>
+            </w:r>
+          </w:hyperlink>
+          <w:hyperlink w:anchor="_pauxqruneqsh">
+            <w:r>
+              <w:rPr>
+                <w:rFonts w:ascii="Calibri" w:eastAsia="Calibri" w:hAnsi="Calibri" w:cs="Calibri"/>
+                <w:color w:val="000000"/>
+                <w:sz w:val="22"/>
+                <w:szCs w:val="22"/>
+              </w:rPr>
+              <w:tab/>
+            </w:r>
+          </w:hyperlink>
           <w:r>
             <w:fldChar w:fldCharType="begin"/>
           </w:r>
@@ -784,11 +504,6 @@
               <w:color w:val="000000"/>
             </w:rPr>
             <w:tab/>
-          </w:r>
-          <w:r>
-            <w:rPr>
-              <w:color w:val="000000"/>
-            </w:rPr>
             <w:t>4</w:t>
           </w:r>
           <w:r>
@@ -797,13 +512,6 @@
         </w:p>
         <w:p>
           <w:pPr>
-            <w:pBdr>
-              <w:top w:val="none" w:color="auto" w:sz="0" w:space="0"/>
-              <w:left w:val="none" w:color="auto" w:sz="0" w:space="0"/>
-              <w:bottom w:val="none" w:color="auto" w:sz="0" w:space="0"/>
-              <w:right w:val="none" w:color="auto" w:sz="0" w:space="0"/>
-              <w:between w:val="none" w:color="auto" w:sz="0" w:space="0"/>
-            </w:pBdr>
             <w:tabs>
               <w:tab w:val="left" w:pos="432"/>
               <w:tab w:val="right" w:pos="9360"/>
@@ -811,60 +519,31 @@
             <w:spacing w:before="240" w:after="60"/>
             <w:ind w:right="720"/>
             <w:rPr>
-              <w:rFonts w:ascii="Calibri" w:hAnsi="Calibri" w:eastAsia="Calibri" w:cs="Calibri"/>
+              <w:rFonts w:ascii="Calibri" w:eastAsia="Calibri" w:hAnsi="Calibri" w:cs="Calibri"/>
               <w:color w:val="000000"/>
               <w:sz w:val="22"/>
               <w:szCs w:val="22"/>
             </w:rPr>
           </w:pPr>
-          <w:r>
-            <w:fldChar w:fldCharType="begin"/>
-          </w:r>
-          <w:r>
-            <w:instrText xml:space="preserve"> HYPERLINK \l "_b8c59rnzm3to" \h </w:instrText>
-          </w:r>
-          <w:r>
-            <w:fldChar w:fldCharType="separate"/>
-          </w:r>
-          <w:r>
-            <w:rPr>
-              <w:color w:val="000000"/>
-            </w:rPr>
-            <w:t>3.</w:t>
-          </w:r>
-          <w:r>
-            <w:rPr>
-              <w:color w:val="000000"/>
-            </w:rPr>
-            <w:fldChar w:fldCharType="end"/>
-          </w:r>
-          <w:r>
-            <w:fldChar w:fldCharType="begin"/>
-          </w:r>
-          <w:r>
-            <w:instrText xml:space="preserve"> HYPERLINK \l "_b8c59rnzm3to" \h </w:instrText>
-          </w:r>
-          <w:r>
-            <w:fldChar w:fldCharType="separate"/>
-          </w:r>
-          <w:r>
-            <w:rPr>
-              <w:rFonts w:ascii="Calibri" w:hAnsi="Calibri" w:eastAsia="Calibri" w:cs="Calibri"/>
-              <w:color w:val="000000"/>
-              <w:sz w:val="22"/>
-              <w:szCs w:val="22"/>
-            </w:rPr>
-            <w:tab/>
-          </w:r>
-          <w:r>
-            <w:rPr>
-              <w:rFonts w:ascii="Calibri" w:hAnsi="Calibri" w:eastAsia="Calibri" w:cs="Calibri"/>
-              <w:color w:val="000000"/>
-              <w:sz w:val="22"/>
-              <w:szCs w:val="22"/>
-            </w:rPr>
-            <w:fldChar w:fldCharType="end"/>
-          </w:r>
+          <w:hyperlink w:anchor="_b8c59rnzm3to">
+            <w:r>
+              <w:rPr>
+                <w:color w:val="000000"/>
+              </w:rPr>
+              <w:t>3.</w:t>
+            </w:r>
+          </w:hyperlink>
+          <w:hyperlink w:anchor="_b8c59rnzm3to">
+            <w:r>
+              <w:rPr>
+                <w:rFonts w:ascii="Calibri" w:eastAsia="Calibri" w:hAnsi="Calibri" w:cs="Calibri"/>
+                <w:color w:val="000000"/>
+                <w:sz w:val="22"/>
+                <w:szCs w:val="22"/>
+              </w:rPr>
+              <w:tab/>
+            </w:r>
+          </w:hyperlink>
           <w:r>
             <w:fldChar w:fldCharType="begin"/>
           </w:r>
@@ -885,11 +564,6 @@
               <w:color w:val="000000"/>
             </w:rPr>
             <w:tab/>
-          </w:r>
-          <w:r>
-            <w:rPr>
-              <w:color w:val="000000"/>
-            </w:rPr>
             <w:t>4</w:t>
           </w:r>
           <w:r>
@@ -898,13 +572,6 @@
         </w:p>
         <w:p>
           <w:pPr>
-            <w:pBdr>
-              <w:top w:val="none" w:color="auto" w:sz="0" w:space="0"/>
-              <w:left w:val="none" w:color="auto" w:sz="0" w:space="0"/>
-              <w:bottom w:val="none" w:color="auto" w:sz="0" w:space="0"/>
-              <w:right w:val="none" w:color="auto" w:sz="0" w:space="0"/>
-              <w:between w:val="none" w:color="auto" w:sz="0" w:space="0"/>
-            </w:pBdr>
             <w:tabs>
               <w:tab w:val="left" w:pos="432"/>
               <w:tab w:val="right" w:pos="9360"/>
@@ -912,60 +579,31 @@
             <w:spacing w:before="240" w:after="60"/>
             <w:ind w:right="720"/>
             <w:rPr>
-              <w:rFonts w:ascii="Calibri" w:hAnsi="Calibri" w:eastAsia="Calibri" w:cs="Calibri"/>
+              <w:rFonts w:ascii="Calibri" w:eastAsia="Calibri" w:hAnsi="Calibri" w:cs="Calibri"/>
               <w:color w:val="000000"/>
               <w:sz w:val="22"/>
               <w:szCs w:val="22"/>
             </w:rPr>
           </w:pPr>
-          <w:r>
-            <w:fldChar w:fldCharType="begin"/>
-          </w:r>
-          <w:r>
-            <w:instrText xml:space="preserve"> HYPERLINK \l "_uq0xqwl8a571" \h </w:instrText>
-          </w:r>
-          <w:r>
-            <w:fldChar w:fldCharType="separate"/>
-          </w:r>
-          <w:r>
-            <w:rPr>
-              <w:color w:val="000000"/>
-            </w:rPr>
-            <w:t>4.</w:t>
-          </w:r>
-          <w:r>
-            <w:rPr>
-              <w:color w:val="000000"/>
-            </w:rPr>
-            <w:fldChar w:fldCharType="end"/>
-          </w:r>
-          <w:r>
-            <w:fldChar w:fldCharType="begin"/>
-          </w:r>
-          <w:r>
-            <w:instrText xml:space="preserve"> HYPERLINK \l "_uq0xqwl8a571" \h </w:instrText>
-          </w:r>
-          <w:r>
-            <w:fldChar w:fldCharType="separate"/>
-          </w:r>
-          <w:r>
-            <w:rPr>
-              <w:rFonts w:ascii="Calibri" w:hAnsi="Calibri" w:eastAsia="Calibri" w:cs="Calibri"/>
-              <w:color w:val="000000"/>
-              <w:sz w:val="22"/>
-              <w:szCs w:val="22"/>
-            </w:rPr>
-            <w:tab/>
-          </w:r>
-          <w:r>
-            <w:rPr>
-              <w:rFonts w:ascii="Calibri" w:hAnsi="Calibri" w:eastAsia="Calibri" w:cs="Calibri"/>
-              <w:color w:val="000000"/>
-              <w:sz w:val="22"/>
-              <w:szCs w:val="22"/>
-            </w:rPr>
-            <w:fldChar w:fldCharType="end"/>
-          </w:r>
+          <w:hyperlink w:anchor="_uq0xqwl8a571">
+            <w:r>
+              <w:rPr>
+                <w:color w:val="000000"/>
+              </w:rPr>
+              <w:t>4.</w:t>
+            </w:r>
+          </w:hyperlink>
+          <w:hyperlink w:anchor="_uq0xqwl8a571">
+            <w:r>
+              <w:rPr>
+                <w:rFonts w:ascii="Calibri" w:eastAsia="Calibri" w:hAnsi="Calibri" w:cs="Calibri"/>
+                <w:color w:val="000000"/>
+                <w:sz w:val="22"/>
+                <w:szCs w:val="22"/>
+              </w:rPr>
+              <w:tab/>
+            </w:r>
+          </w:hyperlink>
           <w:r>
             <w:fldChar w:fldCharType="begin"/>
           </w:r>
@@ -986,11 +624,6 @@
               <w:color w:val="000000"/>
             </w:rPr>
             <w:tab/>
-          </w:r>
-          <w:r>
-            <w:rPr>
-              <w:color w:val="000000"/>
-            </w:rPr>
             <w:t>4</w:t>
           </w:r>
           <w:r>
@@ -999,73 +632,37 @@
         </w:p>
         <w:p>
           <w:pPr>
-            <w:pBdr>
-              <w:top w:val="none" w:color="auto" w:sz="0" w:space="0"/>
-              <w:left w:val="none" w:color="auto" w:sz="0" w:space="0"/>
-              <w:bottom w:val="none" w:color="auto" w:sz="0" w:space="0"/>
-              <w:right w:val="none" w:color="auto" w:sz="0" w:space="0"/>
-              <w:between w:val="none" w:color="auto" w:sz="0" w:space="0"/>
-            </w:pBdr>
             <w:tabs>
               <w:tab w:val="left" w:pos="902"/>
               <w:tab w:val="right" w:pos="9360"/>
             </w:tabs>
             <w:ind w:left="432" w:right="720"/>
             <w:rPr>
-              <w:rFonts w:ascii="Calibri" w:hAnsi="Calibri" w:eastAsia="Calibri" w:cs="Calibri"/>
+              <w:rFonts w:ascii="Calibri" w:eastAsia="Calibri" w:hAnsi="Calibri" w:cs="Calibri"/>
               <w:color w:val="000000"/>
               <w:sz w:val="22"/>
               <w:szCs w:val="22"/>
             </w:rPr>
           </w:pPr>
-          <w:r>
-            <w:fldChar w:fldCharType="begin"/>
-          </w:r>
-          <w:r>
-            <w:instrText xml:space="preserve"> HYPERLINK \l "_8g3l487ocd3" \h </w:instrText>
-          </w:r>
-          <w:r>
-            <w:fldChar w:fldCharType="separate"/>
-          </w:r>
-          <w:r>
-            <w:rPr>
-              <w:color w:val="000000"/>
-            </w:rPr>
-            <w:t>4.1</w:t>
-          </w:r>
-          <w:r>
-            <w:rPr>
-              <w:color w:val="000000"/>
-            </w:rPr>
-            <w:fldChar w:fldCharType="end"/>
-          </w:r>
-          <w:r>
-            <w:fldChar w:fldCharType="begin"/>
-          </w:r>
-          <w:r>
-            <w:instrText xml:space="preserve"> HYPERLINK \l "_8g3l487ocd3" \h </w:instrText>
-          </w:r>
-          <w:r>
-            <w:fldChar w:fldCharType="separate"/>
-          </w:r>
-          <w:r>
-            <w:rPr>
-              <w:rFonts w:ascii="Calibri" w:hAnsi="Calibri" w:eastAsia="Calibri" w:cs="Calibri"/>
-              <w:color w:val="000000"/>
-              <w:sz w:val="22"/>
-              <w:szCs w:val="22"/>
-            </w:rPr>
-            <w:tab/>
-          </w:r>
-          <w:r>
-            <w:rPr>
-              <w:rFonts w:ascii="Calibri" w:hAnsi="Calibri" w:eastAsia="Calibri" w:cs="Calibri"/>
-              <w:color w:val="000000"/>
-              <w:sz w:val="22"/>
-              <w:szCs w:val="22"/>
-            </w:rPr>
-            <w:fldChar w:fldCharType="end"/>
-          </w:r>
+          <w:hyperlink w:anchor="_8g3l487ocd3">
+            <w:r>
+              <w:rPr>
+                <w:color w:val="000000"/>
+              </w:rPr>
+              <w:t>4.1</w:t>
+            </w:r>
+          </w:hyperlink>
+          <w:hyperlink w:anchor="_8g3l487ocd3">
+            <w:r>
+              <w:rPr>
+                <w:rFonts w:ascii="Calibri" w:eastAsia="Calibri" w:hAnsi="Calibri" w:cs="Calibri"/>
+                <w:color w:val="000000"/>
+                <w:sz w:val="22"/>
+                <w:szCs w:val="22"/>
+              </w:rPr>
+              <w:tab/>
+            </w:r>
+          </w:hyperlink>
           <w:r>
             <w:fldChar w:fldCharType="begin"/>
           </w:r>
@@ -1086,11 +683,6 @@
               <w:color w:val="000000"/>
             </w:rPr>
             <w:tab/>
-          </w:r>
-          <w:r>
-            <w:rPr>
-              <w:color w:val="000000"/>
-            </w:rPr>
             <w:t>5</w:t>
           </w:r>
           <w:r>
@@ -1099,13 +691,6 @@
         </w:p>
         <w:p>
           <w:pPr>
-            <w:pBdr>
-              <w:top w:val="none" w:color="auto" w:sz="0" w:space="0"/>
-              <w:left w:val="none" w:color="auto" w:sz="0" w:space="0"/>
-              <w:bottom w:val="none" w:color="auto" w:sz="0" w:space="0"/>
-              <w:right w:val="none" w:color="auto" w:sz="0" w:space="0"/>
-              <w:between w:val="none" w:color="auto" w:sz="0" w:space="0"/>
-            </w:pBdr>
             <w:tabs>
               <w:tab w:val="left" w:pos="432"/>
               <w:tab w:val="right" w:pos="9360"/>
@@ -1113,60 +698,31 @@
             <w:spacing w:before="240" w:after="60"/>
             <w:ind w:right="720"/>
             <w:rPr>
-              <w:rFonts w:ascii="Calibri" w:hAnsi="Calibri" w:eastAsia="Calibri" w:cs="Calibri"/>
+              <w:rFonts w:ascii="Calibri" w:eastAsia="Calibri" w:hAnsi="Calibri" w:cs="Calibri"/>
               <w:color w:val="000000"/>
               <w:sz w:val="22"/>
               <w:szCs w:val="22"/>
             </w:rPr>
           </w:pPr>
-          <w:r>
-            <w:fldChar w:fldCharType="begin"/>
-          </w:r>
-          <w:r>
-            <w:instrText xml:space="preserve"> HYPERLINK \l "_q5k872bapktx" \h </w:instrText>
-          </w:r>
-          <w:r>
-            <w:fldChar w:fldCharType="separate"/>
-          </w:r>
-          <w:r>
-            <w:rPr>
-              <w:color w:val="000000"/>
-            </w:rPr>
-            <w:t>5.</w:t>
-          </w:r>
-          <w:r>
-            <w:rPr>
-              <w:color w:val="000000"/>
-            </w:rPr>
-            <w:fldChar w:fldCharType="end"/>
-          </w:r>
-          <w:r>
-            <w:fldChar w:fldCharType="begin"/>
-          </w:r>
-          <w:r>
-            <w:instrText xml:space="preserve"> HYPERLINK \l "_q5k872bapktx" \h </w:instrText>
-          </w:r>
-          <w:r>
-            <w:fldChar w:fldCharType="separate"/>
-          </w:r>
-          <w:r>
-            <w:rPr>
-              <w:rFonts w:ascii="Calibri" w:hAnsi="Calibri" w:eastAsia="Calibri" w:cs="Calibri"/>
-              <w:color w:val="000000"/>
-              <w:sz w:val="22"/>
-              <w:szCs w:val="22"/>
-            </w:rPr>
-            <w:tab/>
-          </w:r>
-          <w:r>
-            <w:rPr>
-              <w:rFonts w:ascii="Calibri" w:hAnsi="Calibri" w:eastAsia="Calibri" w:cs="Calibri"/>
-              <w:color w:val="000000"/>
-              <w:sz w:val="22"/>
-              <w:szCs w:val="22"/>
-            </w:rPr>
-            <w:fldChar w:fldCharType="end"/>
-          </w:r>
+          <w:hyperlink w:anchor="_q5k872bapktx">
+            <w:r>
+              <w:rPr>
+                <w:color w:val="000000"/>
+              </w:rPr>
+              <w:t>5.</w:t>
+            </w:r>
+          </w:hyperlink>
+          <w:hyperlink w:anchor="_q5k872bapktx">
+            <w:r>
+              <w:rPr>
+                <w:rFonts w:ascii="Calibri" w:eastAsia="Calibri" w:hAnsi="Calibri" w:cs="Calibri"/>
+                <w:color w:val="000000"/>
+                <w:sz w:val="22"/>
+                <w:szCs w:val="22"/>
+              </w:rPr>
+              <w:tab/>
+            </w:r>
+          </w:hyperlink>
           <w:r>
             <w:fldChar w:fldCharType="begin"/>
           </w:r>
@@ -1187,11 +743,6 @@
               <w:color w:val="000000"/>
             </w:rPr>
             <w:tab/>
-          </w:r>
-          <w:r>
-            <w:rPr>
-              <w:color w:val="000000"/>
-            </w:rPr>
             <w:t>5</w:t>
           </w:r>
           <w:r>
@@ -1200,73 +751,37 @@
         </w:p>
         <w:p>
           <w:pPr>
-            <w:pBdr>
-              <w:top w:val="none" w:color="auto" w:sz="0" w:space="0"/>
-              <w:left w:val="none" w:color="auto" w:sz="0" w:space="0"/>
-              <w:bottom w:val="none" w:color="auto" w:sz="0" w:space="0"/>
-              <w:right w:val="none" w:color="auto" w:sz="0" w:space="0"/>
-              <w:between w:val="none" w:color="auto" w:sz="0" w:space="0"/>
-            </w:pBdr>
             <w:tabs>
               <w:tab w:val="left" w:pos="902"/>
               <w:tab w:val="right" w:pos="9360"/>
             </w:tabs>
             <w:ind w:left="432" w:right="720"/>
             <w:rPr>
-              <w:rFonts w:ascii="Calibri" w:hAnsi="Calibri" w:eastAsia="Calibri" w:cs="Calibri"/>
+              <w:rFonts w:ascii="Calibri" w:eastAsia="Calibri" w:hAnsi="Calibri" w:cs="Calibri"/>
               <w:color w:val="000000"/>
               <w:sz w:val="22"/>
               <w:szCs w:val="22"/>
             </w:rPr>
           </w:pPr>
-          <w:r>
-            <w:fldChar w:fldCharType="begin"/>
-          </w:r>
-          <w:r>
-            <w:instrText xml:space="preserve"> HYPERLINK \l "_bahhq640c077" \h </w:instrText>
-          </w:r>
-          <w:r>
-            <w:fldChar w:fldCharType="separate"/>
-          </w:r>
-          <w:r>
-            <w:rPr>
-              <w:color w:val="000000"/>
-            </w:rPr>
-            <w:t>5.1</w:t>
-          </w:r>
-          <w:r>
-            <w:rPr>
-              <w:color w:val="000000"/>
-            </w:rPr>
-            <w:fldChar w:fldCharType="end"/>
-          </w:r>
-          <w:r>
-            <w:fldChar w:fldCharType="begin"/>
-          </w:r>
-          <w:r>
-            <w:instrText xml:space="preserve"> HYPERLINK \l "_bahhq640c077" \h </w:instrText>
-          </w:r>
-          <w:r>
-            <w:fldChar w:fldCharType="separate"/>
-          </w:r>
-          <w:r>
-            <w:rPr>
-              <w:rFonts w:ascii="Calibri" w:hAnsi="Calibri" w:eastAsia="Calibri" w:cs="Calibri"/>
-              <w:color w:val="000000"/>
-              <w:sz w:val="22"/>
-              <w:szCs w:val="22"/>
-            </w:rPr>
-            <w:tab/>
-          </w:r>
-          <w:r>
-            <w:rPr>
-              <w:rFonts w:ascii="Calibri" w:hAnsi="Calibri" w:eastAsia="Calibri" w:cs="Calibri"/>
-              <w:color w:val="000000"/>
-              <w:sz w:val="22"/>
-              <w:szCs w:val="22"/>
-            </w:rPr>
-            <w:fldChar w:fldCharType="end"/>
-          </w:r>
+          <w:hyperlink w:anchor="_bahhq640c077">
+            <w:r>
+              <w:rPr>
+                <w:color w:val="000000"/>
+              </w:rPr>
+              <w:t>5.1</w:t>
+            </w:r>
+          </w:hyperlink>
+          <w:hyperlink w:anchor="_bahhq640c077">
+            <w:r>
+              <w:rPr>
+                <w:rFonts w:ascii="Calibri" w:eastAsia="Calibri" w:hAnsi="Calibri" w:cs="Calibri"/>
+                <w:color w:val="000000"/>
+                <w:sz w:val="22"/>
+                <w:szCs w:val="22"/>
+              </w:rPr>
+              <w:tab/>
+            </w:r>
+          </w:hyperlink>
           <w:r>
             <w:fldChar w:fldCharType="begin"/>
           </w:r>
@@ -1287,11 +802,6 @@
               <w:color w:val="000000"/>
             </w:rPr>
             <w:tab/>
-          </w:r>
-          <w:r>
-            <w:rPr>
-              <w:color w:val="000000"/>
-            </w:rPr>
             <w:t>5</w:t>
           </w:r>
           <w:r>
@@ -1300,73 +810,37 @@
         </w:p>
         <w:p>
           <w:pPr>
-            <w:pBdr>
-              <w:top w:val="none" w:color="auto" w:sz="0" w:space="0"/>
-              <w:left w:val="none" w:color="auto" w:sz="0" w:space="0"/>
-              <w:bottom w:val="none" w:color="auto" w:sz="0" w:space="0"/>
-              <w:right w:val="none" w:color="auto" w:sz="0" w:space="0"/>
-              <w:between w:val="none" w:color="auto" w:sz="0" w:space="0"/>
-            </w:pBdr>
             <w:tabs>
               <w:tab w:val="left" w:pos="902"/>
               <w:tab w:val="right" w:pos="9360"/>
             </w:tabs>
             <w:ind w:left="432" w:right="720"/>
             <w:rPr>
-              <w:rFonts w:ascii="Calibri" w:hAnsi="Calibri" w:eastAsia="Calibri" w:cs="Calibri"/>
+              <w:rFonts w:ascii="Calibri" w:eastAsia="Calibri" w:hAnsi="Calibri" w:cs="Calibri"/>
               <w:color w:val="000000"/>
               <w:sz w:val="22"/>
               <w:szCs w:val="22"/>
             </w:rPr>
           </w:pPr>
-          <w:r>
-            <w:fldChar w:fldCharType="begin"/>
-          </w:r>
-          <w:r>
-            <w:instrText xml:space="preserve"> HYPERLINK \l "_ag3cj5tpfron" \h </w:instrText>
-          </w:r>
-          <w:r>
-            <w:fldChar w:fldCharType="separate"/>
-          </w:r>
-          <w:r>
-            <w:rPr>
-              <w:color w:val="000000"/>
-            </w:rPr>
-            <w:t>5.2</w:t>
-          </w:r>
-          <w:r>
-            <w:rPr>
-              <w:color w:val="000000"/>
-            </w:rPr>
-            <w:fldChar w:fldCharType="end"/>
-          </w:r>
-          <w:r>
-            <w:fldChar w:fldCharType="begin"/>
-          </w:r>
-          <w:r>
-            <w:instrText xml:space="preserve"> HYPERLINK \l "_ag3cj5tpfron" \h </w:instrText>
-          </w:r>
-          <w:r>
-            <w:fldChar w:fldCharType="separate"/>
-          </w:r>
-          <w:r>
-            <w:rPr>
-              <w:rFonts w:ascii="Calibri" w:hAnsi="Calibri" w:eastAsia="Calibri" w:cs="Calibri"/>
-              <w:color w:val="000000"/>
-              <w:sz w:val="22"/>
-              <w:szCs w:val="22"/>
-            </w:rPr>
-            <w:tab/>
-          </w:r>
-          <w:r>
-            <w:rPr>
-              <w:rFonts w:ascii="Calibri" w:hAnsi="Calibri" w:eastAsia="Calibri" w:cs="Calibri"/>
-              <w:color w:val="000000"/>
-              <w:sz w:val="22"/>
-              <w:szCs w:val="22"/>
-            </w:rPr>
-            <w:fldChar w:fldCharType="end"/>
-          </w:r>
+          <w:hyperlink w:anchor="_ag3cj5tpfron">
+            <w:r>
+              <w:rPr>
+                <w:color w:val="000000"/>
+              </w:rPr>
+              <w:t>5.2</w:t>
+            </w:r>
+          </w:hyperlink>
+          <w:hyperlink w:anchor="_ag3cj5tpfron">
+            <w:r>
+              <w:rPr>
+                <w:rFonts w:ascii="Calibri" w:eastAsia="Calibri" w:hAnsi="Calibri" w:cs="Calibri"/>
+                <w:color w:val="000000"/>
+                <w:sz w:val="22"/>
+                <w:szCs w:val="22"/>
+              </w:rPr>
+              <w:tab/>
+            </w:r>
+          </w:hyperlink>
           <w:r>
             <w:fldChar w:fldCharType="begin"/>
           </w:r>
@@ -1387,11 +861,6 @@
               <w:color w:val="000000"/>
             </w:rPr>
             <w:tab/>
-          </w:r>
-          <w:r>
-            <w:rPr>
-              <w:color w:val="000000"/>
-            </w:rPr>
             <w:t>6</w:t>
           </w:r>
           <w:r>
@@ -1400,13 +869,6 @@
         </w:p>
         <w:p>
           <w:pPr>
-            <w:pBdr>
-              <w:top w:val="none" w:color="auto" w:sz="0" w:space="0"/>
-              <w:left w:val="none" w:color="auto" w:sz="0" w:space="0"/>
-              <w:bottom w:val="none" w:color="auto" w:sz="0" w:space="0"/>
-              <w:right w:val="none" w:color="auto" w:sz="0" w:space="0"/>
-              <w:between w:val="none" w:color="auto" w:sz="0" w:space="0"/>
-            </w:pBdr>
             <w:tabs>
               <w:tab w:val="left" w:pos="432"/>
               <w:tab w:val="right" w:pos="9360"/>
@@ -1414,60 +876,31 @@
             <w:spacing w:before="240" w:after="60"/>
             <w:ind w:right="720"/>
             <w:rPr>
-              <w:rFonts w:ascii="Calibri" w:hAnsi="Calibri" w:eastAsia="Calibri" w:cs="Calibri"/>
+              <w:rFonts w:ascii="Calibri" w:eastAsia="Calibri" w:hAnsi="Calibri" w:cs="Calibri"/>
               <w:color w:val="000000"/>
               <w:sz w:val="22"/>
               <w:szCs w:val="22"/>
             </w:rPr>
           </w:pPr>
-          <w:r>
-            <w:fldChar w:fldCharType="begin"/>
-          </w:r>
-          <w:r>
-            <w:instrText xml:space="preserve"> HYPERLINK \l "_qef86bqzktid" \h </w:instrText>
-          </w:r>
-          <w:r>
-            <w:fldChar w:fldCharType="separate"/>
-          </w:r>
-          <w:r>
-            <w:rPr>
-              <w:color w:val="000000"/>
-            </w:rPr>
-            <w:t>6.</w:t>
-          </w:r>
-          <w:r>
-            <w:rPr>
-              <w:color w:val="000000"/>
-            </w:rPr>
-            <w:fldChar w:fldCharType="end"/>
-          </w:r>
-          <w:r>
-            <w:fldChar w:fldCharType="begin"/>
-          </w:r>
-          <w:r>
-            <w:instrText xml:space="preserve"> HYPERLINK \l "_qef86bqzktid" \h </w:instrText>
-          </w:r>
-          <w:r>
-            <w:fldChar w:fldCharType="separate"/>
-          </w:r>
-          <w:r>
-            <w:rPr>
-              <w:rFonts w:ascii="Calibri" w:hAnsi="Calibri" w:eastAsia="Calibri" w:cs="Calibri"/>
-              <w:color w:val="000000"/>
-              <w:sz w:val="22"/>
-              <w:szCs w:val="22"/>
-            </w:rPr>
-            <w:tab/>
-          </w:r>
-          <w:r>
-            <w:rPr>
-              <w:rFonts w:ascii="Calibri" w:hAnsi="Calibri" w:eastAsia="Calibri" w:cs="Calibri"/>
-              <w:color w:val="000000"/>
-              <w:sz w:val="22"/>
-              <w:szCs w:val="22"/>
-            </w:rPr>
-            <w:fldChar w:fldCharType="end"/>
-          </w:r>
+          <w:hyperlink w:anchor="_qef86bqzktid">
+            <w:r>
+              <w:rPr>
+                <w:color w:val="000000"/>
+              </w:rPr>
+              <w:t>6.</w:t>
+            </w:r>
+          </w:hyperlink>
+          <w:hyperlink w:anchor="_qef86bqzktid">
+            <w:r>
+              <w:rPr>
+                <w:rFonts w:ascii="Calibri" w:eastAsia="Calibri" w:hAnsi="Calibri" w:cs="Calibri"/>
+                <w:color w:val="000000"/>
+                <w:sz w:val="22"/>
+                <w:szCs w:val="22"/>
+              </w:rPr>
+              <w:tab/>
+            </w:r>
+          </w:hyperlink>
           <w:r>
             <w:fldChar w:fldCharType="begin"/>
           </w:r>
@@ -1488,11 +921,6 @@
               <w:color w:val="000000"/>
             </w:rPr>
             <w:tab/>
-          </w:r>
-          <w:r>
-            <w:rPr>
-              <w:color w:val="000000"/>
-            </w:rPr>
             <w:t>7</w:t>
           </w:r>
           <w:r>
@@ -1501,13 +929,6 @@
         </w:p>
         <w:p>
           <w:pPr>
-            <w:pBdr>
-              <w:top w:val="none" w:color="auto" w:sz="0" w:space="0"/>
-              <w:left w:val="none" w:color="auto" w:sz="0" w:space="0"/>
-              <w:bottom w:val="none" w:color="auto" w:sz="0" w:space="0"/>
-              <w:right w:val="none" w:color="auto" w:sz="0" w:space="0"/>
-              <w:between w:val="none" w:color="auto" w:sz="0" w:space="0"/>
-            </w:pBdr>
             <w:tabs>
               <w:tab w:val="left" w:pos="432"/>
               <w:tab w:val="right" w:pos="9360"/>
@@ -1515,60 +936,31 @@
             <w:spacing w:before="240" w:after="60"/>
             <w:ind w:right="720"/>
             <w:rPr>
-              <w:rFonts w:ascii="Calibri" w:hAnsi="Calibri" w:eastAsia="Calibri" w:cs="Calibri"/>
+              <w:rFonts w:ascii="Calibri" w:eastAsia="Calibri" w:hAnsi="Calibri" w:cs="Calibri"/>
               <w:color w:val="000000"/>
               <w:sz w:val="22"/>
               <w:szCs w:val="22"/>
             </w:rPr>
           </w:pPr>
-          <w:r>
-            <w:fldChar w:fldCharType="begin"/>
-          </w:r>
-          <w:r>
-            <w:instrText xml:space="preserve"> HYPERLINK \l "_h4nu597ybyje" \h </w:instrText>
-          </w:r>
-          <w:r>
-            <w:fldChar w:fldCharType="separate"/>
-          </w:r>
-          <w:r>
-            <w:rPr>
-              <w:color w:val="000000"/>
-            </w:rPr>
-            <w:t>7.</w:t>
-          </w:r>
-          <w:r>
-            <w:rPr>
-              <w:color w:val="000000"/>
-            </w:rPr>
-            <w:fldChar w:fldCharType="end"/>
-          </w:r>
-          <w:r>
-            <w:fldChar w:fldCharType="begin"/>
-          </w:r>
-          <w:r>
-            <w:instrText xml:space="preserve"> HYPERLINK \l "_h4nu597ybyje" \h </w:instrText>
-          </w:r>
-          <w:r>
-            <w:fldChar w:fldCharType="separate"/>
-          </w:r>
-          <w:r>
-            <w:rPr>
-              <w:rFonts w:ascii="Calibri" w:hAnsi="Calibri" w:eastAsia="Calibri" w:cs="Calibri"/>
-              <w:color w:val="000000"/>
-              <w:sz w:val="22"/>
-              <w:szCs w:val="22"/>
-            </w:rPr>
-            <w:tab/>
-          </w:r>
-          <w:r>
-            <w:rPr>
-              <w:rFonts w:ascii="Calibri" w:hAnsi="Calibri" w:eastAsia="Calibri" w:cs="Calibri"/>
-              <w:color w:val="000000"/>
-              <w:sz w:val="22"/>
-              <w:szCs w:val="22"/>
-            </w:rPr>
-            <w:fldChar w:fldCharType="end"/>
-          </w:r>
+          <w:hyperlink w:anchor="_h4nu597ybyje">
+            <w:r>
+              <w:rPr>
+                <w:color w:val="000000"/>
+              </w:rPr>
+              <w:t>7.</w:t>
+            </w:r>
+          </w:hyperlink>
+          <w:hyperlink w:anchor="_h4nu597ybyje">
+            <w:r>
+              <w:rPr>
+                <w:rFonts w:ascii="Calibri" w:eastAsia="Calibri" w:hAnsi="Calibri" w:cs="Calibri"/>
+                <w:color w:val="000000"/>
+                <w:sz w:val="22"/>
+                <w:szCs w:val="22"/>
+              </w:rPr>
+              <w:tab/>
+            </w:r>
+          </w:hyperlink>
           <w:r>
             <w:fldChar w:fldCharType="begin"/>
           </w:r>
@@ -1589,11 +981,6 @@
               <w:color w:val="000000"/>
             </w:rPr>
             <w:tab/>
-          </w:r>
-          <w:r>
-            <w:rPr>
-              <w:color w:val="000000"/>
-            </w:rPr>
             <w:t>8</w:t>
           </w:r>
           <w:r>
@@ -1602,13 +989,6 @@
         </w:p>
         <w:p>
           <w:pPr>
-            <w:pBdr>
-              <w:top w:val="none" w:color="auto" w:sz="0" w:space="0"/>
-              <w:left w:val="none" w:color="auto" w:sz="0" w:space="0"/>
-              <w:bottom w:val="none" w:color="auto" w:sz="0" w:space="0"/>
-              <w:right w:val="none" w:color="auto" w:sz="0" w:space="0"/>
-              <w:between w:val="none" w:color="auto" w:sz="0" w:space="0"/>
-            </w:pBdr>
             <w:tabs>
               <w:tab w:val="left" w:pos="432"/>
               <w:tab w:val="right" w:pos="9360"/>
@@ -1616,60 +996,31 @@
             <w:spacing w:before="240" w:after="60"/>
             <w:ind w:right="720"/>
             <w:rPr>
-              <w:rFonts w:ascii="Calibri" w:hAnsi="Calibri" w:eastAsia="Calibri" w:cs="Calibri"/>
+              <w:rFonts w:ascii="Calibri" w:eastAsia="Calibri" w:hAnsi="Calibri" w:cs="Calibri"/>
               <w:color w:val="000000"/>
               <w:sz w:val="22"/>
               <w:szCs w:val="22"/>
             </w:rPr>
           </w:pPr>
-          <w:r>
-            <w:fldChar w:fldCharType="begin"/>
-          </w:r>
-          <w:r>
-            <w:instrText xml:space="preserve"> HYPERLINK \l "_6s3dmgwo9b2a" \h </w:instrText>
-          </w:r>
-          <w:r>
-            <w:fldChar w:fldCharType="separate"/>
-          </w:r>
-          <w:r>
-            <w:rPr>
-              <w:color w:val="000000"/>
-            </w:rPr>
-            <w:t>8.</w:t>
-          </w:r>
-          <w:r>
-            <w:rPr>
-              <w:color w:val="000000"/>
-            </w:rPr>
-            <w:fldChar w:fldCharType="end"/>
-          </w:r>
-          <w:r>
-            <w:fldChar w:fldCharType="begin"/>
-          </w:r>
-          <w:r>
-            <w:instrText xml:space="preserve"> HYPERLINK \l "_6s3dmgwo9b2a" \h </w:instrText>
-          </w:r>
-          <w:r>
-            <w:fldChar w:fldCharType="separate"/>
-          </w:r>
-          <w:r>
-            <w:rPr>
-              <w:rFonts w:ascii="Calibri" w:hAnsi="Calibri" w:eastAsia="Calibri" w:cs="Calibri"/>
-              <w:color w:val="000000"/>
-              <w:sz w:val="22"/>
-              <w:szCs w:val="22"/>
-            </w:rPr>
-            <w:tab/>
-          </w:r>
-          <w:r>
-            <w:rPr>
-              <w:rFonts w:ascii="Calibri" w:hAnsi="Calibri" w:eastAsia="Calibri" w:cs="Calibri"/>
-              <w:color w:val="000000"/>
-              <w:sz w:val="22"/>
-              <w:szCs w:val="22"/>
-            </w:rPr>
-            <w:fldChar w:fldCharType="end"/>
-          </w:r>
+          <w:hyperlink w:anchor="_6s3dmgwo9b2a">
+            <w:r>
+              <w:rPr>
+                <w:color w:val="000000"/>
+              </w:rPr>
+              <w:t>8.</w:t>
+            </w:r>
+          </w:hyperlink>
+          <w:hyperlink w:anchor="_6s3dmgwo9b2a">
+            <w:r>
+              <w:rPr>
+                <w:rFonts w:ascii="Calibri" w:eastAsia="Calibri" w:hAnsi="Calibri" w:cs="Calibri"/>
+                <w:color w:val="000000"/>
+                <w:sz w:val="22"/>
+                <w:szCs w:val="22"/>
+              </w:rPr>
+              <w:tab/>
+            </w:r>
+          </w:hyperlink>
           <w:r>
             <w:fldChar w:fldCharType="begin"/>
           </w:r>
@@ -1690,11 +1041,6 @@
               <w:color w:val="000000"/>
             </w:rPr>
             <w:tab/>
-          </w:r>
-          <w:r>
-            <w:rPr>
-              <w:color w:val="000000"/>
-            </w:rPr>
             <w:t>9</w:t>
           </w:r>
           <w:r>
@@ -1703,13 +1049,6 @@
         </w:p>
         <w:p>
           <w:pPr>
-            <w:pBdr>
-              <w:top w:val="none" w:color="auto" w:sz="0" w:space="0"/>
-              <w:left w:val="none" w:color="auto" w:sz="0" w:space="0"/>
-              <w:bottom w:val="none" w:color="auto" w:sz="0" w:space="0"/>
-              <w:right w:val="none" w:color="auto" w:sz="0" w:space="0"/>
-              <w:between w:val="none" w:color="auto" w:sz="0" w:space="0"/>
-            </w:pBdr>
             <w:tabs>
               <w:tab w:val="left" w:pos="432"/>
               <w:tab w:val="right" w:pos="9360"/>
@@ -1717,60 +1056,31 @@
             <w:spacing w:before="240" w:after="60"/>
             <w:ind w:right="720"/>
             <w:rPr>
-              <w:rFonts w:ascii="Calibri" w:hAnsi="Calibri" w:eastAsia="Calibri" w:cs="Calibri"/>
+              <w:rFonts w:ascii="Calibri" w:eastAsia="Calibri" w:hAnsi="Calibri" w:cs="Calibri"/>
               <w:color w:val="000000"/>
               <w:sz w:val="22"/>
               <w:szCs w:val="22"/>
             </w:rPr>
           </w:pPr>
-          <w:r>
-            <w:fldChar w:fldCharType="begin"/>
-          </w:r>
-          <w:r>
-            <w:instrText xml:space="preserve"> HYPERLINK \l "_q5ov3kye1q3m" \h </w:instrText>
-          </w:r>
-          <w:r>
-            <w:fldChar w:fldCharType="separate"/>
-          </w:r>
-          <w:r>
-            <w:rPr>
-              <w:color w:val="000000"/>
-            </w:rPr>
-            <w:t>9.</w:t>
-          </w:r>
-          <w:r>
-            <w:rPr>
-              <w:color w:val="000000"/>
-            </w:rPr>
-            <w:fldChar w:fldCharType="end"/>
-          </w:r>
-          <w:r>
-            <w:fldChar w:fldCharType="begin"/>
-          </w:r>
-          <w:r>
-            <w:instrText xml:space="preserve"> HYPERLINK \l "_q5ov3kye1q3m" \h </w:instrText>
-          </w:r>
-          <w:r>
-            <w:fldChar w:fldCharType="separate"/>
-          </w:r>
-          <w:r>
-            <w:rPr>
-              <w:rFonts w:ascii="Calibri" w:hAnsi="Calibri" w:eastAsia="Calibri" w:cs="Calibri"/>
-              <w:color w:val="000000"/>
-              <w:sz w:val="22"/>
-              <w:szCs w:val="22"/>
-            </w:rPr>
-            <w:tab/>
-          </w:r>
-          <w:r>
-            <w:rPr>
-              <w:rFonts w:ascii="Calibri" w:hAnsi="Calibri" w:eastAsia="Calibri" w:cs="Calibri"/>
-              <w:color w:val="000000"/>
-              <w:sz w:val="22"/>
-              <w:szCs w:val="22"/>
-            </w:rPr>
-            <w:fldChar w:fldCharType="end"/>
-          </w:r>
+          <w:hyperlink w:anchor="_q5ov3kye1q3m">
+            <w:r>
+              <w:rPr>
+                <w:color w:val="000000"/>
+              </w:rPr>
+              <w:t>9.</w:t>
+            </w:r>
+          </w:hyperlink>
+          <w:hyperlink w:anchor="_q5ov3kye1q3m">
+            <w:r>
+              <w:rPr>
+                <w:rFonts w:ascii="Calibri" w:eastAsia="Calibri" w:hAnsi="Calibri" w:cs="Calibri"/>
+                <w:color w:val="000000"/>
+                <w:sz w:val="22"/>
+                <w:szCs w:val="22"/>
+              </w:rPr>
+              <w:tab/>
+            </w:r>
+          </w:hyperlink>
           <w:r>
             <w:fldChar w:fldCharType="begin"/>
           </w:r>
@@ -1791,11 +1101,6 @@
               <w:color w:val="000000"/>
             </w:rPr>
             <w:tab/>
-          </w:r>
-          <w:r>
-            <w:rPr>
-              <w:color w:val="000000"/>
-            </w:rPr>
             <w:t>9</w:t>
           </w:r>
           <w:r>
@@ -1804,13 +1109,6 @@
         </w:p>
         <w:p>
           <w:pPr>
-            <w:pBdr>
-              <w:top w:val="none" w:color="auto" w:sz="0" w:space="0"/>
-              <w:left w:val="none" w:color="auto" w:sz="0" w:space="0"/>
-              <w:bottom w:val="none" w:color="auto" w:sz="0" w:space="0"/>
-              <w:right w:val="none" w:color="auto" w:sz="0" w:space="0"/>
-              <w:between w:val="none" w:color="auto" w:sz="0" w:space="0"/>
-            </w:pBdr>
             <w:tabs>
               <w:tab w:val="left" w:pos="470"/>
               <w:tab w:val="right" w:pos="9360"/>
@@ -1818,60 +1116,31 @@
             <w:spacing w:before="240" w:after="60"/>
             <w:ind w:right="720"/>
             <w:rPr>
-              <w:rFonts w:ascii="Calibri" w:hAnsi="Calibri" w:eastAsia="Calibri" w:cs="Calibri"/>
+              <w:rFonts w:ascii="Calibri" w:eastAsia="Calibri" w:hAnsi="Calibri" w:cs="Calibri"/>
               <w:color w:val="000000"/>
               <w:sz w:val="22"/>
               <w:szCs w:val="22"/>
             </w:rPr>
           </w:pPr>
-          <w:r>
-            <w:fldChar w:fldCharType="begin"/>
-          </w:r>
-          <w:r>
-            <w:instrText xml:space="preserve"> HYPERLINK \l "_7sjzd8x9jub" \h </w:instrText>
-          </w:r>
-          <w:r>
-            <w:fldChar w:fldCharType="separate"/>
-          </w:r>
-          <w:r>
-            <w:rPr>
-              <w:color w:val="000000"/>
-            </w:rPr>
-            <w:t>10.</w:t>
-          </w:r>
-          <w:r>
-            <w:rPr>
-              <w:color w:val="000000"/>
-            </w:rPr>
-            <w:fldChar w:fldCharType="end"/>
-          </w:r>
-          <w:r>
-            <w:fldChar w:fldCharType="begin"/>
-          </w:r>
-          <w:r>
-            <w:instrText xml:space="preserve"> HYPERLINK \l "_7sjzd8x9jub" \h </w:instrText>
-          </w:r>
-          <w:r>
-            <w:fldChar w:fldCharType="separate"/>
-          </w:r>
-          <w:r>
-            <w:rPr>
-              <w:rFonts w:ascii="Calibri" w:hAnsi="Calibri" w:eastAsia="Calibri" w:cs="Calibri"/>
-              <w:color w:val="000000"/>
-              <w:sz w:val="22"/>
-              <w:szCs w:val="22"/>
-            </w:rPr>
-            <w:tab/>
-          </w:r>
-          <w:r>
-            <w:rPr>
-              <w:rFonts w:ascii="Calibri" w:hAnsi="Calibri" w:eastAsia="Calibri" w:cs="Calibri"/>
-              <w:color w:val="000000"/>
-              <w:sz w:val="22"/>
-              <w:szCs w:val="22"/>
-            </w:rPr>
-            <w:fldChar w:fldCharType="end"/>
-          </w:r>
+          <w:hyperlink w:anchor="_7sjzd8x9jub">
+            <w:r>
+              <w:rPr>
+                <w:color w:val="000000"/>
+              </w:rPr>
+              <w:t>10.</w:t>
+            </w:r>
+          </w:hyperlink>
+          <w:hyperlink w:anchor="_7sjzd8x9jub">
+            <w:r>
+              <w:rPr>
+                <w:rFonts w:ascii="Calibri" w:eastAsia="Calibri" w:hAnsi="Calibri" w:cs="Calibri"/>
+                <w:color w:val="000000"/>
+                <w:sz w:val="22"/>
+                <w:szCs w:val="22"/>
+              </w:rPr>
+              <w:tab/>
+            </w:r>
+          </w:hyperlink>
           <w:r>
             <w:fldChar w:fldCharType="begin"/>
           </w:r>
@@ -1892,11 +1161,6 @@
               <w:color w:val="000000"/>
             </w:rPr>
             <w:tab/>
-          </w:r>
-          <w:r>
-            <w:rPr>
-              <w:color w:val="000000"/>
-            </w:rPr>
             <w:t>9</w:t>
           </w:r>
           <w:r>
@@ -1905,13 +1169,6 @@
         </w:p>
         <w:p>
           <w:pPr>
-            <w:pBdr>
-              <w:top w:val="none" w:color="auto" w:sz="0" w:space="0"/>
-              <w:left w:val="none" w:color="auto" w:sz="0" w:space="0"/>
-              <w:bottom w:val="none" w:color="auto" w:sz="0" w:space="0"/>
-              <w:right w:val="none" w:color="auto" w:sz="0" w:space="0"/>
-              <w:between w:val="none" w:color="auto" w:sz="0" w:space="0"/>
-            </w:pBdr>
             <w:tabs>
               <w:tab w:val="left" w:pos="470"/>
               <w:tab w:val="right" w:pos="9360"/>
@@ -1919,60 +1176,31 @@
             <w:spacing w:before="240" w:after="60"/>
             <w:ind w:right="720"/>
             <w:rPr>
-              <w:rFonts w:ascii="Calibri" w:hAnsi="Calibri" w:eastAsia="Calibri" w:cs="Calibri"/>
+              <w:rFonts w:ascii="Calibri" w:eastAsia="Calibri" w:hAnsi="Calibri" w:cs="Calibri"/>
               <w:color w:val="000000"/>
               <w:sz w:val="22"/>
               <w:szCs w:val="22"/>
             </w:rPr>
           </w:pPr>
-          <w:r>
-            <w:fldChar w:fldCharType="begin"/>
-          </w:r>
-          <w:r>
-            <w:instrText xml:space="preserve"> HYPERLINK \l "_f7ducky3tp2l" \h </w:instrText>
-          </w:r>
-          <w:r>
-            <w:fldChar w:fldCharType="separate"/>
-          </w:r>
-          <w:r>
-            <w:rPr>
-              <w:color w:val="000000"/>
-            </w:rPr>
-            <w:t>11.</w:t>
-          </w:r>
-          <w:r>
-            <w:rPr>
-              <w:color w:val="000000"/>
-            </w:rPr>
-            <w:fldChar w:fldCharType="end"/>
-          </w:r>
-          <w:r>
-            <w:fldChar w:fldCharType="begin"/>
-          </w:r>
-          <w:r>
-            <w:instrText xml:space="preserve"> HYPERLINK \l "_f7ducky3tp2l" \h </w:instrText>
-          </w:r>
-          <w:r>
-            <w:fldChar w:fldCharType="separate"/>
-          </w:r>
-          <w:r>
-            <w:rPr>
-              <w:rFonts w:ascii="Calibri" w:hAnsi="Calibri" w:eastAsia="Calibri" w:cs="Calibri"/>
-              <w:color w:val="000000"/>
-              <w:sz w:val="22"/>
-              <w:szCs w:val="22"/>
-            </w:rPr>
-            <w:tab/>
-          </w:r>
-          <w:r>
-            <w:rPr>
-              <w:rFonts w:ascii="Calibri" w:hAnsi="Calibri" w:eastAsia="Calibri" w:cs="Calibri"/>
-              <w:color w:val="000000"/>
-              <w:sz w:val="22"/>
-              <w:szCs w:val="22"/>
-            </w:rPr>
-            <w:fldChar w:fldCharType="end"/>
-          </w:r>
+          <w:hyperlink w:anchor="_f7ducky3tp2l">
+            <w:r>
+              <w:rPr>
+                <w:color w:val="000000"/>
+              </w:rPr>
+              <w:t>11.</w:t>
+            </w:r>
+          </w:hyperlink>
+          <w:hyperlink w:anchor="_f7ducky3tp2l">
+            <w:r>
+              <w:rPr>
+                <w:rFonts w:ascii="Calibri" w:eastAsia="Calibri" w:hAnsi="Calibri" w:cs="Calibri"/>
+                <w:color w:val="000000"/>
+                <w:sz w:val="22"/>
+                <w:szCs w:val="22"/>
+              </w:rPr>
+              <w:tab/>
+            </w:r>
+          </w:hyperlink>
           <w:r>
             <w:fldChar w:fldCharType="begin"/>
           </w:r>
@@ -1993,11 +1221,6 @@
               <w:color w:val="000000"/>
             </w:rPr>
             <w:tab/>
-          </w:r>
-          <w:r>
-            <w:rPr>
-              <w:color w:val="000000"/>
-            </w:rPr>
             <w:t>10</w:t>
           </w:r>
           <w:r>
@@ -2006,13 +1229,6 @@
         </w:p>
         <w:p>
           <w:pPr>
-            <w:pBdr>
-              <w:top w:val="none" w:color="auto" w:sz="0" w:space="0"/>
-              <w:left w:val="none" w:color="auto" w:sz="0" w:space="0"/>
-              <w:bottom w:val="none" w:color="auto" w:sz="0" w:space="0"/>
-              <w:right w:val="none" w:color="auto" w:sz="0" w:space="0"/>
-              <w:between w:val="none" w:color="auto" w:sz="0" w:space="0"/>
-            </w:pBdr>
             <w:tabs>
               <w:tab w:val="left" w:pos="864"/>
               <w:tab w:val="right" w:pos="9360"/>
@@ -2020,7 +1236,7 @@
             <w:spacing w:before="240" w:after="60"/>
             <w:ind w:right="720"/>
             <w:rPr>
-              <w:rFonts w:ascii="Calibri" w:hAnsi="Calibri" w:eastAsia="Calibri" w:cs="Calibri"/>
+              <w:rFonts w:ascii="Calibri" w:eastAsia="Calibri" w:hAnsi="Calibri" w:cs="Calibri"/>
               <w:color w:val="000000"/>
               <w:sz w:val="24"/>
               <w:szCs w:val="24"/>
@@ -2044,7 +1260,7 @@
       <w:pPr>
         <w:widowControl/>
         <w:rPr>
-          <w:rFonts w:ascii="Arial" w:hAnsi="Arial" w:eastAsia="Arial" w:cs="Arial"/>
+          <w:rFonts w:ascii="Arial" w:eastAsia="Arial" w:hAnsi="Arial" w:cs="Arial"/>
           <w:b/>
           <w:bCs/>
           <w:sz w:val="36"/>
@@ -2057,35 +1273,29 @@
     </w:p>
     <w:p>
       <w:pPr>
-        <w:pStyle w:val="2"/>
+        <w:pStyle w:val="Ttulo1"/>
         <w:numPr>
           <w:ilvl w:val="0"/>
           <w:numId w:val="1"/>
         </w:numPr>
         <w:ind w:left="360" w:hanging="360"/>
         <w:rPr>
-          <w:rFonts w:ascii="Times New Roman" w:hAnsi="Times New Roman" w:eastAsia="Times New Roman" w:cs="Times New Roman"/>
+          <w:rFonts w:ascii="Times New Roman" w:eastAsia="Times New Roman" w:hAnsi="Times New Roman" w:cs="Times New Roman"/>
         </w:rPr>
       </w:pPr>
       <w:bookmarkStart w:id="1" w:name="_fvqsjoegrdax" w:colFirst="0" w:colLast="0"/>
       <w:bookmarkEnd w:id="1"/>
       <w:r>
         <w:rPr>
-          <w:rFonts w:ascii="Times New Roman" w:hAnsi="Times New Roman" w:eastAsia="Times New Roman" w:cs="Times New Roman"/>
-        </w:rPr>
+          <w:rFonts w:ascii="Times New Roman" w:eastAsia="Times New Roman" w:hAnsi="Times New Roman" w:cs="Times New Roman"/>
+        </w:rPr>
+        <w:lastRenderedPageBreak/>
         <w:t>Introdução</w:t>
       </w:r>
     </w:p>
     <w:p>
       <w:pPr>
         <w:widowControl/>
-        <w:pBdr>
-          <w:top w:val="none" w:color="auto" w:sz="0" w:space="0"/>
-          <w:left w:val="none" w:color="auto" w:sz="0" w:space="0"/>
-          <w:bottom w:val="none" w:color="auto" w:sz="0" w:space="0"/>
-          <w:right w:val="none" w:color="auto" w:sz="0" w:space="0"/>
-          <w:between w:val="none" w:color="auto" w:sz="0" w:space="0"/>
-        </w:pBdr>
         <w:ind w:left="720"/>
         <w:jc w:val="both"/>
         <w:rPr>
@@ -2120,7 +1330,7 @@
     </w:p>
     <w:p>
       <w:pPr>
-        <w:pStyle w:val="3"/>
+        <w:pStyle w:val="Ttulo2"/>
         <w:numPr>
           <w:ilvl w:val="1"/>
           <w:numId w:val="1"/>
@@ -2128,7 +1338,7 @@
         <w:ind w:left="720" w:hanging="720"/>
         <w:jc w:val="both"/>
         <w:rPr>
-          <w:rFonts w:ascii="Times New Roman" w:hAnsi="Times New Roman" w:eastAsia="Times New Roman" w:cs="Times New Roman"/>
+          <w:rFonts w:ascii="Times New Roman" w:eastAsia="Times New Roman" w:hAnsi="Times New Roman" w:cs="Times New Roman"/>
           <w:sz w:val="24"/>
           <w:szCs w:val="24"/>
         </w:rPr>
@@ -2137,7 +1347,7 @@
       <w:bookmarkEnd w:id="2"/>
       <w:r>
         <w:rPr>
-          <w:rFonts w:ascii="Times New Roman" w:hAnsi="Times New Roman" w:eastAsia="Times New Roman" w:cs="Times New Roman"/>
+          <w:rFonts w:ascii="Times New Roman" w:eastAsia="Times New Roman" w:hAnsi="Times New Roman" w:cs="Times New Roman"/>
           <w:sz w:val="24"/>
           <w:szCs w:val="24"/>
         </w:rPr>
@@ -2146,13 +1356,6 @@
     </w:p>
     <w:p>
       <w:pPr>
-        <w:pBdr>
-          <w:top w:val="none" w:color="auto" w:sz="0" w:space="0"/>
-          <w:left w:val="none" w:color="auto" w:sz="0" w:space="0"/>
-          <w:bottom w:val="none" w:color="auto" w:sz="0" w:space="0"/>
-          <w:right w:val="none" w:color="auto" w:sz="0" w:space="0"/>
-          <w:between w:val="none" w:color="auto" w:sz="0" w:space="0"/>
-        </w:pBdr>
         <w:spacing w:after="120"/>
         <w:ind w:left="720"/>
         <w:jc w:val="both"/>
@@ -2188,7 +1391,7 @@
     </w:p>
     <w:p>
       <w:pPr>
-        <w:pStyle w:val="3"/>
+        <w:pStyle w:val="Ttulo2"/>
         <w:numPr>
           <w:ilvl w:val="1"/>
           <w:numId w:val="1"/>
@@ -2196,7 +1399,7 @@
         <w:ind w:left="720" w:hanging="720"/>
         <w:jc w:val="both"/>
         <w:rPr>
-          <w:rFonts w:ascii="Times New Roman" w:hAnsi="Times New Roman" w:eastAsia="Times New Roman" w:cs="Times New Roman"/>
+          <w:rFonts w:ascii="Times New Roman" w:eastAsia="Times New Roman" w:hAnsi="Times New Roman" w:cs="Times New Roman"/>
           <w:sz w:val="24"/>
           <w:szCs w:val="24"/>
         </w:rPr>
@@ -2205,7 +1408,7 @@
       <w:bookmarkEnd w:id="3"/>
       <w:r>
         <w:rPr>
-          <w:rFonts w:ascii="Times New Roman" w:hAnsi="Times New Roman" w:eastAsia="Times New Roman" w:cs="Times New Roman"/>
+          <w:rFonts w:ascii="Times New Roman" w:eastAsia="Times New Roman" w:hAnsi="Times New Roman" w:cs="Times New Roman"/>
           <w:sz w:val="24"/>
           <w:szCs w:val="24"/>
         </w:rPr>
@@ -2214,13 +1417,6 @@
     </w:p>
     <w:p>
       <w:pPr>
-        <w:pBdr>
-          <w:top w:val="none" w:color="auto" w:sz="0" w:space="0"/>
-          <w:left w:val="none" w:color="auto" w:sz="0" w:space="0"/>
-          <w:bottom w:val="none" w:color="auto" w:sz="0" w:space="0"/>
-          <w:right w:val="none" w:color="auto" w:sz="0" w:space="0"/>
-          <w:between w:val="none" w:color="auto" w:sz="0" w:space="0"/>
-        </w:pBdr>
         <w:spacing w:after="120"/>
         <w:ind w:left="720"/>
         <w:jc w:val="both"/>
@@ -2316,7 +1512,7 @@
     </w:p>
     <w:p>
       <w:pPr>
-        <w:pStyle w:val="3"/>
+        <w:pStyle w:val="Ttulo2"/>
         <w:numPr>
           <w:ilvl w:val="1"/>
           <w:numId w:val="1"/>
@@ -2324,7 +1520,7 @@
         <w:ind w:left="720" w:hanging="720"/>
         <w:jc w:val="both"/>
         <w:rPr>
-          <w:rFonts w:ascii="Times New Roman" w:hAnsi="Times New Roman" w:eastAsia="Times New Roman" w:cs="Times New Roman"/>
+          <w:rFonts w:ascii="Times New Roman" w:eastAsia="Times New Roman" w:hAnsi="Times New Roman" w:cs="Times New Roman"/>
           <w:sz w:val="24"/>
           <w:szCs w:val="24"/>
         </w:rPr>
@@ -2333,7 +1529,7 @@
       <w:bookmarkEnd w:id="4"/>
       <w:r>
         <w:rPr>
-          <w:rFonts w:ascii="Times New Roman" w:hAnsi="Times New Roman" w:eastAsia="Times New Roman" w:cs="Times New Roman"/>
+          <w:rFonts w:ascii="Times New Roman" w:eastAsia="Times New Roman" w:hAnsi="Times New Roman" w:cs="Times New Roman"/>
           <w:sz w:val="24"/>
           <w:szCs w:val="24"/>
         </w:rPr>
@@ -2342,13 +1538,6 @@
     </w:p>
     <w:p>
       <w:pPr>
-        <w:pBdr>
-          <w:top w:val="none" w:color="auto" w:sz="0" w:space="0"/>
-          <w:left w:val="none" w:color="auto" w:sz="0" w:space="0"/>
-          <w:bottom w:val="none" w:color="auto" w:sz="0" w:space="0"/>
-          <w:right w:val="none" w:color="auto" w:sz="0" w:space="0"/>
-          <w:between w:val="none" w:color="auto" w:sz="0" w:space="0"/>
-        </w:pBdr>
         <w:spacing w:after="120"/>
         <w:ind w:left="720"/>
         <w:jc w:val="both"/>
@@ -2369,7 +1558,7 @@
     </w:p>
     <w:p>
       <w:pPr>
-        <w:pStyle w:val="3"/>
+        <w:pStyle w:val="Ttulo2"/>
         <w:numPr>
           <w:ilvl w:val="1"/>
           <w:numId w:val="1"/>
@@ -2377,7 +1566,7 @@
         <w:ind w:left="720" w:hanging="720"/>
         <w:jc w:val="both"/>
         <w:rPr>
-          <w:rFonts w:ascii="Times New Roman" w:hAnsi="Times New Roman" w:eastAsia="Times New Roman" w:cs="Times New Roman"/>
+          <w:rFonts w:ascii="Times New Roman" w:eastAsia="Times New Roman" w:hAnsi="Times New Roman" w:cs="Times New Roman"/>
           <w:sz w:val="24"/>
           <w:szCs w:val="24"/>
         </w:rPr>
@@ -2386,7 +1575,7 @@
       <w:bookmarkEnd w:id="5"/>
       <w:r>
         <w:rPr>
-          <w:rFonts w:ascii="Times New Roman" w:hAnsi="Times New Roman" w:eastAsia="Times New Roman" w:cs="Times New Roman"/>
+          <w:rFonts w:ascii="Times New Roman" w:eastAsia="Times New Roman" w:hAnsi="Times New Roman" w:cs="Times New Roman"/>
           <w:sz w:val="24"/>
           <w:szCs w:val="24"/>
         </w:rPr>
@@ -2395,13 +1584,6 @@
     </w:p>
     <w:p>
       <w:pPr>
-        <w:pBdr>
-          <w:top w:val="none" w:color="auto" w:sz="0" w:space="0"/>
-          <w:left w:val="none" w:color="auto" w:sz="0" w:space="0"/>
-          <w:bottom w:val="none" w:color="auto" w:sz="0" w:space="0"/>
-          <w:right w:val="none" w:color="auto" w:sz="0" w:space="0"/>
-          <w:between w:val="none" w:color="auto" w:sz="0" w:space="0"/>
-        </w:pBdr>
         <w:spacing w:after="120"/>
         <w:ind w:left="720"/>
         <w:jc w:val="both"/>
@@ -2426,13 +1608,6 @@
           <w:ilvl w:val="0"/>
           <w:numId w:val="2"/>
         </w:numPr>
-        <w:pBdr>
-          <w:top w:val="none" w:color="auto" w:sz="0" w:space="0"/>
-          <w:left w:val="none" w:color="auto" w:sz="0" w:space="0"/>
-          <w:bottom w:val="none" w:color="auto" w:sz="0" w:space="0"/>
-          <w:right w:val="none" w:color="auto" w:sz="0" w:space="0"/>
-          <w:between w:val="none" w:color="auto" w:sz="0" w:space="0"/>
-        </w:pBdr>
         <w:spacing w:after="120"/>
         <w:jc w:val="both"/>
         <w:rPr>
@@ -2456,13 +1631,6 @@
           <w:ilvl w:val="0"/>
           <w:numId w:val="2"/>
         </w:numPr>
-        <w:pBdr>
-          <w:top w:val="none" w:color="auto" w:sz="0" w:space="0"/>
-          <w:left w:val="none" w:color="auto" w:sz="0" w:space="0"/>
-          <w:bottom w:val="none" w:color="auto" w:sz="0" w:space="0"/>
-          <w:right w:val="none" w:color="auto" w:sz="0" w:space="0"/>
-          <w:between w:val="none" w:color="auto" w:sz="0" w:space="0"/>
-        </w:pBdr>
         <w:spacing w:after="120"/>
         <w:jc w:val="both"/>
         <w:rPr>
@@ -2486,13 +1654,6 @@
           <w:ilvl w:val="0"/>
           <w:numId w:val="2"/>
         </w:numPr>
-        <w:pBdr>
-          <w:top w:val="none" w:color="auto" w:sz="0" w:space="0"/>
-          <w:left w:val="none" w:color="auto" w:sz="0" w:space="0"/>
-          <w:bottom w:val="none" w:color="auto" w:sz="0" w:space="0"/>
-          <w:right w:val="none" w:color="auto" w:sz="0" w:space="0"/>
-          <w:between w:val="none" w:color="auto" w:sz="0" w:space="0"/>
-        </w:pBdr>
         <w:spacing w:after="120"/>
         <w:jc w:val="both"/>
         <w:rPr>
@@ -2516,13 +1677,6 @@
           <w:ilvl w:val="0"/>
           <w:numId w:val="2"/>
         </w:numPr>
-        <w:pBdr>
-          <w:top w:val="none" w:color="auto" w:sz="0" w:space="0"/>
-          <w:left w:val="none" w:color="auto" w:sz="0" w:space="0"/>
-          <w:bottom w:val="none" w:color="auto" w:sz="0" w:space="0"/>
-          <w:right w:val="none" w:color="auto" w:sz="0" w:space="0"/>
-          <w:between w:val="none" w:color="auto" w:sz="0" w:space="0"/>
-        </w:pBdr>
         <w:spacing w:after="120"/>
         <w:jc w:val="both"/>
         <w:rPr>
@@ -2546,13 +1700,6 @@
           <w:ilvl w:val="0"/>
           <w:numId w:val="2"/>
         </w:numPr>
-        <w:pBdr>
-          <w:top w:val="none" w:color="auto" w:sz="0" w:space="0"/>
-          <w:left w:val="none" w:color="auto" w:sz="0" w:space="0"/>
-          <w:bottom w:val="none" w:color="auto" w:sz="0" w:space="0"/>
-          <w:right w:val="none" w:color="auto" w:sz="0" w:space="0"/>
-          <w:between w:val="none" w:color="auto" w:sz="0" w:space="0"/>
-        </w:pBdr>
         <w:spacing w:after="120"/>
         <w:jc w:val="both"/>
         <w:rPr>
@@ -2577,13 +1724,6 @@
           <w:ilvl w:val="0"/>
           <w:numId w:val="2"/>
         </w:numPr>
-        <w:pBdr>
-          <w:top w:val="none" w:color="auto" w:sz="0" w:space="0"/>
-          <w:left w:val="none" w:color="auto" w:sz="0" w:space="0"/>
-          <w:bottom w:val="none" w:color="auto" w:sz="0" w:space="0"/>
-          <w:right w:val="none" w:color="auto" w:sz="0" w:space="0"/>
-          <w:between w:val="none" w:color="auto" w:sz="0" w:space="0"/>
-        </w:pBdr>
         <w:spacing w:after="120"/>
         <w:jc w:val="both"/>
         <w:rPr>
@@ -2607,7 +1747,7 @@
     </w:p>
     <w:p>
       <w:pPr>
-        <w:pStyle w:val="3"/>
+        <w:pStyle w:val="Ttulo2"/>
         <w:numPr>
           <w:ilvl w:val="1"/>
           <w:numId w:val="1"/>
@@ -2615,7 +1755,7 @@
         <w:ind w:left="720" w:hanging="720"/>
         <w:jc w:val="both"/>
         <w:rPr>
-          <w:rFonts w:ascii="Times New Roman" w:hAnsi="Times New Roman" w:eastAsia="Times New Roman" w:cs="Times New Roman"/>
+          <w:rFonts w:ascii="Times New Roman" w:eastAsia="Times New Roman" w:hAnsi="Times New Roman" w:cs="Times New Roman"/>
           <w:sz w:val="24"/>
           <w:szCs w:val="24"/>
         </w:rPr>
@@ -2624,7 +1764,7 @@
       <w:bookmarkEnd w:id="6"/>
       <w:r>
         <w:rPr>
-          <w:rFonts w:ascii="Times New Roman" w:hAnsi="Times New Roman" w:eastAsia="Times New Roman" w:cs="Times New Roman"/>
+          <w:rFonts w:ascii="Times New Roman" w:eastAsia="Times New Roman" w:hAnsi="Times New Roman" w:cs="Times New Roman"/>
           <w:sz w:val="24"/>
           <w:szCs w:val="24"/>
         </w:rPr>
@@ -2633,13 +1773,6 @@
     </w:p>
     <w:p>
       <w:pPr>
-        <w:pBdr>
-          <w:top w:val="none" w:color="auto" w:sz="0" w:space="0"/>
-          <w:left w:val="none" w:color="auto" w:sz="0" w:space="0"/>
-          <w:bottom w:val="none" w:color="auto" w:sz="0" w:space="0"/>
-          <w:right w:val="none" w:color="auto" w:sz="0" w:space="0"/>
-          <w:between w:val="none" w:color="auto" w:sz="0" w:space="0"/>
-        </w:pBdr>
         <w:spacing w:after="120"/>
         <w:ind w:left="720"/>
         <w:jc w:val="both"/>
@@ -2664,13 +1797,6 @@
           <w:ilvl w:val="0"/>
           <w:numId w:val="3"/>
         </w:numPr>
-        <w:pBdr>
-          <w:top w:val="none" w:color="auto" w:sz="0" w:space="0"/>
-          <w:left w:val="none" w:color="auto" w:sz="0" w:space="0"/>
-          <w:bottom w:val="none" w:color="auto" w:sz="0" w:space="0"/>
-          <w:right w:val="none" w:color="auto" w:sz="0" w:space="0"/>
-          <w:between w:val="none" w:color="auto" w:sz="0" w:space="0"/>
-        </w:pBdr>
         <w:spacing w:after="120"/>
         <w:jc w:val="both"/>
         <w:rPr>
@@ -2694,13 +1820,6 @@
           <w:ilvl w:val="0"/>
           <w:numId w:val="3"/>
         </w:numPr>
-        <w:pBdr>
-          <w:top w:val="none" w:color="auto" w:sz="0" w:space="0"/>
-          <w:left w:val="none" w:color="auto" w:sz="0" w:space="0"/>
-          <w:bottom w:val="none" w:color="auto" w:sz="0" w:space="0"/>
-          <w:right w:val="none" w:color="auto" w:sz="0" w:space="0"/>
-          <w:between w:val="none" w:color="auto" w:sz="0" w:space="0"/>
-        </w:pBdr>
         <w:spacing w:after="120"/>
         <w:jc w:val="both"/>
         <w:rPr>
@@ -2724,13 +1843,6 @@
           <w:ilvl w:val="0"/>
           <w:numId w:val="3"/>
         </w:numPr>
-        <w:pBdr>
-          <w:top w:val="none" w:color="auto" w:sz="0" w:space="0"/>
-          <w:left w:val="none" w:color="auto" w:sz="0" w:space="0"/>
-          <w:bottom w:val="none" w:color="auto" w:sz="0" w:space="0"/>
-          <w:right w:val="none" w:color="auto" w:sz="0" w:space="0"/>
-          <w:between w:val="none" w:color="auto" w:sz="0" w:space="0"/>
-        </w:pBdr>
         <w:spacing w:after="120"/>
         <w:jc w:val="both"/>
         <w:rPr>
@@ -2754,13 +1866,6 @@
           <w:ilvl w:val="0"/>
           <w:numId w:val="3"/>
         </w:numPr>
-        <w:pBdr>
-          <w:top w:val="none" w:color="auto" w:sz="0" w:space="0"/>
-          <w:left w:val="none" w:color="auto" w:sz="0" w:space="0"/>
-          <w:bottom w:val="none" w:color="auto" w:sz="0" w:space="0"/>
-          <w:right w:val="none" w:color="auto" w:sz="0" w:space="0"/>
-          <w:between w:val="none" w:color="auto" w:sz="0" w:space="0"/>
-        </w:pBdr>
         <w:spacing w:after="120"/>
         <w:jc w:val="both"/>
         <w:rPr>
@@ -2784,27 +1889,21 @@
           <w:ilvl w:val="0"/>
           <w:numId w:val="3"/>
         </w:numPr>
-        <w:pBdr>
-          <w:top w:val="none" w:color="auto" w:sz="0" w:space="0"/>
-          <w:left w:val="none" w:color="auto" w:sz="0" w:space="0"/>
-          <w:bottom w:val="none" w:color="auto" w:sz="0" w:space="0"/>
-          <w:right w:val="none" w:color="auto" w:sz="0" w:space="0"/>
-          <w:between w:val="none" w:color="auto" w:sz="0" w:space="0"/>
-        </w:pBdr>
-        <w:spacing w:after="120"/>
-        <w:jc w:val="both"/>
-        <w:rPr>
-          <w:color w:val="000000"/>
-          <w:sz w:val="24"/>
-          <w:szCs w:val="24"/>
-        </w:rPr>
-      </w:pPr>
-      <w:r>
-        <w:rPr>
-          <w:color w:val="000000"/>
-          <w:sz w:val="24"/>
-          <w:szCs w:val="24"/>
-        </w:rPr>
+        <w:spacing w:after="120"/>
+        <w:jc w:val="both"/>
+        <w:rPr>
+          <w:color w:val="000000"/>
+          <w:sz w:val="24"/>
+          <w:szCs w:val="24"/>
+        </w:rPr>
+      </w:pPr>
+      <w:r>
+        <w:rPr>
+          <w:color w:val="000000"/>
+          <w:sz w:val="24"/>
+          <w:szCs w:val="24"/>
+        </w:rPr>
+        <w:lastRenderedPageBreak/>
         <w:t>Subseção 6: Descreve a visão de processos;</w:t>
       </w:r>
     </w:p>
@@ -2814,13 +1913,6 @@
           <w:ilvl w:val="0"/>
           <w:numId w:val="3"/>
         </w:numPr>
-        <w:pBdr>
-          <w:top w:val="none" w:color="auto" w:sz="0" w:space="0"/>
-          <w:left w:val="none" w:color="auto" w:sz="0" w:space="0"/>
-          <w:bottom w:val="none" w:color="auto" w:sz="0" w:space="0"/>
-          <w:right w:val="none" w:color="auto" w:sz="0" w:space="0"/>
-          <w:between w:val="none" w:color="auto" w:sz="0" w:space="0"/>
-        </w:pBdr>
         <w:spacing w:after="120"/>
         <w:jc w:val="both"/>
         <w:rPr>
@@ -2844,13 +1936,6 @@
           <w:ilvl w:val="0"/>
           <w:numId w:val="3"/>
         </w:numPr>
-        <w:pBdr>
-          <w:top w:val="none" w:color="auto" w:sz="0" w:space="0"/>
-          <w:left w:val="none" w:color="auto" w:sz="0" w:space="0"/>
-          <w:bottom w:val="none" w:color="auto" w:sz="0" w:space="0"/>
-          <w:right w:val="none" w:color="auto" w:sz="0" w:space="0"/>
-          <w:between w:val="none" w:color="auto" w:sz="0" w:space="0"/>
-        </w:pBdr>
         <w:spacing w:after="120"/>
         <w:jc w:val="both"/>
         <w:rPr>
@@ -2874,13 +1959,6 @@
           <w:ilvl w:val="0"/>
           <w:numId w:val="3"/>
         </w:numPr>
-        <w:pBdr>
-          <w:top w:val="none" w:color="auto" w:sz="0" w:space="0"/>
-          <w:left w:val="none" w:color="auto" w:sz="0" w:space="0"/>
-          <w:bottom w:val="none" w:color="auto" w:sz="0" w:space="0"/>
-          <w:right w:val="none" w:color="auto" w:sz="0" w:space="0"/>
-          <w:between w:val="none" w:color="auto" w:sz="0" w:space="0"/>
-        </w:pBdr>
         <w:spacing w:after="120"/>
         <w:jc w:val="both"/>
         <w:rPr>
@@ -2904,13 +1982,6 @@
           <w:ilvl w:val="0"/>
           <w:numId w:val="3"/>
         </w:numPr>
-        <w:pBdr>
-          <w:top w:val="none" w:color="auto" w:sz="0" w:space="0"/>
-          <w:left w:val="none" w:color="auto" w:sz="0" w:space="0"/>
-          <w:bottom w:val="none" w:color="auto" w:sz="0" w:space="0"/>
-          <w:right w:val="none" w:color="auto" w:sz="0" w:space="0"/>
-          <w:between w:val="none" w:color="auto" w:sz="0" w:space="0"/>
-        </w:pBdr>
         <w:spacing w:after="120"/>
         <w:jc w:val="both"/>
         <w:rPr>
@@ -2934,13 +2005,6 @@
           <w:ilvl w:val="0"/>
           <w:numId w:val="3"/>
         </w:numPr>
-        <w:pBdr>
-          <w:top w:val="none" w:color="auto" w:sz="0" w:space="0"/>
-          <w:left w:val="none" w:color="auto" w:sz="0" w:space="0"/>
-          <w:bottom w:val="none" w:color="auto" w:sz="0" w:space="0"/>
-          <w:right w:val="none" w:color="auto" w:sz="0" w:space="0"/>
-          <w:between w:val="none" w:color="auto" w:sz="0" w:space="0"/>
-        </w:pBdr>
         <w:spacing w:after="120"/>
         <w:jc w:val="both"/>
         <w:rPr>
@@ -2964,13 +2028,6 @@
           <w:ilvl w:val="0"/>
           <w:numId w:val="3"/>
         </w:numPr>
-        <w:pBdr>
-          <w:top w:val="none" w:color="auto" w:sz="0" w:space="0"/>
-          <w:left w:val="none" w:color="auto" w:sz="0" w:space="0"/>
-          <w:bottom w:val="none" w:color="auto" w:sz="0" w:space="0"/>
-          <w:right w:val="none" w:color="auto" w:sz="0" w:space="0"/>
-          <w:between w:val="none" w:color="auto" w:sz="0" w:space="0"/>
-        </w:pBdr>
         <w:spacing w:after="120"/>
         <w:jc w:val="both"/>
         <w:rPr>
@@ -2990,7 +2047,7 @@
     </w:p>
     <w:p>
       <w:pPr>
-        <w:pStyle w:val="2"/>
+        <w:pStyle w:val="Ttulo1"/>
         <w:numPr>
           <w:ilvl w:val="0"/>
           <w:numId w:val="1"/>
@@ -2998,27 +2055,20 @@
         <w:ind w:left="360" w:hanging="360"/>
         <w:jc w:val="both"/>
         <w:rPr>
-          <w:rFonts w:ascii="Times New Roman" w:hAnsi="Times New Roman" w:eastAsia="Times New Roman" w:cs="Times New Roman"/>
+          <w:rFonts w:ascii="Times New Roman" w:eastAsia="Times New Roman" w:hAnsi="Times New Roman" w:cs="Times New Roman"/>
         </w:rPr>
       </w:pPr>
       <w:bookmarkStart w:id="7" w:name="_pauxqruneqsh" w:colFirst="0" w:colLast="0"/>
       <w:bookmarkEnd w:id="7"/>
       <w:r>
         <w:rPr>
-          <w:rFonts w:ascii="Times New Roman" w:hAnsi="Times New Roman" w:eastAsia="Times New Roman" w:cs="Times New Roman"/>
+          <w:rFonts w:ascii="Times New Roman" w:eastAsia="Times New Roman" w:hAnsi="Times New Roman" w:cs="Times New Roman"/>
         </w:rPr>
         <w:t>Representação Arquitetural</w:t>
       </w:r>
     </w:p>
     <w:p>
       <w:pPr>
-        <w:pBdr>
-          <w:top w:val="none" w:color="auto" w:sz="0" w:space="0"/>
-          <w:left w:val="none" w:color="auto" w:sz="0" w:space="0"/>
-          <w:bottom w:val="none" w:color="auto" w:sz="0" w:space="0"/>
-          <w:right w:val="none" w:color="auto" w:sz="0" w:space="0"/>
-          <w:between w:val="none" w:color="auto" w:sz="0" w:space="0"/>
-        </w:pBdr>
         <w:spacing w:after="120"/>
         <w:ind w:left="720"/>
         <w:jc w:val="both"/>
@@ -3049,13 +2099,6 @@
     </w:p>
     <w:p>
       <w:pPr>
-        <w:pBdr>
-          <w:top w:val="none" w:color="auto" w:sz="0" w:space="0"/>
-          <w:left w:val="none" w:color="auto" w:sz="0" w:space="0"/>
-          <w:bottom w:val="none" w:color="auto" w:sz="0" w:space="0"/>
-          <w:right w:val="none" w:color="auto" w:sz="0" w:space="0"/>
-          <w:between w:val="none" w:color="auto" w:sz="0" w:space="0"/>
-        </w:pBdr>
         <w:spacing w:after="120"/>
         <w:ind w:left="720"/>
         <w:jc w:val="both"/>
@@ -3080,13 +2123,6 @@
           <w:ilvl w:val="0"/>
           <w:numId w:val="4"/>
         </w:numPr>
-        <w:pBdr>
-          <w:top w:val="none" w:color="auto" w:sz="0" w:space="0"/>
-          <w:left w:val="none" w:color="auto" w:sz="0" w:space="0"/>
-          <w:bottom w:val="none" w:color="auto" w:sz="0" w:space="0"/>
-          <w:right w:val="none" w:color="auto" w:sz="0" w:space="0"/>
-          <w:between w:val="none" w:color="auto" w:sz="0" w:space="0"/>
-        </w:pBdr>
         <w:spacing w:after="120"/>
         <w:jc w:val="both"/>
         <w:rPr>
@@ -3110,13 +2146,6 @@
           <w:ilvl w:val="0"/>
           <w:numId w:val="4"/>
         </w:numPr>
-        <w:pBdr>
-          <w:top w:val="none" w:color="auto" w:sz="0" w:space="0"/>
-          <w:left w:val="none" w:color="auto" w:sz="0" w:space="0"/>
-          <w:bottom w:val="none" w:color="auto" w:sz="0" w:space="0"/>
-          <w:right w:val="none" w:color="auto" w:sz="0" w:space="0"/>
-          <w:between w:val="none" w:color="auto" w:sz="0" w:space="0"/>
-        </w:pBdr>
         <w:spacing w:after="120"/>
         <w:jc w:val="both"/>
         <w:rPr>
@@ -3138,13 +2167,6 @@
           <w:ilvl w:val="0"/>
           <w:numId w:val="4"/>
         </w:numPr>
-        <w:pBdr>
-          <w:top w:val="none" w:color="auto" w:sz="0" w:space="0"/>
-          <w:left w:val="none" w:color="auto" w:sz="0" w:space="0"/>
-          <w:bottom w:val="none" w:color="auto" w:sz="0" w:space="0"/>
-          <w:right w:val="none" w:color="auto" w:sz="0" w:space="0"/>
-          <w:between w:val="none" w:color="auto" w:sz="0" w:space="0"/>
-        </w:pBdr>
         <w:spacing w:after="120"/>
         <w:jc w:val="both"/>
         <w:rPr>
@@ -3164,7 +2186,7 @@
     </w:p>
     <w:p>
       <w:pPr>
-        <w:pStyle w:val="2"/>
+        <w:pStyle w:val="Ttulo1"/>
         <w:numPr>
           <w:ilvl w:val="0"/>
           <w:numId w:val="1"/>
@@ -3172,27 +2194,20 @@
         <w:ind w:left="360" w:hanging="360"/>
         <w:jc w:val="both"/>
         <w:rPr>
-          <w:rFonts w:ascii="Times New Roman" w:hAnsi="Times New Roman" w:eastAsia="Times New Roman" w:cs="Times New Roman"/>
+          <w:rFonts w:ascii="Times New Roman" w:eastAsia="Times New Roman" w:hAnsi="Times New Roman" w:cs="Times New Roman"/>
         </w:rPr>
       </w:pPr>
       <w:bookmarkStart w:id="8" w:name="_b8c59rnzm3to" w:colFirst="0" w:colLast="0"/>
       <w:bookmarkEnd w:id="8"/>
       <w:r>
         <w:rPr>
-          <w:rFonts w:ascii="Times New Roman" w:hAnsi="Times New Roman" w:eastAsia="Times New Roman" w:cs="Times New Roman"/>
+          <w:rFonts w:ascii="Times New Roman" w:eastAsia="Times New Roman" w:hAnsi="Times New Roman" w:cs="Times New Roman"/>
         </w:rPr>
         <w:t>Metas e Restrições da Arquitetura</w:t>
       </w:r>
     </w:p>
     <w:p>
       <w:pPr>
-        <w:pBdr>
-          <w:top w:val="none" w:color="auto" w:sz="0" w:space="0"/>
-          <w:left w:val="none" w:color="auto" w:sz="0" w:space="0"/>
-          <w:bottom w:val="none" w:color="auto" w:sz="0" w:space="0"/>
-          <w:right w:val="none" w:color="auto" w:sz="0" w:space="0"/>
-          <w:between w:val="none" w:color="auto" w:sz="0" w:space="0"/>
-        </w:pBdr>
         <w:spacing w:after="120"/>
         <w:ind w:left="720"/>
         <w:jc w:val="both"/>
@@ -3217,13 +2232,6 @@
           <w:ilvl w:val="0"/>
           <w:numId w:val="5"/>
         </w:numPr>
-        <w:pBdr>
-          <w:top w:val="none" w:color="auto" w:sz="0" w:space="0"/>
-          <w:left w:val="none" w:color="auto" w:sz="0" w:space="0"/>
-          <w:bottom w:val="none" w:color="auto" w:sz="0" w:space="0"/>
-          <w:right w:val="none" w:color="auto" w:sz="0" w:space="0"/>
-          <w:between w:val="none" w:color="auto" w:sz="0" w:space="0"/>
-        </w:pBdr>
         <w:spacing w:after="120"/>
         <w:jc w:val="both"/>
         <w:rPr>
@@ -3277,13 +2285,6 @@
           <w:ilvl w:val="0"/>
           <w:numId w:val="5"/>
         </w:numPr>
-        <w:pBdr>
-          <w:top w:val="none" w:color="auto" w:sz="0" w:space="0"/>
-          <w:left w:val="none" w:color="auto" w:sz="0" w:space="0"/>
-          <w:bottom w:val="none" w:color="auto" w:sz="0" w:space="0"/>
-          <w:right w:val="none" w:color="auto" w:sz="0" w:space="0"/>
-          <w:between w:val="none" w:color="auto" w:sz="0" w:space="0"/>
-        </w:pBdr>
         <w:spacing w:after="120"/>
         <w:jc w:val="both"/>
       </w:pPr>
@@ -3335,7 +2336,7 @@
     </w:p>
     <w:p>
       <w:pPr>
-        <w:pStyle w:val="2"/>
+        <w:pStyle w:val="Ttulo1"/>
         <w:numPr>
           <w:ilvl w:val="0"/>
           <w:numId w:val="1"/>
@@ -3343,27 +2344,20 @@
         <w:ind w:left="360" w:hanging="360"/>
         <w:jc w:val="both"/>
         <w:rPr>
-          <w:rFonts w:ascii="Times New Roman" w:hAnsi="Times New Roman" w:eastAsia="Times New Roman" w:cs="Times New Roman"/>
+          <w:rFonts w:ascii="Times New Roman" w:eastAsia="Times New Roman" w:hAnsi="Times New Roman" w:cs="Times New Roman"/>
         </w:rPr>
       </w:pPr>
       <w:bookmarkStart w:id="9" w:name="_uq0xqwl8a571" w:colFirst="0" w:colLast="0"/>
       <w:bookmarkEnd w:id="9"/>
       <w:r>
         <w:rPr>
-          <w:rFonts w:ascii="Times New Roman" w:hAnsi="Times New Roman" w:eastAsia="Times New Roman" w:cs="Times New Roman"/>
+          <w:rFonts w:ascii="Times New Roman" w:eastAsia="Times New Roman" w:hAnsi="Times New Roman" w:cs="Times New Roman"/>
         </w:rPr>
         <w:t>Visão de Casos de Uso</w:t>
       </w:r>
     </w:p>
     <w:p>
       <w:pPr>
-        <w:pBdr>
-          <w:top w:val="none" w:color="auto" w:sz="0" w:space="0"/>
-          <w:left w:val="none" w:color="auto" w:sz="0" w:space="0"/>
-          <w:bottom w:val="none" w:color="auto" w:sz="0" w:space="0"/>
-          <w:right w:val="none" w:color="auto" w:sz="0" w:space="0"/>
-          <w:between w:val="none" w:color="auto" w:sz="0" w:space="0"/>
-        </w:pBdr>
         <w:spacing w:after="120"/>
         <w:ind w:left="720"/>
         <w:jc w:val="both"/>
@@ -3388,13 +2382,6 @@
           <w:ilvl w:val="0"/>
           <w:numId w:val="6"/>
         </w:numPr>
-        <w:pBdr>
-          <w:top w:val="none" w:color="auto" w:sz="0" w:space="0"/>
-          <w:left w:val="none" w:color="auto" w:sz="0" w:space="0"/>
-          <w:bottom w:val="none" w:color="auto" w:sz="0" w:space="0"/>
-          <w:right w:val="none" w:color="auto" w:sz="0" w:space="0"/>
-          <w:between w:val="none" w:color="auto" w:sz="0" w:space="0"/>
-        </w:pBdr>
         <w:spacing w:after="120"/>
         <w:jc w:val="both"/>
         <w:rPr>
@@ -3418,13 +2405,6 @@
           <w:ilvl w:val="0"/>
           <w:numId w:val="6"/>
         </w:numPr>
-        <w:pBdr>
-          <w:top w:val="none" w:color="auto" w:sz="0" w:space="0"/>
-          <w:left w:val="none" w:color="auto" w:sz="0" w:space="0"/>
-          <w:bottom w:val="none" w:color="auto" w:sz="0" w:space="0"/>
-          <w:right w:val="none" w:color="auto" w:sz="0" w:space="0"/>
-          <w:between w:val="none" w:color="auto" w:sz="0" w:space="0"/>
-        </w:pBdr>
         <w:spacing w:after="120"/>
         <w:jc w:val="both"/>
         <w:rPr>
@@ -3463,13 +2443,6 @@
           <w:ilvl w:val="0"/>
           <w:numId w:val="6"/>
         </w:numPr>
-        <w:pBdr>
-          <w:top w:val="none" w:color="auto" w:sz="0" w:space="0"/>
-          <w:left w:val="none" w:color="auto" w:sz="0" w:space="0"/>
-          <w:bottom w:val="none" w:color="auto" w:sz="0" w:space="0"/>
-          <w:right w:val="none" w:color="auto" w:sz="0" w:space="0"/>
-          <w:between w:val="none" w:color="auto" w:sz="0" w:space="0"/>
-        </w:pBdr>
         <w:spacing w:after="120"/>
         <w:jc w:val="both"/>
         <w:rPr>
@@ -3508,13 +2481,6 @@
           <w:ilvl w:val="0"/>
           <w:numId w:val="6"/>
         </w:numPr>
-        <w:pBdr>
-          <w:top w:val="none" w:color="auto" w:sz="0" w:space="0"/>
-          <w:left w:val="none" w:color="auto" w:sz="0" w:space="0"/>
-          <w:bottom w:val="none" w:color="auto" w:sz="0" w:space="0"/>
-          <w:right w:val="none" w:color="auto" w:sz="0" w:space="0"/>
-          <w:between w:val="none" w:color="auto" w:sz="0" w:space="0"/>
-        </w:pBdr>
         <w:spacing w:after="120"/>
         <w:jc w:val="both"/>
         <w:rPr>
@@ -3553,27 +2519,21 @@
           <w:ilvl w:val="0"/>
           <w:numId w:val="6"/>
         </w:numPr>
-        <w:pBdr>
-          <w:top w:val="none" w:color="auto" w:sz="0" w:space="0"/>
-          <w:left w:val="none" w:color="auto" w:sz="0" w:space="0"/>
-          <w:bottom w:val="none" w:color="auto" w:sz="0" w:space="0"/>
-          <w:right w:val="none" w:color="auto" w:sz="0" w:space="0"/>
-          <w:between w:val="none" w:color="auto" w:sz="0" w:space="0"/>
-        </w:pBdr>
-        <w:spacing w:after="120"/>
-        <w:jc w:val="both"/>
-        <w:rPr>
-          <w:color w:val="000000"/>
-          <w:sz w:val="24"/>
-          <w:szCs w:val="24"/>
-        </w:rPr>
-      </w:pPr>
-      <w:r>
-        <w:rPr>
-          <w:color w:val="000000"/>
-          <w:sz w:val="24"/>
-          <w:szCs w:val="24"/>
-        </w:rPr>
+        <w:spacing w:after="120"/>
+        <w:jc w:val="both"/>
+        <w:rPr>
+          <w:color w:val="000000"/>
+          <w:sz w:val="24"/>
+          <w:szCs w:val="24"/>
+        </w:rPr>
+      </w:pPr>
+      <w:r>
+        <w:rPr>
+          <w:color w:val="000000"/>
+          <w:sz w:val="24"/>
+          <w:szCs w:val="24"/>
+        </w:rPr>
+        <w:lastRenderedPageBreak/>
         <w:t xml:space="preserve">CSU05 – </w:t>
       </w:r>
       <w:r>
@@ -3598,13 +2558,6 @@
           <w:ilvl w:val="0"/>
           <w:numId w:val="6"/>
         </w:numPr>
-        <w:pBdr>
-          <w:top w:val="none" w:color="auto" w:sz="0" w:space="0"/>
-          <w:left w:val="none" w:color="auto" w:sz="0" w:space="0"/>
-          <w:bottom w:val="none" w:color="auto" w:sz="0" w:space="0"/>
-          <w:right w:val="none" w:color="auto" w:sz="0" w:space="0"/>
-          <w:between w:val="none" w:color="auto" w:sz="0" w:space="0"/>
-        </w:pBdr>
         <w:spacing w:after="120"/>
         <w:jc w:val="both"/>
         <w:rPr>
@@ -3643,13 +2596,6 @@
           <w:ilvl w:val="0"/>
           <w:numId w:val="6"/>
         </w:numPr>
-        <w:pBdr>
-          <w:top w:val="none" w:color="auto" w:sz="0" w:space="0"/>
-          <w:left w:val="none" w:color="auto" w:sz="0" w:space="0"/>
-          <w:bottom w:val="none" w:color="auto" w:sz="0" w:space="0"/>
-          <w:right w:val="none" w:color="auto" w:sz="0" w:space="0"/>
-          <w:between w:val="none" w:color="auto" w:sz="0" w:space="0"/>
-        </w:pBdr>
         <w:spacing w:after="120"/>
         <w:jc w:val="both"/>
         <w:rPr>
@@ -3688,13 +2634,6 @@
           <w:ilvl w:val="0"/>
           <w:numId w:val="6"/>
         </w:numPr>
-        <w:pBdr>
-          <w:top w:val="none" w:color="auto" w:sz="0" w:space="0"/>
-          <w:left w:val="none" w:color="auto" w:sz="0" w:space="0"/>
-          <w:bottom w:val="none" w:color="auto" w:sz="0" w:space="0"/>
-          <w:right w:val="none" w:color="auto" w:sz="0" w:space="0"/>
-          <w:between w:val="none" w:color="auto" w:sz="0" w:space="0"/>
-        </w:pBdr>
         <w:spacing w:after="120"/>
         <w:jc w:val="both"/>
         <w:rPr>
@@ -3733,13 +2672,6 @@
           <w:ilvl w:val="0"/>
           <w:numId w:val="6"/>
         </w:numPr>
-        <w:pBdr>
-          <w:top w:val="none" w:color="auto" w:sz="0" w:space="0"/>
-          <w:left w:val="none" w:color="auto" w:sz="0" w:space="0"/>
-          <w:bottom w:val="none" w:color="auto" w:sz="0" w:space="0"/>
-          <w:right w:val="none" w:color="auto" w:sz="0" w:space="0"/>
-          <w:between w:val="none" w:color="auto" w:sz="0" w:space="0"/>
-        </w:pBdr>
         <w:spacing w:after="120"/>
         <w:jc w:val="both"/>
         <w:rPr>
@@ -3778,13 +2710,6 @@
           <w:ilvl w:val="0"/>
           <w:numId w:val="6"/>
         </w:numPr>
-        <w:pBdr>
-          <w:top w:val="none" w:color="auto" w:sz="0" w:space="0"/>
-          <w:left w:val="none" w:color="auto" w:sz="0" w:space="0"/>
-          <w:bottom w:val="none" w:color="auto" w:sz="0" w:space="0"/>
-          <w:right w:val="none" w:color="auto" w:sz="0" w:space="0"/>
-          <w:between w:val="none" w:color="auto" w:sz="0" w:space="0"/>
-        </w:pBdr>
         <w:spacing w:after="120"/>
         <w:jc w:val="both"/>
         <w:rPr>
@@ -3823,13 +2748,6 @@
           <w:ilvl w:val="0"/>
           <w:numId w:val="6"/>
         </w:numPr>
-        <w:pBdr>
-          <w:top w:val="none" w:color="auto" w:sz="0" w:space="0"/>
-          <w:left w:val="none" w:color="auto" w:sz="0" w:space="0"/>
-          <w:bottom w:val="none" w:color="auto" w:sz="0" w:space="0"/>
-          <w:right w:val="none" w:color="auto" w:sz="0" w:space="0"/>
-          <w:between w:val="none" w:color="auto" w:sz="0" w:space="0"/>
-        </w:pBdr>
         <w:spacing w:after="120"/>
         <w:jc w:val="both"/>
         <w:rPr>
@@ -3868,13 +2786,6 @@
           <w:ilvl w:val="0"/>
           <w:numId w:val="6"/>
         </w:numPr>
-        <w:pBdr>
-          <w:top w:val="none" w:color="auto" w:sz="0" w:space="0"/>
-          <w:left w:val="none" w:color="auto" w:sz="0" w:space="0"/>
-          <w:bottom w:val="none" w:color="auto" w:sz="0" w:space="0"/>
-          <w:right w:val="none" w:color="auto" w:sz="0" w:space="0"/>
-          <w:between w:val="none" w:color="auto" w:sz="0" w:space="0"/>
-        </w:pBdr>
         <w:spacing w:after="120"/>
         <w:jc w:val="both"/>
         <w:rPr>
@@ -3914,8 +2825,11 @@
         <w:jc w:val="center"/>
       </w:pPr>
       <w:r>
+        <w:rPr>
+          <w:noProof/>
+        </w:rPr>
         <w:drawing>
-          <wp:inline distT="114300" distB="114300" distL="114300" distR="114300">
+          <wp:inline distT="114300" distB="114300" distL="114300" distR="114300" wp14:anchorId="496E3340" wp14:editId="496E3341">
             <wp:extent cx="5943600" cy="3975100"/>
             <wp:effectExtent l="0" t="0" r="0" b="0"/>
             <wp:docPr id="2" name="image2.png"/>
@@ -3975,7 +2889,7 @@
     </w:p>
     <w:p>
       <w:pPr>
-        <w:pStyle w:val="3"/>
+        <w:pStyle w:val="Ttulo2"/>
         <w:numPr>
           <w:ilvl w:val="1"/>
           <w:numId w:val="1"/>
@@ -3983,7 +2897,7 @@
         <w:ind w:left="720" w:hanging="720"/>
         <w:jc w:val="both"/>
         <w:rPr>
-          <w:rFonts w:ascii="Times New Roman" w:hAnsi="Times New Roman" w:eastAsia="Times New Roman" w:cs="Times New Roman"/>
+          <w:rFonts w:ascii="Times New Roman" w:eastAsia="Times New Roman" w:hAnsi="Times New Roman" w:cs="Times New Roman"/>
           <w:sz w:val="24"/>
           <w:szCs w:val="24"/>
         </w:rPr>
@@ -3992,7 +2906,7 @@
       <w:bookmarkEnd w:id="10"/>
       <w:r>
         <w:rPr>
-          <w:rFonts w:ascii="Times New Roman" w:hAnsi="Times New Roman" w:eastAsia="Times New Roman" w:cs="Times New Roman"/>
+          <w:rFonts w:ascii="Times New Roman" w:eastAsia="Times New Roman" w:hAnsi="Times New Roman" w:cs="Times New Roman"/>
           <w:sz w:val="24"/>
           <w:szCs w:val="24"/>
         </w:rPr>
@@ -4001,13 +2915,6 @@
     </w:p>
     <w:p>
       <w:pPr>
-        <w:pBdr>
-          <w:top w:val="none" w:color="auto" w:sz="0" w:space="0"/>
-          <w:left w:val="none" w:color="auto" w:sz="0" w:space="0"/>
-          <w:bottom w:val="none" w:color="auto" w:sz="0" w:space="0"/>
-          <w:right w:val="none" w:color="auto" w:sz="0" w:space="0"/>
-          <w:between w:val="none" w:color="auto" w:sz="0" w:space="0"/>
-        </w:pBdr>
         <w:spacing w:after="120"/>
         <w:ind w:left="720"/>
         <w:jc w:val="both"/>
@@ -4028,7 +2935,7 @@
     </w:p>
     <w:p>
       <w:pPr>
-        <w:pStyle w:val="2"/>
+        <w:pStyle w:val="Ttulo1"/>
         <w:numPr>
           <w:ilvl w:val="0"/>
           <w:numId w:val="1"/>
@@ -4036,21 +2943,22 @@
         <w:ind w:left="360" w:hanging="360"/>
         <w:jc w:val="both"/>
         <w:rPr>
-          <w:rFonts w:ascii="Times New Roman" w:hAnsi="Times New Roman" w:eastAsia="Times New Roman" w:cs="Times New Roman"/>
+          <w:rFonts w:ascii="Times New Roman" w:eastAsia="Times New Roman" w:hAnsi="Times New Roman" w:cs="Times New Roman"/>
         </w:rPr>
       </w:pPr>
       <w:bookmarkStart w:id="11" w:name="_q5k872bapktx" w:colFirst="0" w:colLast="0"/>
       <w:bookmarkEnd w:id="11"/>
       <w:r>
         <w:rPr>
-          <w:rFonts w:ascii="Times New Roman" w:hAnsi="Times New Roman" w:eastAsia="Times New Roman" w:cs="Times New Roman"/>
-        </w:rPr>
+          <w:rFonts w:ascii="Times New Roman" w:eastAsia="Times New Roman" w:hAnsi="Times New Roman" w:cs="Times New Roman"/>
+        </w:rPr>
+        <w:lastRenderedPageBreak/>
         <w:t>Visão Lógica</w:t>
       </w:r>
     </w:p>
     <w:p>
       <w:pPr>
-        <w:pStyle w:val="3"/>
+        <w:pStyle w:val="Ttulo2"/>
         <w:numPr>
           <w:ilvl w:val="1"/>
           <w:numId w:val="1"/>
@@ -4058,7 +2966,7 @@
         <w:ind w:left="720" w:hanging="720"/>
         <w:jc w:val="both"/>
         <w:rPr>
-          <w:rFonts w:ascii="Times New Roman" w:hAnsi="Times New Roman" w:eastAsia="Times New Roman" w:cs="Times New Roman"/>
+          <w:rFonts w:ascii="Times New Roman" w:eastAsia="Times New Roman" w:hAnsi="Times New Roman" w:cs="Times New Roman"/>
           <w:sz w:val="24"/>
           <w:szCs w:val="24"/>
         </w:rPr>
@@ -4067,7 +2975,7 @@
       <w:bookmarkEnd w:id="12"/>
       <w:r>
         <w:rPr>
-          <w:rFonts w:ascii="Times New Roman" w:hAnsi="Times New Roman" w:eastAsia="Times New Roman" w:cs="Times New Roman"/>
+          <w:rFonts w:ascii="Times New Roman" w:eastAsia="Times New Roman" w:hAnsi="Times New Roman" w:cs="Times New Roman"/>
           <w:sz w:val="24"/>
           <w:szCs w:val="24"/>
         </w:rPr>
@@ -4076,13 +2984,6 @@
     </w:p>
     <w:p>
       <w:pPr>
-        <w:pBdr>
-          <w:top w:val="none" w:color="auto" w:sz="0" w:space="0"/>
-          <w:left w:val="none" w:color="auto" w:sz="0" w:space="0"/>
-          <w:bottom w:val="none" w:color="auto" w:sz="0" w:space="0"/>
-          <w:right w:val="none" w:color="auto" w:sz="0" w:space="0"/>
-          <w:between w:val="none" w:color="auto" w:sz="0" w:space="0"/>
-        </w:pBdr>
         <w:spacing w:after="120"/>
         <w:ind w:left="720"/>
         <w:jc w:val="both"/>
@@ -4123,13 +3024,6 @@
           <w:ilvl w:val="0"/>
           <w:numId w:val="7"/>
         </w:numPr>
-        <w:pBdr>
-          <w:top w:val="none" w:color="auto" w:sz="0" w:space="0"/>
-          <w:left w:val="none" w:color="auto" w:sz="0" w:space="0"/>
-          <w:bottom w:val="none" w:color="auto" w:sz="0" w:space="0"/>
-          <w:right w:val="none" w:color="auto" w:sz="0" w:space="0"/>
-          <w:between w:val="none" w:color="auto" w:sz="0" w:space="0"/>
-        </w:pBdr>
         <w:spacing w:after="120"/>
         <w:jc w:val="both"/>
         <w:rPr>
@@ -4161,13 +3055,6 @@
           <w:ilvl w:val="0"/>
           <w:numId w:val="8"/>
         </w:numPr>
-        <w:pBdr>
-          <w:top w:val="none" w:color="auto" w:sz="0" w:space="0"/>
-          <w:left w:val="none" w:color="auto" w:sz="0" w:space="0"/>
-          <w:bottom w:val="none" w:color="auto" w:sz="0" w:space="0"/>
-          <w:right w:val="none" w:color="auto" w:sz="0" w:space="0"/>
-          <w:between w:val="none" w:color="auto" w:sz="0" w:space="0"/>
-        </w:pBdr>
         <w:spacing w:after="120"/>
         <w:jc w:val="both"/>
         <w:rPr>
@@ -4214,13 +3101,6 @@
           <w:ilvl w:val="0"/>
           <w:numId w:val="8"/>
         </w:numPr>
-        <w:pBdr>
-          <w:top w:val="none" w:color="auto" w:sz="0" w:space="0"/>
-          <w:left w:val="none" w:color="auto" w:sz="0" w:space="0"/>
-          <w:bottom w:val="none" w:color="auto" w:sz="0" w:space="0"/>
-          <w:right w:val="none" w:color="auto" w:sz="0" w:space="0"/>
-          <w:between w:val="none" w:color="auto" w:sz="0" w:space="0"/>
-        </w:pBdr>
         <w:spacing w:after="120"/>
         <w:jc w:val="both"/>
         <w:rPr>
@@ -4247,7 +3127,7 @@
     </w:p>
     <w:p>
       <w:pPr>
-        <w:pStyle w:val="3"/>
+        <w:pStyle w:val="Ttulo2"/>
         <w:numPr>
           <w:ilvl w:val="1"/>
           <w:numId w:val="1"/>
@@ -4255,7 +3135,7 @@
         <w:ind w:left="720" w:hanging="720"/>
         <w:jc w:val="both"/>
         <w:rPr>
-          <w:rFonts w:ascii="Times New Roman" w:hAnsi="Times New Roman" w:eastAsia="Times New Roman" w:cs="Times New Roman"/>
+          <w:rFonts w:ascii="Times New Roman" w:eastAsia="Times New Roman" w:hAnsi="Times New Roman" w:cs="Times New Roman"/>
           <w:sz w:val="24"/>
           <w:szCs w:val="24"/>
         </w:rPr>
@@ -4264,7 +3144,7 @@
       <w:bookmarkEnd w:id="13"/>
       <w:r>
         <w:rPr>
-          <w:rFonts w:ascii="Times New Roman" w:hAnsi="Times New Roman" w:eastAsia="Times New Roman" w:cs="Times New Roman"/>
+          <w:rFonts w:ascii="Times New Roman" w:eastAsia="Times New Roman" w:hAnsi="Times New Roman" w:cs="Times New Roman"/>
           <w:sz w:val="24"/>
           <w:szCs w:val="24"/>
         </w:rPr>
@@ -4274,13 +3154,6 @@
     <w:p/>
     <w:p>
       <w:pPr>
-        <w:pBdr>
-          <w:top w:val="none" w:color="auto" w:sz="0" w:space="0"/>
-          <w:left w:val="none" w:color="auto" w:sz="0" w:space="0"/>
-          <w:bottom w:val="none" w:color="auto" w:sz="0" w:space="0"/>
-          <w:right w:val="none" w:color="auto" w:sz="0" w:space="0"/>
-          <w:between w:val="none" w:color="auto" w:sz="0" w:space="0"/>
-        </w:pBdr>
         <w:spacing w:after="120"/>
         <w:ind w:left="-567"/>
         <w:jc w:val="center"/>
@@ -4290,73 +3163,6 @@
           <w:szCs w:val="24"/>
         </w:rPr>
       </w:pPr>
-    </w:p>
-    <w:p>
-      <w:pPr>
-        <w:keepLines/>
-        <w:pBdr>
-          <w:top w:val="none" w:color="auto" w:sz="0" w:space="0"/>
-          <w:left w:val="none" w:color="auto" w:sz="0" w:space="0"/>
-          <w:bottom w:val="none" w:color="auto" w:sz="0" w:space="0"/>
-          <w:right w:val="none" w:color="auto" w:sz="0" w:space="0"/>
-          <w:between w:val="none" w:color="auto" w:sz="0" w:space="0"/>
-        </w:pBdr>
-        <w:spacing w:after="120"/>
-        <w:ind w:left="720"/>
-        <w:jc w:val="center"/>
-        <w:rPr>
-          <w:color w:val="000000"/>
-          <w:sz w:val="24"/>
-          <w:szCs w:val="24"/>
-        </w:rPr>
-      </w:pPr>
-      <w:r>
-        <w:rPr>
-          <w:color w:val="000000"/>
-          <w:sz w:val="24"/>
-          <w:szCs w:val="24"/>
-        </w:rPr>
-        <w:t>Figura 2 – Diagrama de Pacotes</w:t>
-      </w:r>
-    </w:p>
-    <w:p>
-      <w:pPr>
-        <w:keepLines/>
-        <w:pBdr>
-          <w:top w:val="none" w:color="auto" w:sz="0" w:space="0"/>
-          <w:left w:val="none" w:color="auto" w:sz="0" w:space="0"/>
-          <w:bottom w:val="none" w:color="auto" w:sz="0" w:space="0"/>
-          <w:right w:val="none" w:color="auto" w:sz="0" w:space="0"/>
-          <w:between w:val="none" w:color="auto" w:sz="0" w:space="0"/>
-        </w:pBdr>
-        <w:spacing w:after="120"/>
-        <w:ind w:left="720"/>
-        <w:jc w:val="center"/>
-        <w:rPr>
-          <w:color w:val="000000"/>
-          <w:sz w:val="24"/>
-          <w:szCs w:val="24"/>
-        </w:rPr>
-      </w:pPr>
-    </w:p>
-    <w:p>
-      <w:pPr>
-        <w:keepLines/>
-        <w:pBdr>
-          <w:top w:val="none" w:color="auto" w:sz="0" w:space="0"/>
-          <w:left w:val="none" w:color="auto" w:sz="0" w:space="0"/>
-          <w:bottom w:val="none" w:color="auto" w:sz="0" w:space="0"/>
-          <w:right w:val="none" w:color="auto" w:sz="0" w:space="0"/>
-          <w:between w:val="none" w:color="auto" w:sz="0" w:space="0"/>
-        </w:pBdr>
-        <w:spacing w:after="120"/>
-        <w:jc w:val="both"/>
-        <w:rPr>
-          <w:color w:val="000000"/>
-          <w:sz w:val="24"/>
-          <w:szCs w:val="24"/>
-        </w:rPr>
-      </w:pPr>
       <w:r>
         <w:rPr>
           <w:color w:val="000000"/>
@@ -4364,10 +3170,10 @@
           <w:szCs w:val="24"/>
         </w:rPr>
         <w:drawing>
-          <wp:inline distT="0" distB="0" distL="0" distR="0">
-            <wp:extent cx="5934075" cy="3686175"/>
-            <wp:effectExtent l="0" t="0" r="9525" b="9525"/>
-            <wp:docPr id="1656605000" name="Imagem 1"/>
+          <wp:inline distT="0" distB="0" distL="0" distR="0" wp14:anchorId="40A17B51" wp14:editId="5781A434">
+            <wp:extent cx="5943600" cy="3723640"/>
+            <wp:effectExtent l="0" t="0" r="0" b="0"/>
+            <wp:docPr id="1637946335" name="Imagem 1"/>
             <wp:cNvGraphicFramePr>
               <a:graphicFrameLocks xmlns:a="http://schemas.openxmlformats.org/drawingml/2006/main" noChangeAspect="1"/>
             </wp:cNvGraphicFramePr>
@@ -4375,20 +3181,11 @@
               <a:graphicData uri="http://schemas.openxmlformats.org/drawingml/2006/picture">
                 <pic:pic xmlns:pic="http://schemas.openxmlformats.org/drawingml/2006/picture">
                   <pic:nvPicPr>
-                    <pic:cNvPr id="1656605000" name="Imagem 1"/>
-                    <pic:cNvPicPr>
-                      <a:picLocks noChangeAspect="1" noChangeArrowheads="1"/>
-                    </pic:cNvPicPr>
+                    <pic:cNvPr id="1637946335" name=""/>
+                    <pic:cNvPicPr/>
                   </pic:nvPicPr>
                   <pic:blipFill>
-                    <a:blip r:embed="rId9">
-                      <a:extLst>
-                        <a:ext uri="{28A0092B-C50C-407E-A947-70E740481C1C}">
-                          <a14:useLocalDpi xmlns:a14="http://schemas.microsoft.com/office/drawing/2010/main" val="0"/>
-                        </a:ext>
-                      </a:extLst>
-                    </a:blip>
-                    <a:srcRect/>
+                    <a:blip r:embed="rId9"/>
                     <a:stretch>
                       <a:fillRect/>
                     </a:stretch>
@@ -4396,15 +3193,11 @@
                   <pic:spPr>
                     <a:xfrm>
                       <a:off x="0" y="0"/>
-                      <a:ext cx="5934075" cy="3686175"/>
+                      <a:ext cx="5943600" cy="3723640"/>
                     </a:xfrm>
                     <a:prstGeom prst="rect">
                       <a:avLst/>
                     </a:prstGeom>
-                    <a:noFill/>
-                    <a:ln>
-                      <a:noFill/>
-                    </a:ln>
                   </pic:spPr>
                 </pic:pic>
               </a:graphicData>
@@ -4416,13 +3209,6 @@
     <w:p>
       <w:pPr>
         <w:keepLines/>
-        <w:pBdr>
-          <w:top w:val="none" w:color="auto" w:sz="0" w:space="0"/>
-          <w:left w:val="none" w:color="auto" w:sz="0" w:space="0"/>
-          <w:bottom w:val="none" w:color="auto" w:sz="0" w:space="0"/>
-          <w:right w:val="none" w:color="auto" w:sz="0" w:space="0"/>
-          <w:between w:val="none" w:color="auto" w:sz="0" w:space="0"/>
-        </w:pBdr>
         <w:spacing w:after="120"/>
         <w:ind w:left="720"/>
         <w:jc w:val="center"/>
@@ -4432,22 +3218,18 @@
           <w:szCs w:val="24"/>
         </w:rPr>
       </w:pPr>
-    </w:p>
-    <w:p>
-      <w:pPr>
-        <w:jc w:val="both"/>
-      </w:pPr>
+      <w:r>
+        <w:rPr>
+          <w:color w:val="000000"/>
+          <w:sz w:val="24"/>
+          <w:szCs w:val="24"/>
+        </w:rPr>
+        <w:t>Figura 2 – Diagrama de Pacotes</w:t>
+      </w:r>
     </w:p>
     <w:p>
       <w:pPr>
         <w:keepLines/>
-        <w:pBdr>
-          <w:top w:val="none" w:color="auto" w:sz="0" w:space="0"/>
-          <w:left w:val="none" w:color="auto" w:sz="0" w:space="0"/>
-          <w:bottom w:val="none" w:color="auto" w:sz="0" w:space="0"/>
-          <w:right w:val="none" w:color="auto" w:sz="0" w:space="0"/>
-          <w:between w:val="none" w:color="auto" w:sz="0" w:space="0"/>
-        </w:pBdr>
         <w:spacing w:after="120"/>
         <w:ind w:left="720"/>
         <w:jc w:val="center"/>
@@ -4460,7 +3242,50 @@
     </w:p>
     <w:p>
       <w:pPr>
-        <w:pStyle w:val="2"/>
+        <w:keepLines/>
+        <w:spacing w:after="120"/>
+        <w:jc w:val="both"/>
+        <w:rPr>
+          <w:color w:val="000000"/>
+          <w:sz w:val="24"/>
+          <w:szCs w:val="24"/>
+        </w:rPr>
+      </w:pPr>
+    </w:p>
+    <w:p>
+      <w:pPr>
+        <w:keepLines/>
+        <w:spacing w:after="120"/>
+        <w:ind w:left="720"/>
+        <w:jc w:val="center"/>
+        <w:rPr>
+          <w:color w:val="000000"/>
+          <w:sz w:val="24"/>
+          <w:szCs w:val="24"/>
+        </w:rPr>
+      </w:pPr>
+    </w:p>
+    <w:p>
+      <w:pPr>
+        <w:jc w:val="both"/>
+      </w:pPr>
+    </w:p>
+    <w:p>
+      <w:pPr>
+        <w:keepLines/>
+        <w:spacing w:after="120"/>
+        <w:ind w:left="720"/>
+        <w:jc w:val="center"/>
+        <w:rPr>
+          <w:color w:val="000000"/>
+          <w:sz w:val="24"/>
+          <w:szCs w:val="24"/>
+        </w:rPr>
+      </w:pPr>
+    </w:p>
+    <w:p>
+      <w:pPr>
+        <w:pStyle w:val="Ttulo1"/>
         <w:numPr>
           <w:ilvl w:val="0"/>
           <w:numId w:val="1"/>
@@ -4472,8 +3297,9 @@
       <w:bookmarkEnd w:id="14"/>
       <w:r>
         <w:rPr>
-          <w:rFonts w:ascii="Times New Roman" w:hAnsi="Times New Roman" w:eastAsia="Times New Roman" w:cs="Times New Roman"/>
-        </w:rPr>
+          <w:rFonts w:ascii="Times New Roman" w:eastAsia="Times New Roman" w:hAnsi="Times New Roman" w:cs="Times New Roman"/>
+        </w:rPr>
+        <w:lastRenderedPageBreak/>
         <w:t>Visão de Implantação</w:t>
       </w:r>
     </w:p>
@@ -4481,21 +3307,13 @@
     <w:p>
       <w:pPr>
         <w:jc w:val="center"/>
-        <w:rPr>
-          <w:rFonts w:hint="default"/>
-          <w:lang w:val="pt-BR"/>
-        </w:rPr>
-      </w:pPr>
-      <w:r>
-        <w:rPr>
-          <w:rFonts w:hint="default"/>
-          <w:lang w:val="pt-BR"/>
-        </w:rPr>
+      </w:pPr>
+      <w:r>
         <w:drawing>
-          <wp:inline distT="0" distB="0" distL="114300" distR="114300">
-            <wp:extent cx="4457065" cy="4191000"/>
-            <wp:effectExtent l="0" t="0" r="635" b="0"/>
-            <wp:docPr id="6" name="Imagem 6" descr="Captura de tela 2026-10-27 155726"/>
+          <wp:inline distT="0" distB="0" distL="0" distR="0" wp14:anchorId="29F19F43" wp14:editId="35779DD0">
+            <wp:extent cx="5106113" cy="7116168"/>
+            <wp:effectExtent l="0" t="0" r="0" b="8890"/>
+            <wp:docPr id="2114931498" name="Imagem 1"/>
             <wp:cNvGraphicFramePr>
               <a:graphicFrameLocks xmlns:a="http://schemas.openxmlformats.org/drawingml/2006/main" noChangeAspect="1"/>
             </wp:cNvGraphicFramePr>
@@ -4503,10 +3321,8 @@
               <a:graphicData uri="http://schemas.openxmlformats.org/drawingml/2006/picture">
                 <pic:pic xmlns:pic="http://schemas.openxmlformats.org/drawingml/2006/picture">
                   <pic:nvPicPr>
-                    <pic:cNvPr id="6" name="Imagem 6" descr="Captura de tela 2026-10-27 155726"/>
-                    <pic:cNvPicPr>
-                      <a:picLocks noChangeAspect="1"/>
-                    </pic:cNvPicPr>
+                    <pic:cNvPr id="2114931498" name=""/>
+                    <pic:cNvPicPr/>
                   </pic:nvPicPr>
                   <pic:blipFill>
                     <a:blip r:embed="rId10"/>
@@ -4517,7 +3333,7 @@
                   <pic:spPr>
                     <a:xfrm>
                       <a:off x="0" y="0"/>
-                      <a:ext cx="4457065" cy="4191000"/>
+                      <a:ext cx="5106113" cy="7116168"/>
                     </a:xfrm>
                     <a:prstGeom prst="rect">
                       <a:avLst/>
@@ -4534,13 +3350,6 @@
     <w:p>
       <w:pPr>
         <w:keepLines/>
-        <w:pBdr>
-          <w:top w:val="none" w:color="auto" w:sz="0" w:space="0"/>
-          <w:left w:val="none" w:color="auto" w:sz="0" w:space="0"/>
-          <w:bottom w:val="none" w:color="auto" w:sz="0" w:space="0"/>
-          <w:right w:val="none" w:color="auto" w:sz="0" w:space="0"/>
-          <w:between w:val="none" w:color="auto" w:sz="0" w:space="0"/>
-        </w:pBdr>
         <w:spacing w:after="120"/>
         <w:ind w:left="720"/>
         <w:jc w:val="center"/>
@@ -4560,7 +3369,7 @@
     <w:p/>
     <w:p>
       <w:pPr>
-        <w:pStyle w:val="2"/>
+        <w:pStyle w:val="Ttulo1"/>
         <w:numPr>
           <w:ilvl w:val="0"/>
           <w:numId w:val="1"/>
@@ -4568,18 +3377,14 @@
         <w:ind w:left="360" w:hanging="360"/>
         <w:jc w:val="both"/>
         <w:rPr>
-          <w:rFonts w:hint="default"/>
-          <w:color w:val="000000"/>
-          <w:sz w:val="24"/>
-          <w:szCs w:val="24"/>
-          <w:lang w:val="pt-BR"/>
+          <w:color w:val="000000"/>
         </w:rPr>
       </w:pPr>
       <w:bookmarkStart w:id="15" w:name="_h4nu597ybyje" w:colFirst="0" w:colLast="0"/>
       <w:bookmarkEnd w:id="15"/>
       <w:r>
         <w:rPr>
-          <w:rFonts w:ascii="Times New Roman" w:hAnsi="Times New Roman" w:eastAsia="Times New Roman" w:cs="Times New Roman"/>
+          <w:rFonts w:ascii="Times New Roman" w:eastAsia="Times New Roman" w:hAnsi="Times New Roman" w:cs="Times New Roman"/>
         </w:rPr>
         <w:t>Visão de Implementação</w:t>
       </w:r>
@@ -4587,37 +3392,25 @@
     <w:p>
       <w:pPr>
         <w:keepLines/>
-        <w:pBdr>
-          <w:top w:val="none" w:color="auto" w:sz="0" w:space="0"/>
-          <w:left w:val="none" w:color="auto" w:sz="0" w:space="0"/>
-          <w:bottom w:val="none" w:color="auto" w:sz="0" w:space="0"/>
-          <w:right w:val="none" w:color="auto" w:sz="0" w:space="0"/>
-          <w:between w:val="none" w:color="auto" w:sz="0" w:space="0"/>
-        </w:pBdr>
-        <w:spacing w:after="120"/>
-        <w:ind w:left="720"/>
+        <w:spacing w:after="120"/>
         <w:jc w:val="center"/>
         <w:rPr>
-          <w:rFonts w:hint="default"/>
-          <w:color w:val="000000"/>
-          <w:sz w:val="24"/>
-          <w:szCs w:val="24"/>
-          <w:lang w:val="pt-BR"/>
-        </w:rPr>
-      </w:pPr>
-      <w:r>
-        <w:rPr>
-          <w:rFonts w:hint="default"/>
-          <w:color w:val="000000"/>
-          <w:sz w:val="24"/>
-          <w:szCs w:val="24"/>
-          <w:lang w:val="pt-BR"/>
+          <w:color w:val="000000"/>
+          <w:sz w:val="24"/>
+          <w:szCs w:val="24"/>
+        </w:rPr>
+      </w:pPr>
+      <w:r>
+        <w:rPr>
+          <w:color w:val="000000"/>
+          <w:sz w:val="24"/>
+          <w:szCs w:val="24"/>
         </w:rPr>
         <w:drawing>
-          <wp:inline distT="0" distB="0" distL="114300" distR="114300">
-            <wp:extent cx="5562600" cy="4091305"/>
-            <wp:effectExtent l="0" t="0" r="0" b="4445"/>
-            <wp:docPr id="9" name="Imagem 9" descr="Captura de tela 2026-10-27 155718"/>
+          <wp:inline distT="0" distB="0" distL="0" distR="0" wp14:anchorId="7A3F46D5" wp14:editId="0B9B1C3B">
+            <wp:extent cx="5943600" cy="3723640"/>
+            <wp:effectExtent l="0" t="0" r="0" b="0"/>
+            <wp:docPr id="710882682" name="Imagem 1"/>
             <wp:cNvGraphicFramePr>
               <a:graphicFrameLocks xmlns:a="http://schemas.openxmlformats.org/drawingml/2006/main" noChangeAspect="1"/>
             </wp:cNvGraphicFramePr>
@@ -4625,14 +3418,11 @@
               <a:graphicData uri="http://schemas.openxmlformats.org/drawingml/2006/picture">
                 <pic:pic xmlns:pic="http://schemas.openxmlformats.org/drawingml/2006/picture">
                   <pic:nvPicPr>
-                    <pic:cNvPr id="9" name="Imagem 9" descr="Captura de tela 2026-10-27 155718"/>
-                    <pic:cNvPicPr>
-                      <a:picLocks noChangeAspect="1"/>
-                    </pic:cNvPicPr>
+                    <pic:cNvPr id="1637946335" name=""/>
+                    <pic:cNvPicPr/>
                   </pic:nvPicPr>
                   <pic:blipFill>
-                    <a:blip r:embed="rId11"/>
-                    <a:srcRect r="-309" b="24316"/>
+                    <a:blip r:embed="rId9"/>
                     <a:stretch>
                       <a:fillRect/>
                     </a:stretch>
@@ -4640,7 +3430,7 @@
                   <pic:spPr>
                     <a:xfrm>
                       <a:off x="0" y="0"/>
-                      <a:ext cx="5562600" cy="4091305"/>
+                      <a:ext cx="5943600" cy="3723640"/>
                     </a:xfrm>
                     <a:prstGeom prst="rect">
                       <a:avLst/>
@@ -4652,19 +3442,10 @@
           </wp:inline>
         </w:drawing>
       </w:r>
-      <w:bookmarkStart w:id="20" w:name="_GoBack"/>
-      <w:bookmarkEnd w:id="20"/>
     </w:p>
     <w:p>
       <w:pPr>
         <w:keepLines/>
-        <w:pBdr>
-          <w:top w:val="none" w:color="auto" w:sz="0" w:space="0"/>
-          <w:left w:val="none" w:color="auto" w:sz="0" w:space="0"/>
-          <w:bottom w:val="none" w:color="auto" w:sz="0" w:space="0"/>
-          <w:right w:val="none" w:color="auto" w:sz="0" w:space="0"/>
-          <w:between w:val="none" w:color="auto" w:sz="0" w:space="0"/>
-        </w:pBdr>
         <w:spacing w:after="120"/>
         <w:ind w:left="720"/>
         <w:jc w:val="center"/>
@@ -4686,23 +3467,15 @@
     <w:p>
       <w:pPr>
         <w:jc w:val="center"/>
-        <w:rPr>
-          <w:rFonts w:hint="default"/>
-          <w:lang w:val="pt-BR"/>
-        </w:rPr>
       </w:pPr>
       <w:bookmarkStart w:id="16" w:name="_cmpcc63098lg" w:colFirst="0" w:colLast="0"/>
       <w:bookmarkEnd w:id="16"/>
       <w:r>
-        <w:rPr>
-          <w:rFonts w:hint="default"/>
-          <w:lang w:val="pt-BR"/>
-        </w:rPr>
         <w:drawing>
-          <wp:inline distT="0" distB="0" distL="114300" distR="114300">
-            <wp:extent cx="5797550" cy="3003550"/>
+          <wp:inline distT="0" distB="0" distL="0" distR="0" wp14:anchorId="40EB8376" wp14:editId="14CF1070">
+            <wp:extent cx="5943600" cy="2019935"/>
             <wp:effectExtent l="0" t="0" r="0" b="0"/>
-            <wp:docPr id="10" name="Imagem 10" descr="Captura de tela 2026-10-27 155709"/>
+            <wp:docPr id="167263276" name="Imagem 1"/>
             <wp:cNvGraphicFramePr>
               <a:graphicFrameLocks xmlns:a="http://schemas.openxmlformats.org/drawingml/2006/main" noChangeAspect="1"/>
             </wp:cNvGraphicFramePr>
@@ -4710,14 +3483,11 @@
               <a:graphicData uri="http://schemas.openxmlformats.org/drawingml/2006/picture">
                 <pic:pic xmlns:pic="http://schemas.openxmlformats.org/drawingml/2006/picture">
                   <pic:nvPicPr>
-                    <pic:cNvPr id="10" name="Imagem 10" descr="Captura de tela 2026-10-27 155709"/>
-                    <pic:cNvPicPr>
-                      <a:picLocks noChangeAspect="1"/>
-                    </pic:cNvPicPr>
+                    <pic:cNvPr id="167263276" name=""/>
+                    <pic:cNvPicPr/>
                   </pic:nvPicPr>
                   <pic:blipFill>
-                    <a:blip r:embed="rId12"/>
-                    <a:srcRect r="2426" b="26689"/>
+                    <a:blip r:embed="rId11"/>
                     <a:stretch>
                       <a:fillRect/>
                     </a:stretch>
@@ -4725,7 +3495,7 @@
                   <pic:spPr>
                     <a:xfrm>
                       <a:off x="0" y="0"/>
-                      <a:ext cx="5797550" cy="3003550"/>
+                      <a:ext cx="5943600" cy="2019935"/>
                     </a:xfrm>
                     <a:prstGeom prst="rect">
                       <a:avLst/>
@@ -4746,13 +3516,6 @@
     <w:p>
       <w:pPr>
         <w:keepLines/>
-        <w:pBdr>
-          <w:top w:val="none" w:color="auto" w:sz="0" w:space="0"/>
-          <w:left w:val="none" w:color="auto" w:sz="0" w:space="0"/>
-          <w:bottom w:val="none" w:color="auto" w:sz="0" w:space="0"/>
-          <w:right w:val="none" w:color="auto" w:sz="0" w:space="0"/>
-          <w:between w:val="none" w:color="auto" w:sz="0" w:space="0"/>
-        </w:pBdr>
         <w:spacing w:after="120"/>
         <w:ind w:left="720"/>
         <w:jc w:val="center"/>
@@ -4772,7 +3535,7 @@
     <w:p/>
     <w:p>
       <w:pPr>
-        <w:pStyle w:val="2"/>
+        <w:pStyle w:val="Ttulo1"/>
         <w:numPr>
           <w:ilvl w:val="0"/>
           <w:numId w:val="1"/>
@@ -4784,21 +3547,15 @@
       <w:bookmarkEnd w:id="17"/>
       <w:r>
         <w:rPr>
-          <w:rFonts w:ascii="Times New Roman" w:hAnsi="Times New Roman" w:eastAsia="Times New Roman" w:cs="Times New Roman"/>
-        </w:rPr>
+          <w:rFonts w:ascii="Times New Roman" w:eastAsia="Times New Roman" w:hAnsi="Times New Roman" w:cs="Times New Roman"/>
+        </w:rPr>
+        <w:lastRenderedPageBreak/>
         <w:t xml:space="preserve">Visão de Dados </w:t>
       </w:r>
     </w:p>
     <w:p>
       <w:pPr>
         <w:keepLines/>
-        <w:pBdr>
-          <w:top w:val="none" w:color="auto" w:sz="0" w:space="0"/>
-          <w:left w:val="none" w:color="auto" w:sz="0" w:space="0"/>
-          <w:bottom w:val="none" w:color="auto" w:sz="0" w:space="0"/>
-          <w:right w:val="none" w:color="auto" w:sz="0" w:space="0"/>
-          <w:between w:val="none" w:color="auto" w:sz="0" w:space="0"/>
-        </w:pBdr>
         <w:spacing w:after="120"/>
         <w:jc w:val="center"/>
         <w:rPr>
@@ -4809,11 +3566,12 @@
       </w:pPr>
       <w:r>
         <w:rPr>
+          <w:noProof/>
           <w:sz w:val="24"/>
           <w:szCs w:val="24"/>
         </w:rPr>
         <w:drawing>
-          <wp:inline distT="114300" distB="114300" distL="114300" distR="114300">
+          <wp:inline distT="114300" distB="114300" distL="114300" distR="114300" wp14:anchorId="496E334A" wp14:editId="496E334B">
             <wp:extent cx="5943600" cy="5270500"/>
             <wp:effectExtent l="0" t="0" r="0" b="0"/>
             <wp:docPr id="3" name="image3.png"/>
@@ -4826,7 +3584,7 @@
                     <pic:cNvPicPr preferRelativeResize="0"/>
                   </pic:nvPicPr>
                   <pic:blipFill>
-                    <a:blip r:embed="rId13"/>
+                    <a:blip r:embed="rId12"/>
                     <a:srcRect/>
                     <a:stretch>
                       <a:fillRect/>
@@ -4859,13 +3617,6 @@
     <w:p>
       <w:pPr>
         <w:keepLines/>
-        <w:pBdr>
-          <w:top w:val="none" w:color="auto" w:sz="0" w:space="0"/>
-          <w:left w:val="none" w:color="auto" w:sz="0" w:space="0"/>
-          <w:bottom w:val="none" w:color="auto" w:sz="0" w:space="0"/>
-          <w:right w:val="none" w:color="auto" w:sz="0" w:space="0"/>
-          <w:between w:val="none" w:color="auto" w:sz="0" w:space="0"/>
-        </w:pBdr>
         <w:spacing w:after="120"/>
         <w:jc w:val="center"/>
         <w:rPr>
@@ -4875,7 +3626,7 @@
     </w:p>
     <w:p>
       <w:pPr>
-        <w:pStyle w:val="2"/>
+        <w:pStyle w:val="Ttulo1"/>
         <w:numPr>
           <w:ilvl w:val="0"/>
           <w:numId w:val="1"/>
@@ -4883,27 +3634,20 @@
         <w:ind w:left="360" w:hanging="360"/>
         <w:jc w:val="both"/>
         <w:rPr>
-          <w:rFonts w:ascii="Times New Roman" w:hAnsi="Times New Roman" w:eastAsia="Times New Roman" w:cs="Times New Roman"/>
+          <w:rFonts w:ascii="Times New Roman" w:eastAsia="Times New Roman" w:hAnsi="Times New Roman" w:cs="Times New Roman"/>
         </w:rPr>
       </w:pPr>
       <w:bookmarkStart w:id="18" w:name="_q5ov3kye1q3m" w:colFirst="0" w:colLast="0"/>
       <w:bookmarkEnd w:id="18"/>
       <w:r>
         <w:rPr>
-          <w:rFonts w:ascii="Times New Roman" w:hAnsi="Times New Roman" w:eastAsia="Times New Roman" w:cs="Times New Roman"/>
+          <w:rFonts w:ascii="Times New Roman" w:eastAsia="Times New Roman" w:hAnsi="Times New Roman" w:cs="Times New Roman"/>
         </w:rPr>
         <w:t>Tamanho e Performance</w:t>
       </w:r>
     </w:p>
     <w:p>
       <w:pPr>
-        <w:pBdr>
-          <w:top w:val="none" w:color="auto" w:sz="0" w:space="0"/>
-          <w:left w:val="none" w:color="auto" w:sz="0" w:space="0"/>
-          <w:bottom w:val="none" w:color="auto" w:sz="0" w:space="0"/>
-          <w:right w:val="none" w:color="auto" w:sz="0" w:space="0"/>
-          <w:between w:val="none" w:color="auto" w:sz="0" w:space="0"/>
-        </w:pBdr>
         <w:spacing w:after="120"/>
         <w:ind w:left="720"/>
         <w:jc w:val="both"/>
@@ -4924,7 +3668,7 @@
     </w:p>
     <w:p>
       <w:pPr>
-        <w:pStyle w:val="2"/>
+        <w:pStyle w:val="Ttulo1"/>
         <w:numPr>
           <w:ilvl w:val="0"/>
           <w:numId w:val="1"/>
@@ -4932,27 +3676,20 @@
         <w:ind w:left="360" w:hanging="360"/>
         <w:jc w:val="both"/>
         <w:rPr>
-          <w:rFonts w:ascii="Times New Roman" w:hAnsi="Times New Roman" w:eastAsia="Times New Roman" w:cs="Times New Roman"/>
+          <w:rFonts w:ascii="Times New Roman" w:eastAsia="Times New Roman" w:hAnsi="Times New Roman" w:cs="Times New Roman"/>
         </w:rPr>
       </w:pPr>
       <w:bookmarkStart w:id="19" w:name="_7sjzd8x9jub" w:colFirst="0" w:colLast="0"/>
       <w:bookmarkEnd w:id="19"/>
       <w:r>
         <w:rPr>
-          <w:rFonts w:ascii="Times New Roman" w:hAnsi="Times New Roman" w:eastAsia="Times New Roman" w:cs="Times New Roman"/>
+          <w:rFonts w:ascii="Times New Roman" w:eastAsia="Times New Roman" w:hAnsi="Times New Roman" w:cs="Times New Roman"/>
         </w:rPr>
         <w:t>Qualidade</w:t>
       </w:r>
     </w:p>
     <w:p>
       <w:pPr>
-        <w:pBdr>
-          <w:top w:val="none" w:color="auto" w:sz="0" w:space="0"/>
-          <w:left w:val="none" w:color="auto" w:sz="0" w:space="0"/>
-          <w:bottom w:val="none" w:color="auto" w:sz="0" w:space="0"/>
-          <w:right w:val="none" w:color="auto" w:sz="0" w:space="0"/>
-          <w:between w:val="none" w:color="auto" w:sz="0" w:space="0"/>
-        </w:pBdr>
         <w:spacing w:after="120"/>
         <w:ind w:left="720"/>
         <w:jc w:val="both"/>
@@ -4970,43 +3707,50 @@
       </w:r>
     </w:p>
     <w:sectPr>
-      <w:headerReference r:id="rId5" w:type="first"/>
-      <w:headerReference r:id="rId4" w:type="default"/>
-      <w:footerReference r:id="rId6" w:type="default"/>
+      <w:headerReference w:type="default" r:id="rId13"/>
+      <w:footerReference w:type="default" r:id="rId14"/>
+      <w:headerReference w:type="first" r:id="rId15"/>
       <w:pgSz w:w="12240" w:h="15840"/>
       <w:pgMar w:top="1417" w:right="1440" w:bottom="1417" w:left="1440" w:header="720" w:footer="720" w:gutter="0"/>
-      <w:cols w:space="720" w:num="1"/>
+      <w:cols w:space="720"/>
     </w:sectPr>
   </w:body>
 </w:document>
 </file>
 
+<file path=word/endnotes.xml><?xml version="1.0" encoding="utf-8"?>
+<w:endnotes xmlns:wpc="http://schemas.microsoft.com/office/word/2010/wordprocessingCanvas" xmlns:cx="http://schemas.microsoft.com/office/drawing/2014/chartex" xmlns:cx1="http://schemas.microsoft.com/office/drawing/2015/9/8/chartex" xmlns:cx2="http://schemas.microsoft.com/office/drawing/2015/10/21/chartex" xmlns:cx3="http://schemas.microsoft.com/office/drawing/2016/5/9/chartex" xmlns:cx4="http://schemas.microsoft.com/office/drawing/2016/5/10/chartex" xmlns:cx5="http://schemas.microsoft.com/office/drawing/2016/5/11/chartex" xmlns:cx6="http://schemas.microsoft.com/office/drawing/2016/5/12/chartex" xmlns:cx7="http://schemas.microsoft.com/office/drawing/2016/5/13/chartex" xmlns:cx8="http://schemas.microsoft.com/office/drawing/2016/5/14/chartex" xmlns:mc="http://schemas.openxmlformats.org/markup-compatibility/2006" xmlns:aink="http://schemas.microsoft.com/office/drawing/2016/ink" xmlns:am3d="http://schemas.microsoft.com/office/drawing/2017/model3d" xmlns:o="urn:schemas-microsoft-com:office:office" xmlns:oel="http://schemas.microsoft.com/office/2019/extlst" xmlns:r="http://schemas.openxmlformats.org/officeDocument/2006/relationships" xmlns:m="http://schemas.openxmlformats.org/officeDocument/2006/math" xmlns:v="urn:schemas-microsoft-com:vml" xmlns:wp14="http://schemas.microsoft.com/office/word/2010/wordprocessingDrawing" xmlns:wp="http://schemas.openxmlformats.org/drawingml/2006/wordprocessingDrawing" xmlns:w10="urn:schemas-microsoft-com:office:word" xmlns:w="http://schemas.openxmlformats.org/wordprocessingml/2006/main" xmlns:w14="http://schemas.microsoft.com/office/word/2010/wordml" xmlns:w15="http://schemas.microsoft.com/office/word/2012/wordml" xmlns:w16cex="http://schemas.microsoft.com/office/word/2018/wordml/cex" xmlns:w16cid="http://schemas.microsoft.com/office/word/2016/wordml/cid" xmlns:w16="http://schemas.microsoft.com/office/word/2018/wordml" xmlns:w16du="http://schemas.microsoft.com/office/word/2023/wordml/word16du" xmlns:w16sdtdh="http://schemas.microsoft.com/office/word/2020/wordml/sdtdatahash" xmlns:w16sdtfl="http://schemas.microsoft.com/office/word/2024/wordml/sdtformatlock" xmlns:w16se="http://schemas.microsoft.com/office/word/2015/wordml/symex" xmlns:wpg="http://schemas.microsoft.com/office/word/2010/wordprocessingGroup" xmlns:wpi="http://schemas.microsoft.com/office/word/2010/wordprocessingInk" xmlns:wne="http://schemas.microsoft.com/office/word/2006/wordml" xmlns:wps="http://schemas.microsoft.com/office/word/2010/wordprocessingShape" mc:Ignorable="w14 w15 w16se w16cid w16 w16cex w16sdtdh w16sdtfl w16du wp14">
+  <w:endnote w:type="separator" w:id="-1">
+    <w:p>
+      <w:r>
+        <w:separator/>
+      </w:r>
+    </w:p>
+  </w:endnote>
+  <w:endnote w:type="continuationSeparator" w:id="0">
+    <w:p>
+      <w:r>
+        <w:continuationSeparator/>
+      </w:r>
+    </w:p>
+  </w:endnote>
+</w:endnotes>
+</file>
+
 <file path=word/footer1.xml><?xml version="1.0" encoding="utf-8"?>
-<w:ftr xmlns:wpc="http://schemas.microsoft.com/office/word/2010/wordprocessingCanvas" xmlns:mc="http://schemas.openxmlformats.org/markup-compatibility/2006" xmlns:o="urn:schemas-microsoft-com:office:office" xmlns:r="http://schemas.openxmlformats.org/officeDocument/2006/relationships" xmlns:m="http://schemas.openxmlformats.org/officeDocument/2006/math" xmlns:v="urn:schemas-microsoft-com:vml" xmlns:wp14="http://schemas.microsoft.com/office/word/2010/wordprocessingDrawing" xmlns:wp="http://schemas.openxmlformats.org/drawingml/2006/wordprocessingDrawing" xmlns:w10="urn:schemas-microsoft-com:office:word" xmlns:w="http://schemas.openxmlformats.org/wordprocessingml/2006/main" xmlns:w14="http://schemas.microsoft.com/office/word/2010/wordml" xmlns:w15="http://schemas.microsoft.com/office/word/2012/wordml" xmlns:wpg="http://schemas.microsoft.com/office/word/2010/wordprocessingGroup" xmlns:wpi="http://schemas.microsoft.com/office/word/2010/wordprocessingInk" xmlns:wne="http://schemas.microsoft.com/office/word/2006/wordml" xmlns:wps="http://schemas.microsoft.com/office/word/2010/wordprocessingShape" xmlns:wpsCustomData="http://www.wps.cn/officeDocument/2013/wpsCustomData" mc:Ignorable="w14 w15 wp14">
+<w:ftr xmlns:wpc="http://schemas.microsoft.com/office/word/2010/wordprocessingCanvas" xmlns:cx="http://schemas.microsoft.com/office/drawing/2014/chartex" xmlns:cx1="http://schemas.microsoft.com/office/drawing/2015/9/8/chartex" xmlns:cx2="http://schemas.microsoft.com/office/drawing/2015/10/21/chartex" xmlns:cx3="http://schemas.microsoft.com/office/drawing/2016/5/9/chartex" xmlns:cx4="http://schemas.microsoft.com/office/drawing/2016/5/10/chartex" xmlns:cx5="http://schemas.microsoft.com/office/drawing/2016/5/11/chartex" xmlns:cx6="http://schemas.microsoft.com/office/drawing/2016/5/12/chartex" xmlns:cx7="http://schemas.microsoft.com/office/drawing/2016/5/13/chartex" xmlns:cx8="http://schemas.microsoft.com/office/drawing/2016/5/14/chartex" xmlns:mc="http://schemas.openxmlformats.org/markup-compatibility/2006" xmlns:aink="http://schemas.microsoft.com/office/drawing/2016/ink" xmlns:am3d="http://schemas.microsoft.com/office/drawing/2017/model3d" xmlns:o="urn:schemas-microsoft-com:office:office" xmlns:oel="http://schemas.microsoft.com/office/2019/extlst" xmlns:r="http://schemas.openxmlformats.org/officeDocument/2006/relationships" xmlns:m="http://schemas.openxmlformats.org/officeDocument/2006/math" xmlns:v="urn:schemas-microsoft-com:vml" xmlns:wp14="http://schemas.microsoft.com/office/word/2010/wordprocessingDrawing" xmlns:wp="http://schemas.openxmlformats.org/drawingml/2006/wordprocessingDrawing" xmlns:w10="urn:schemas-microsoft-com:office:word" xmlns:w="http://schemas.openxmlformats.org/wordprocessingml/2006/main" xmlns:w14="http://schemas.microsoft.com/office/word/2010/wordml" xmlns:w15="http://schemas.microsoft.com/office/word/2012/wordml" xmlns:w16cex="http://schemas.microsoft.com/office/word/2018/wordml/cex" xmlns:w16cid="http://schemas.microsoft.com/office/word/2016/wordml/cid" xmlns:w16="http://schemas.microsoft.com/office/word/2018/wordml" xmlns:w16du="http://schemas.microsoft.com/office/word/2023/wordml/word16du" xmlns:w16sdtdh="http://schemas.microsoft.com/office/word/2020/wordml/sdtdatahash" xmlns:w16sdtfl="http://schemas.microsoft.com/office/word/2024/wordml/sdtformatlock" xmlns:w16se="http://schemas.microsoft.com/office/word/2015/wordml/symex" xmlns:wpg="http://schemas.microsoft.com/office/word/2010/wordprocessingGroup" xmlns:wpi="http://schemas.microsoft.com/office/word/2010/wordprocessingInk" xmlns:wne="http://schemas.microsoft.com/office/word/2006/wordml" xmlns:wps="http://schemas.microsoft.com/office/word/2010/wordprocessingShape" mc:Ignorable="w14 w15 w16se w16cid w16 w16cex w16sdtdh w16sdtfl w16du wp14">
   <w:p>
     <w:pPr>
-      <w:pBdr>
-        <w:top w:val="none" w:color="auto" w:sz="0" w:space="0"/>
-        <w:left w:val="none" w:color="auto" w:sz="0" w:space="0"/>
-        <w:bottom w:val="none" w:color="auto" w:sz="0" w:space="0"/>
-        <w:right w:val="none" w:color="auto" w:sz="0" w:space="0"/>
-        <w:between w:val="none" w:color="auto" w:sz="0" w:space="0"/>
-      </w:pBdr>
       <w:spacing w:line="276" w:lineRule="auto"/>
     </w:pPr>
   </w:p>
   <w:tbl>
     <w:tblPr>
-      <w:tblStyle w:val="16"/>
+      <w:tblStyle w:val="Style13"/>
       <w:tblW w:w="9486" w:type="dxa"/>
       <w:tblInd w:w="0" w:type="dxa"/>
       <w:tblLayout w:type="fixed"/>
-      <w:tblCellMar>
-        <w:top w:w="0" w:type="dxa"/>
-        <w:left w:w="115" w:type="dxa"/>
-        <w:bottom w:w="0" w:type="dxa"/>
-        <w:right w:w="115" w:type="dxa"/>
-      </w:tblCellMar>
+      <w:tblLook w:val="04A0" w:firstRow="1" w:lastRow="0" w:firstColumn="1" w:lastColumn="0" w:noHBand="0" w:noVBand="1"/>
     </w:tblPr>
     <w:tblGrid>
       <w:gridCol w:w="3162"/>
@@ -5014,14 +3758,6 @@
       <w:gridCol w:w="3162"/>
     </w:tblGrid>
     <w:tr>
-      <w:tblPrEx>
-        <w:tblCellMar>
-          <w:top w:w="0" w:type="dxa"/>
-          <w:left w:w="115" w:type="dxa"/>
-          <w:bottom w:w="0" w:type="dxa"/>
-          <w:right w:w="115" w:type="dxa"/>
-        </w:tblCellMar>
-      </w:tblPrEx>
       <w:tc>
         <w:tcPr>
           <w:tcW w:w="3162" w:type="dxa"/>
@@ -5060,7 +3796,7 @@
             <w:fldChar w:fldCharType="begin"/>
           </w:r>
           <w:r>
-            <w:instrText xml:space="preserve">PAGE</w:instrText>
+            <w:instrText>PAGE</w:instrText>
           </w:r>
           <w:r>
             <w:fldChar w:fldCharType="separate"/>
@@ -5078,7 +3814,7 @@
             <w:fldChar w:fldCharType="begin"/>
           </w:r>
           <w:r>
-            <w:instrText xml:space="preserve">NUMPAGES</w:instrText>
+            <w:instrText>NUMPAGES</w:instrText>
           </w:r>
           <w:r>
             <w:fldChar w:fldCharType="separate"/>
@@ -5095,13 +3831,6 @@
   </w:tbl>
   <w:p>
     <w:pPr>
-      <w:pBdr>
-        <w:top w:val="none" w:color="auto" w:sz="0" w:space="0"/>
-        <w:left w:val="none" w:color="auto" w:sz="0" w:space="0"/>
-        <w:bottom w:val="none" w:color="auto" w:sz="0" w:space="0"/>
-        <w:right w:val="none" w:color="auto" w:sz="0" w:space="0"/>
-        <w:between w:val="none" w:color="auto" w:sz="0" w:space="0"/>
-      </w:pBdr>
       <w:tabs>
         <w:tab w:val="center" w:pos="4320"/>
         <w:tab w:val="right" w:pos="8640"/>
@@ -5114,8 +3843,27 @@
 </w:ftr>
 </file>
 
+<file path=word/footnotes.xml><?xml version="1.0" encoding="utf-8"?>
+<w:footnotes xmlns:wpc="http://schemas.microsoft.com/office/word/2010/wordprocessingCanvas" xmlns:cx="http://schemas.microsoft.com/office/drawing/2014/chartex" xmlns:cx1="http://schemas.microsoft.com/office/drawing/2015/9/8/chartex" xmlns:cx2="http://schemas.microsoft.com/office/drawing/2015/10/21/chartex" xmlns:cx3="http://schemas.microsoft.com/office/drawing/2016/5/9/chartex" xmlns:cx4="http://schemas.microsoft.com/office/drawing/2016/5/10/chartex" xmlns:cx5="http://schemas.microsoft.com/office/drawing/2016/5/11/chartex" xmlns:cx6="http://schemas.microsoft.com/office/drawing/2016/5/12/chartex" xmlns:cx7="http://schemas.microsoft.com/office/drawing/2016/5/13/chartex" xmlns:cx8="http://schemas.microsoft.com/office/drawing/2016/5/14/chartex" xmlns:mc="http://schemas.openxmlformats.org/markup-compatibility/2006" xmlns:aink="http://schemas.microsoft.com/office/drawing/2016/ink" xmlns:am3d="http://schemas.microsoft.com/office/drawing/2017/model3d" xmlns:o="urn:schemas-microsoft-com:office:office" xmlns:oel="http://schemas.microsoft.com/office/2019/extlst" xmlns:r="http://schemas.openxmlformats.org/officeDocument/2006/relationships" xmlns:m="http://schemas.openxmlformats.org/officeDocument/2006/math" xmlns:v="urn:schemas-microsoft-com:vml" xmlns:wp14="http://schemas.microsoft.com/office/word/2010/wordprocessingDrawing" xmlns:wp="http://schemas.openxmlformats.org/drawingml/2006/wordprocessingDrawing" xmlns:w10="urn:schemas-microsoft-com:office:word" xmlns:w="http://schemas.openxmlformats.org/wordprocessingml/2006/main" xmlns:w14="http://schemas.microsoft.com/office/word/2010/wordml" xmlns:w15="http://schemas.microsoft.com/office/word/2012/wordml" xmlns:w16cex="http://schemas.microsoft.com/office/word/2018/wordml/cex" xmlns:w16cid="http://schemas.microsoft.com/office/word/2016/wordml/cid" xmlns:w16="http://schemas.microsoft.com/office/word/2018/wordml" xmlns:w16du="http://schemas.microsoft.com/office/word/2023/wordml/word16du" xmlns:w16sdtdh="http://schemas.microsoft.com/office/word/2020/wordml/sdtdatahash" xmlns:w16sdtfl="http://schemas.microsoft.com/office/word/2024/wordml/sdtformatlock" xmlns:w16se="http://schemas.microsoft.com/office/word/2015/wordml/symex" xmlns:wpg="http://schemas.microsoft.com/office/word/2010/wordprocessingGroup" xmlns:wpi="http://schemas.microsoft.com/office/word/2010/wordprocessingInk" xmlns:wne="http://schemas.microsoft.com/office/word/2006/wordml" xmlns:wps="http://schemas.microsoft.com/office/word/2010/wordprocessingShape" mc:Ignorable="w14 w15 w16se w16cid w16 w16cex w16sdtdh w16sdtfl w16du wp14">
+  <w:footnote w:type="separator" w:id="-1">
+    <w:p>
+      <w:r>
+        <w:separator/>
+      </w:r>
+    </w:p>
+  </w:footnote>
+  <w:footnote w:type="continuationSeparator" w:id="0">
+    <w:p>
+      <w:r>
+        <w:continuationSeparator/>
+      </w:r>
+    </w:p>
+  </w:footnote>
+</w:footnotes>
+</file>
+
 <file path=word/header1.xml><?xml version="1.0" encoding="utf-8"?>
-<w:hdr xmlns:wpc="http://schemas.microsoft.com/office/word/2010/wordprocessingCanvas" xmlns:mc="http://schemas.openxmlformats.org/markup-compatibility/2006" xmlns:o="urn:schemas-microsoft-com:office:office" xmlns:r="http://schemas.openxmlformats.org/officeDocument/2006/relationships" xmlns:m="http://schemas.openxmlformats.org/officeDocument/2006/math" xmlns:v="urn:schemas-microsoft-com:vml" xmlns:wp14="http://schemas.microsoft.com/office/word/2010/wordprocessingDrawing" xmlns:wp="http://schemas.openxmlformats.org/drawingml/2006/wordprocessingDrawing" xmlns:w10="urn:schemas-microsoft-com:office:word" xmlns:w="http://schemas.openxmlformats.org/wordprocessingml/2006/main" xmlns:w14="http://schemas.microsoft.com/office/word/2010/wordml" xmlns:w15="http://schemas.microsoft.com/office/word/2012/wordml" xmlns:wpg="http://schemas.microsoft.com/office/word/2010/wordprocessingGroup" xmlns:wpi="http://schemas.microsoft.com/office/word/2010/wordprocessingInk" xmlns:wne="http://schemas.microsoft.com/office/word/2006/wordml" xmlns:wps="http://schemas.microsoft.com/office/word/2010/wordprocessingShape" xmlns:wpsCustomData="http://www.wps.cn/officeDocument/2013/wpsCustomData" mc:Ignorable="w14 w15 wp14">
+<w:hdr xmlns:wpc="http://schemas.microsoft.com/office/word/2010/wordprocessingCanvas" xmlns:cx="http://schemas.microsoft.com/office/drawing/2014/chartex" xmlns:cx1="http://schemas.microsoft.com/office/drawing/2015/9/8/chartex" xmlns:cx2="http://schemas.microsoft.com/office/drawing/2015/10/21/chartex" xmlns:cx3="http://schemas.microsoft.com/office/drawing/2016/5/9/chartex" xmlns:cx4="http://schemas.microsoft.com/office/drawing/2016/5/10/chartex" xmlns:cx5="http://schemas.microsoft.com/office/drawing/2016/5/11/chartex" xmlns:cx6="http://schemas.microsoft.com/office/drawing/2016/5/12/chartex" xmlns:cx7="http://schemas.microsoft.com/office/drawing/2016/5/13/chartex" xmlns:cx8="http://schemas.microsoft.com/office/drawing/2016/5/14/chartex" xmlns:mc="http://schemas.openxmlformats.org/markup-compatibility/2006" xmlns:aink="http://schemas.microsoft.com/office/drawing/2016/ink" xmlns:am3d="http://schemas.microsoft.com/office/drawing/2017/model3d" xmlns:o="urn:schemas-microsoft-com:office:office" xmlns:oel="http://schemas.microsoft.com/office/2019/extlst" xmlns:r="http://schemas.openxmlformats.org/officeDocument/2006/relationships" xmlns:m="http://schemas.openxmlformats.org/officeDocument/2006/math" xmlns:v="urn:schemas-microsoft-com:vml" xmlns:wp14="http://schemas.microsoft.com/office/word/2010/wordprocessingDrawing" xmlns:wp="http://schemas.openxmlformats.org/drawingml/2006/wordprocessingDrawing" xmlns:w10="urn:schemas-microsoft-com:office:word" xmlns:w="http://schemas.openxmlformats.org/wordprocessingml/2006/main" xmlns:w14="http://schemas.microsoft.com/office/word/2010/wordml" xmlns:w15="http://schemas.microsoft.com/office/word/2012/wordml" xmlns:w16cex="http://schemas.microsoft.com/office/word/2018/wordml/cex" xmlns:w16cid="http://schemas.microsoft.com/office/word/2016/wordml/cid" xmlns:w16="http://schemas.microsoft.com/office/word/2018/wordml" xmlns:w16du="http://schemas.microsoft.com/office/word/2023/wordml/word16du" xmlns:w16sdtdh="http://schemas.microsoft.com/office/word/2020/wordml/sdtdatahash" xmlns:w16sdtfl="http://schemas.microsoft.com/office/word/2024/wordml/sdtformatlock" xmlns:w16se="http://schemas.microsoft.com/office/word/2015/wordml/symex" xmlns:wpg="http://schemas.microsoft.com/office/word/2010/wordprocessingGroup" xmlns:wpi="http://schemas.microsoft.com/office/word/2010/wordprocessingInk" xmlns:wne="http://schemas.microsoft.com/office/word/2006/wordml" xmlns:wps="http://schemas.microsoft.com/office/word/2010/wordprocessingShape" mc:Ignorable="w14 w15 w16se w16cid w16 w16cex w16sdtdh w16sdtfl w16du wp14">
   <w:p>
     <w:pPr>
       <w:rPr>
@@ -5127,7 +3875,7 @@
   <w:p>
     <w:pPr>
       <w:pBdr>
-        <w:top w:val="single" w:color="000000" w:sz="6" w:space="1"/>
+        <w:top w:val="single" w:sz="6" w:space="1" w:color="000000"/>
       </w:pBdr>
       <w:rPr>
         <w:sz w:val="24"/>
@@ -5138,7 +3886,7 @@
   <w:p>
     <w:pPr>
       <w:pBdr>
-        <w:bottom w:val="single" w:color="000000" w:sz="6" w:space="1"/>
+        <w:bottom w:val="single" w:sz="6" w:space="1" w:color="000000"/>
       </w:pBdr>
       <w:jc w:val="right"/>
       <w:rPr>
@@ -5161,7 +3909,7 @@
   <w:p>
     <w:pPr>
       <w:pBdr>
-        <w:bottom w:val="single" w:color="000000" w:sz="6" w:space="1"/>
+        <w:bottom w:val="single" w:sz="6" w:space="1" w:color="000000"/>
       </w:pBdr>
       <w:jc w:val="right"/>
       <w:rPr>
@@ -5172,13 +3920,6 @@
   </w:p>
   <w:p>
     <w:pPr>
-      <w:pBdr>
-        <w:top w:val="none" w:color="auto" w:sz="0" w:space="0"/>
-        <w:left w:val="none" w:color="auto" w:sz="0" w:space="0"/>
-        <w:bottom w:val="none" w:color="auto" w:sz="0" w:space="0"/>
-        <w:right w:val="none" w:color="auto" w:sz="0" w:space="0"/>
-        <w:between w:val="none" w:color="auto" w:sz="0" w:space="0"/>
-      </w:pBdr>
       <w:tabs>
         <w:tab w:val="center" w:pos="4320"/>
         <w:tab w:val="right" w:pos="8640"/>
@@ -5192,16 +3933,9 @@
 </file>
 
 <file path=word/header2.xml><?xml version="1.0" encoding="utf-8"?>
-<w:hdr xmlns:wpc="http://schemas.microsoft.com/office/word/2010/wordprocessingCanvas" xmlns:mc="http://schemas.openxmlformats.org/markup-compatibility/2006" xmlns:o="urn:schemas-microsoft-com:office:office" xmlns:r="http://schemas.openxmlformats.org/officeDocument/2006/relationships" xmlns:m="http://schemas.openxmlformats.org/officeDocument/2006/math" xmlns:v="urn:schemas-microsoft-com:vml" xmlns:wp14="http://schemas.microsoft.com/office/word/2010/wordprocessingDrawing" xmlns:wp="http://schemas.openxmlformats.org/drawingml/2006/wordprocessingDrawing" xmlns:w10="urn:schemas-microsoft-com:office:word" xmlns:w="http://schemas.openxmlformats.org/wordprocessingml/2006/main" xmlns:w14="http://schemas.microsoft.com/office/word/2010/wordml" xmlns:w15="http://schemas.microsoft.com/office/word/2012/wordml" xmlns:wpg="http://schemas.microsoft.com/office/word/2010/wordprocessingGroup" xmlns:wpi="http://schemas.microsoft.com/office/word/2010/wordprocessingInk" xmlns:wne="http://schemas.microsoft.com/office/word/2006/wordml" xmlns:wps="http://schemas.microsoft.com/office/word/2010/wordprocessingShape" xmlns:wpsCustomData="http://www.wps.cn/officeDocument/2013/wpsCustomData" mc:Ignorable="w14 w15 wp14">
+<w:hdr xmlns:wpc="http://schemas.microsoft.com/office/word/2010/wordprocessingCanvas" xmlns:cx="http://schemas.microsoft.com/office/drawing/2014/chartex" xmlns:cx1="http://schemas.microsoft.com/office/drawing/2015/9/8/chartex" xmlns:cx2="http://schemas.microsoft.com/office/drawing/2015/10/21/chartex" xmlns:cx3="http://schemas.microsoft.com/office/drawing/2016/5/9/chartex" xmlns:cx4="http://schemas.microsoft.com/office/drawing/2016/5/10/chartex" xmlns:cx5="http://schemas.microsoft.com/office/drawing/2016/5/11/chartex" xmlns:cx6="http://schemas.microsoft.com/office/drawing/2016/5/12/chartex" xmlns:cx7="http://schemas.microsoft.com/office/drawing/2016/5/13/chartex" xmlns:cx8="http://schemas.microsoft.com/office/drawing/2016/5/14/chartex" xmlns:mc="http://schemas.openxmlformats.org/markup-compatibility/2006" xmlns:aink="http://schemas.microsoft.com/office/drawing/2016/ink" xmlns:am3d="http://schemas.microsoft.com/office/drawing/2017/model3d" xmlns:o="urn:schemas-microsoft-com:office:office" xmlns:oel="http://schemas.microsoft.com/office/2019/extlst" xmlns:r="http://schemas.openxmlformats.org/officeDocument/2006/relationships" xmlns:m="http://schemas.openxmlformats.org/officeDocument/2006/math" xmlns:v="urn:schemas-microsoft-com:vml" xmlns:wp14="http://schemas.microsoft.com/office/word/2010/wordprocessingDrawing" xmlns:wp="http://schemas.openxmlformats.org/drawingml/2006/wordprocessingDrawing" xmlns:w10="urn:schemas-microsoft-com:office:word" xmlns:w="http://schemas.openxmlformats.org/wordprocessingml/2006/main" xmlns:w14="http://schemas.microsoft.com/office/word/2010/wordml" xmlns:w15="http://schemas.microsoft.com/office/word/2012/wordml" xmlns:w16cex="http://schemas.microsoft.com/office/word/2018/wordml/cex" xmlns:w16cid="http://schemas.microsoft.com/office/word/2016/wordml/cid" xmlns:w16="http://schemas.microsoft.com/office/word/2018/wordml" xmlns:w16du="http://schemas.microsoft.com/office/word/2023/wordml/word16du" xmlns:w16sdtdh="http://schemas.microsoft.com/office/word/2020/wordml/sdtdatahash" xmlns:w16sdtfl="http://schemas.microsoft.com/office/word/2024/wordml/sdtformatlock" xmlns:w16se="http://schemas.microsoft.com/office/word/2015/wordml/symex" xmlns:wpg="http://schemas.microsoft.com/office/word/2010/wordprocessingGroup" xmlns:wpi="http://schemas.microsoft.com/office/word/2010/wordprocessingInk" xmlns:wne="http://schemas.microsoft.com/office/word/2006/wordml" xmlns:wps="http://schemas.microsoft.com/office/word/2010/wordprocessingShape" mc:Ignorable="w14 w15 w16se w16cid w16 w16cex w16sdtdh w16sdtfl w16du wp14">
   <w:p>
     <w:pPr>
-      <w:pBdr>
-        <w:top w:val="none" w:color="auto" w:sz="0" w:space="0"/>
-        <w:left w:val="none" w:color="auto" w:sz="0" w:space="0"/>
-        <w:bottom w:val="none" w:color="auto" w:sz="0" w:space="0"/>
-        <w:right w:val="none" w:color="auto" w:sz="0" w:space="0"/>
-        <w:between w:val="none" w:color="auto" w:sz="0" w:space="0"/>
-      </w:pBdr>
       <w:spacing w:line="276" w:lineRule="auto"/>
       <w:rPr>
         <w:color w:val="000000"/>
@@ -5210,38 +3944,25 @@
   </w:p>
   <w:tbl>
     <w:tblPr>
-      <w:tblStyle w:val="15"/>
+      <w:tblStyle w:val="Style12"/>
       <w:tblW w:w="9558" w:type="dxa"/>
       <w:tblInd w:w="0" w:type="dxa"/>
       <w:tblLayout w:type="fixed"/>
-      <w:tblCellMar>
-        <w:top w:w="0" w:type="dxa"/>
-        <w:left w:w="115" w:type="dxa"/>
-        <w:bottom w:w="0" w:type="dxa"/>
-        <w:right w:w="115" w:type="dxa"/>
-      </w:tblCellMar>
+      <w:tblLook w:val="04A0" w:firstRow="1" w:lastRow="0" w:firstColumn="1" w:lastColumn="0" w:noHBand="0" w:noVBand="1"/>
     </w:tblPr>
     <w:tblGrid>
       <w:gridCol w:w="6380"/>
       <w:gridCol w:w="3178"/>
     </w:tblGrid>
     <w:tr>
-      <w:tblPrEx>
-        <w:tblCellMar>
-          <w:top w:w="0" w:type="dxa"/>
-          <w:left w:w="115" w:type="dxa"/>
-          <w:bottom w:w="0" w:type="dxa"/>
-          <w:right w:w="115" w:type="dxa"/>
-        </w:tblCellMar>
-      </w:tblPrEx>
       <w:tc>
         <w:tcPr>
           <w:tcW w:w="6380" w:type="dxa"/>
           <w:tcBorders>
-            <w:top w:val="single" w:color="000000" w:sz="6" w:space="0"/>
-            <w:left w:val="single" w:color="000000" w:sz="6" w:space="0"/>
-            <w:bottom w:val="single" w:color="000000" w:sz="6" w:space="0"/>
-            <w:right w:val="single" w:color="000000" w:sz="6" w:space="0"/>
+            <w:top w:val="single" w:sz="6" w:space="0" w:color="000000"/>
+            <w:left w:val="single" w:sz="6" w:space="0" w:color="000000"/>
+            <w:bottom w:val="single" w:sz="6" w:space="0" w:color="000000"/>
+            <w:right w:val="single" w:sz="6" w:space="0" w:color="000000"/>
           </w:tcBorders>
         </w:tcPr>
         <w:p>
@@ -5254,10 +3975,10 @@
         <w:tcPr>
           <w:tcW w:w="3178" w:type="dxa"/>
           <w:tcBorders>
-            <w:top w:val="single" w:color="000000" w:sz="6" w:space="0"/>
-            <w:left w:val="single" w:color="000000" w:sz="6" w:space="0"/>
-            <w:bottom w:val="single" w:color="000000" w:sz="6" w:space="0"/>
-            <w:right w:val="single" w:color="000000" w:sz="6" w:space="0"/>
+            <w:top w:val="single" w:sz="6" w:space="0" w:color="000000"/>
+            <w:left w:val="single" w:sz="6" w:space="0" w:color="000000"/>
+            <w:bottom w:val="single" w:sz="6" w:space="0" w:color="000000"/>
+            <w:right w:val="single" w:sz="6" w:space="0" w:color="000000"/>
           </w:tcBorders>
         </w:tcPr>
         <w:p>
@@ -5275,22 +3996,14 @@
       </w:tc>
     </w:tr>
     <w:tr>
-      <w:tblPrEx>
-        <w:tblCellMar>
-          <w:top w:w="0" w:type="dxa"/>
-          <w:left w:w="115" w:type="dxa"/>
-          <w:bottom w:w="0" w:type="dxa"/>
-          <w:right w:w="115" w:type="dxa"/>
-        </w:tblCellMar>
-      </w:tblPrEx>
       <w:tc>
         <w:tcPr>
           <w:tcW w:w="6380" w:type="dxa"/>
           <w:tcBorders>
-            <w:top w:val="single" w:color="000000" w:sz="6" w:space="0"/>
-            <w:left w:val="single" w:color="000000" w:sz="6" w:space="0"/>
-            <w:bottom w:val="single" w:color="000000" w:sz="6" w:space="0"/>
-            <w:right w:val="single" w:color="000000" w:sz="6" w:space="0"/>
+            <w:top w:val="single" w:sz="6" w:space="0" w:color="000000"/>
+            <w:left w:val="single" w:sz="6" w:space="0" w:color="000000"/>
+            <w:bottom w:val="single" w:sz="6" w:space="0" w:color="000000"/>
+            <w:right w:val="single" w:sz="6" w:space="0" w:color="000000"/>
           </w:tcBorders>
         </w:tcPr>
         <w:p/>
@@ -5299,10 +4012,10 @@
         <w:tcPr>
           <w:tcW w:w="3178" w:type="dxa"/>
           <w:tcBorders>
-            <w:top w:val="single" w:color="000000" w:sz="6" w:space="0"/>
-            <w:left w:val="single" w:color="000000" w:sz="6" w:space="0"/>
-            <w:bottom w:val="single" w:color="000000" w:sz="6" w:space="0"/>
-            <w:right w:val="single" w:color="000000" w:sz="6" w:space="0"/>
+            <w:top w:val="single" w:sz="6" w:space="0" w:color="000000"/>
+            <w:left w:val="single" w:sz="6" w:space="0" w:color="000000"/>
+            <w:bottom w:val="single" w:sz="6" w:space="0" w:color="000000"/>
+            <w:right w:val="single" w:sz="6" w:space="0" w:color="000000"/>
           </w:tcBorders>
         </w:tcPr>
         <w:p>
@@ -5315,13 +4028,6 @@
   </w:tbl>
   <w:p>
     <w:pPr>
-      <w:pBdr>
-        <w:top w:val="none" w:color="auto" w:sz="0" w:space="0"/>
-        <w:left w:val="none" w:color="auto" w:sz="0" w:space="0"/>
-        <w:bottom w:val="none" w:color="auto" w:sz="0" w:space="0"/>
-        <w:right w:val="none" w:color="auto" w:sz="0" w:space="0"/>
-        <w:between w:val="none" w:color="auto" w:sz="0" w:space="0"/>
-      </w:pBdr>
       <w:tabs>
         <w:tab w:val="center" w:pos="4320"/>
         <w:tab w:val="right" w:pos="8640"/>
@@ -5335,18 +4041,18 @@
 </file>
 
 <file path=word/header3.xml><?xml version="1.0" encoding="utf-8"?>
-<w:hdr xmlns:wpc="http://schemas.microsoft.com/office/word/2010/wordprocessingCanvas" xmlns:mc="http://schemas.openxmlformats.org/markup-compatibility/2006" xmlns:o="urn:schemas-microsoft-com:office:office" xmlns:r="http://schemas.openxmlformats.org/officeDocument/2006/relationships" xmlns:m="http://schemas.openxmlformats.org/officeDocument/2006/math" xmlns:v="urn:schemas-microsoft-com:vml" xmlns:wp14="http://schemas.microsoft.com/office/word/2010/wordprocessingDrawing" xmlns:wp="http://schemas.openxmlformats.org/drawingml/2006/wordprocessingDrawing" xmlns:w10="urn:schemas-microsoft-com:office:word" xmlns:w="http://schemas.openxmlformats.org/wordprocessingml/2006/main" xmlns:w14="http://schemas.microsoft.com/office/word/2010/wordml" xmlns:w15="http://schemas.microsoft.com/office/word/2012/wordml" xmlns:wpg="http://schemas.microsoft.com/office/word/2010/wordprocessingGroup" xmlns:wpi="http://schemas.microsoft.com/office/word/2010/wordprocessingInk" xmlns:wne="http://schemas.microsoft.com/office/word/2006/wordml" xmlns:wps="http://schemas.microsoft.com/office/word/2010/wordprocessingShape" xmlns:wpsCustomData="http://www.wps.cn/officeDocument/2013/wpsCustomData" mc:Ignorable="w14 w15 wp14">
+<w:hdr xmlns:wpc="http://schemas.microsoft.com/office/word/2010/wordprocessingCanvas" xmlns:cx="http://schemas.microsoft.com/office/drawing/2014/chartex" xmlns:cx1="http://schemas.microsoft.com/office/drawing/2015/9/8/chartex" xmlns:cx2="http://schemas.microsoft.com/office/drawing/2015/10/21/chartex" xmlns:cx3="http://schemas.microsoft.com/office/drawing/2016/5/9/chartex" xmlns:cx4="http://schemas.microsoft.com/office/drawing/2016/5/10/chartex" xmlns:cx5="http://schemas.microsoft.com/office/drawing/2016/5/11/chartex" xmlns:cx6="http://schemas.microsoft.com/office/drawing/2016/5/12/chartex" xmlns:cx7="http://schemas.microsoft.com/office/drawing/2016/5/13/chartex" xmlns:cx8="http://schemas.microsoft.com/office/drawing/2016/5/14/chartex" xmlns:mc="http://schemas.openxmlformats.org/markup-compatibility/2006" xmlns:aink="http://schemas.microsoft.com/office/drawing/2016/ink" xmlns:am3d="http://schemas.microsoft.com/office/drawing/2017/model3d" xmlns:o="urn:schemas-microsoft-com:office:office" xmlns:oel="http://schemas.microsoft.com/office/2019/extlst" xmlns:r="http://schemas.openxmlformats.org/officeDocument/2006/relationships" xmlns:m="http://schemas.openxmlformats.org/officeDocument/2006/math" xmlns:v="urn:schemas-microsoft-com:vml" xmlns:wp14="http://schemas.microsoft.com/office/word/2010/wordprocessingDrawing" xmlns:wp="http://schemas.openxmlformats.org/drawingml/2006/wordprocessingDrawing" xmlns:w10="urn:schemas-microsoft-com:office:word" xmlns:w="http://schemas.openxmlformats.org/wordprocessingml/2006/main" xmlns:w14="http://schemas.microsoft.com/office/word/2010/wordml" xmlns:w15="http://schemas.microsoft.com/office/word/2012/wordml" xmlns:w16cex="http://schemas.microsoft.com/office/word/2018/wordml/cex" xmlns:w16cid="http://schemas.microsoft.com/office/word/2016/wordml/cid" xmlns:w16="http://schemas.microsoft.com/office/word/2018/wordml" xmlns:w16du="http://schemas.microsoft.com/office/word/2023/wordml/word16du" xmlns:w16sdtdh="http://schemas.microsoft.com/office/word/2020/wordml/sdtdatahash" xmlns:w16sdtfl="http://schemas.microsoft.com/office/word/2024/wordml/sdtformatlock" xmlns:w16se="http://schemas.microsoft.com/office/word/2015/wordml/symex" xmlns:wpg="http://schemas.microsoft.com/office/word/2010/wordprocessingGroup" xmlns:wpi="http://schemas.microsoft.com/office/word/2010/wordprocessingInk" xmlns:wne="http://schemas.microsoft.com/office/word/2006/wordml" xmlns:wps="http://schemas.microsoft.com/office/word/2010/wordprocessingShape" mc:Ignorable="w14 w15 w16se w16cid w16 w16cex w16sdtdh w16sdtfl w16du wp14">
   <w:p/>
 </w:hdr>
 </file>
 
 <file path=word/numbering.xml><?xml version="1.0" encoding="utf-8"?>
-<w:numbering xmlns:wpc="http://schemas.microsoft.com/office/word/2010/wordprocessingCanvas" xmlns:mc="http://schemas.openxmlformats.org/markup-compatibility/2006" xmlns:o="urn:schemas-microsoft-com:office:office" xmlns:r="http://schemas.openxmlformats.org/officeDocument/2006/relationships" xmlns:m="http://schemas.openxmlformats.org/officeDocument/2006/math" xmlns:v="urn:schemas-microsoft-com:vml" xmlns:wp14="http://schemas.microsoft.com/office/word/2010/wordprocessingDrawing" xmlns:wp="http://schemas.openxmlformats.org/drawingml/2006/wordprocessingDrawing" xmlns:w10="urn:schemas-microsoft-com:office:word" xmlns:w="http://schemas.openxmlformats.org/wordprocessingml/2006/main" xmlns:w14="http://schemas.microsoft.com/office/word/2010/wordml" xmlns:wpg="http://schemas.microsoft.com/office/word/2010/wordprocessingGroup" xmlns:wpi="http://schemas.microsoft.com/office/word/2010/wordprocessingInk" xmlns:wne="http://schemas.microsoft.com/office/word/2006/wordml" xmlns:wps="http://schemas.microsoft.com/office/word/2010/wordprocessingShape" xmlns:wpsCustomData="http://www.wps.cn/officeDocument/2013/wpsCustomData" mc:Ignorable="w14 wp14">
-  <w:abstractNum w:abstractNumId="0">
+<w:numbering xmlns:wpc="http://schemas.microsoft.com/office/word/2010/wordprocessingCanvas" xmlns:cx="http://schemas.microsoft.com/office/drawing/2014/chartex" xmlns:cx1="http://schemas.microsoft.com/office/drawing/2015/9/8/chartex" xmlns:cx2="http://schemas.microsoft.com/office/drawing/2015/10/21/chartex" xmlns:cx3="http://schemas.microsoft.com/office/drawing/2016/5/9/chartex" xmlns:cx4="http://schemas.microsoft.com/office/drawing/2016/5/10/chartex" xmlns:cx5="http://schemas.microsoft.com/office/drawing/2016/5/11/chartex" xmlns:cx6="http://schemas.microsoft.com/office/drawing/2016/5/12/chartex" xmlns:cx7="http://schemas.microsoft.com/office/drawing/2016/5/13/chartex" xmlns:cx8="http://schemas.microsoft.com/office/drawing/2016/5/14/chartex" xmlns:mc="http://schemas.openxmlformats.org/markup-compatibility/2006" xmlns:aink="http://schemas.microsoft.com/office/drawing/2016/ink" xmlns:am3d="http://schemas.microsoft.com/office/drawing/2017/model3d" xmlns:o="urn:schemas-microsoft-com:office:office" xmlns:oel="http://schemas.microsoft.com/office/2019/extlst" xmlns:r="http://schemas.openxmlformats.org/officeDocument/2006/relationships" xmlns:m="http://schemas.openxmlformats.org/officeDocument/2006/math" xmlns:v="urn:schemas-microsoft-com:vml" xmlns:wp14="http://schemas.microsoft.com/office/word/2010/wordprocessingDrawing" xmlns:wp="http://schemas.openxmlformats.org/drawingml/2006/wordprocessingDrawing" xmlns:w10="urn:schemas-microsoft-com:office:word" xmlns:w="http://schemas.openxmlformats.org/wordprocessingml/2006/main" xmlns:w14="http://schemas.microsoft.com/office/word/2010/wordml" xmlns:w15="http://schemas.microsoft.com/office/word/2012/wordml" xmlns:w16cex="http://schemas.microsoft.com/office/word/2018/wordml/cex" xmlns:w16cid="http://schemas.microsoft.com/office/word/2016/wordml/cid" xmlns:w16="http://schemas.microsoft.com/office/word/2018/wordml" xmlns:w16du="http://schemas.microsoft.com/office/word/2023/wordml/word16du" xmlns:w16sdtdh="http://schemas.microsoft.com/office/word/2020/wordml/sdtdatahash" xmlns:w16sdtfl="http://schemas.microsoft.com/office/word/2024/wordml/sdtformatlock" xmlns:w16se="http://schemas.microsoft.com/office/word/2015/wordml/symex" xmlns:wpg="http://schemas.microsoft.com/office/word/2010/wordprocessingGroup" xmlns:wpi="http://schemas.microsoft.com/office/word/2010/wordprocessingInk" xmlns:wne="http://schemas.microsoft.com/office/word/2006/wordml" xmlns:wps="http://schemas.microsoft.com/office/word/2010/wordprocessingShape" mc:Ignorable="w14 w15 w16se w16cid w16 w16cex w16sdtdh w16sdtfl w16du wp14">
+  <w:abstractNum w:abstractNumId="0" w15:restartNumberingAfterBreak="0">
     <w:nsid w:val="045D1482"/>
     <w:multiLevelType w:val="multilevel"/>
     <w:tmpl w:val="045D1482"/>
-    <w:lvl w:ilvl="0" w:tentative="0">
+    <w:lvl w:ilvl="0">
       <w:start w:val="1"/>
       <w:numFmt w:val="bullet"/>
       <w:lvlText w:val="●"/>
@@ -5355,10 +4061,10 @@
         <w:ind w:left="1440" w:hanging="360"/>
       </w:pPr>
       <w:rPr>
-        <w:rFonts w:ascii="Noto Sans Symbols" w:hAnsi="Noto Sans Symbols" w:eastAsia="Noto Sans Symbols" w:cs="Noto Sans Symbols"/>
-      </w:rPr>
-    </w:lvl>
-    <w:lvl w:ilvl="1" w:tentative="0">
+        <w:rFonts w:ascii="Noto Sans Symbols" w:eastAsia="Noto Sans Symbols" w:hAnsi="Noto Sans Symbols" w:cs="Noto Sans Symbols"/>
+      </w:rPr>
+    </w:lvl>
+    <w:lvl w:ilvl="1">
       <w:start w:val="1"/>
       <w:numFmt w:val="bullet"/>
       <w:lvlText w:val="o"/>
@@ -5367,10 +4073,10 @@
         <w:ind w:left="2160" w:hanging="360"/>
       </w:pPr>
       <w:rPr>
-        <w:rFonts w:ascii="Courier New" w:hAnsi="Courier New" w:eastAsia="Courier New" w:cs="Courier New"/>
-      </w:rPr>
-    </w:lvl>
-    <w:lvl w:ilvl="2" w:tentative="0">
+        <w:rFonts w:ascii="Courier New" w:eastAsia="Courier New" w:hAnsi="Courier New" w:cs="Courier New"/>
+      </w:rPr>
+    </w:lvl>
+    <w:lvl w:ilvl="2">
       <w:start w:val="1"/>
       <w:numFmt w:val="bullet"/>
       <w:lvlText w:val="▪"/>
@@ -5379,10 +4085,10 @@
         <w:ind w:left="2880" w:hanging="360"/>
       </w:pPr>
       <w:rPr>
-        <w:rFonts w:ascii="Noto Sans Symbols" w:hAnsi="Noto Sans Symbols" w:eastAsia="Noto Sans Symbols" w:cs="Noto Sans Symbols"/>
-      </w:rPr>
-    </w:lvl>
-    <w:lvl w:ilvl="3" w:tentative="0">
+        <w:rFonts w:ascii="Noto Sans Symbols" w:eastAsia="Noto Sans Symbols" w:hAnsi="Noto Sans Symbols" w:cs="Noto Sans Symbols"/>
+      </w:rPr>
+    </w:lvl>
+    <w:lvl w:ilvl="3">
       <w:start w:val="1"/>
       <w:numFmt w:val="bullet"/>
       <w:lvlText w:val="●"/>
@@ -5391,10 +4097,10 @@
         <w:ind w:left="3600" w:hanging="360"/>
       </w:pPr>
       <w:rPr>
-        <w:rFonts w:ascii="Noto Sans Symbols" w:hAnsi="Noto Sans Symbols" w:eastAsia="Noto Sans Symbols" w:cs="Noto Sans Symbols"/>
-      </w:rPr>
-    </w:lvl>
-    <w:lvl w:ilvl="4" w:tentative="0">
+        <w:rFonts w:ascii="Noto Sans Symbols" w:eastAsia="Noto Sans Symbols" w:hAnsi="Noto Sans Symbols" w:cs="Noto Sans Symbols"/>
+      </w:rPr>
+    </w:lvl>
+    <w:lvl w:ilvl="4">
       <w:start w:val="1"/>
       <w:numFmt w:val="bullet"/>
       <w:lvlText w:val="o"/>
@@ -5403,10 +4109,10 @@
         <w:ind w:left="4320" w:hanging="360"/>
       </w:pPr>
       <w:rPr>
-        <w:rFonts w:ascii="Courier New" w:hAnsi="Courier New" w:eastAsia="Courier New" w:cs="Courier New"/>
-      </w:rPr>
-    </w:lvl>
-    <w:lvl w:ilvl="5" w:tentative="0">
+        <w:rFonts w:ascii="Courier New" w:eastAsia="Courier New" w:hAnsi="Courier New" w:cs="Courier New"/>
+      </w:rPr>
+    </w:lvl>
+    <w:lvl w:ilvl="5">
       <w:start w:val="1"/>
       <w:numFmt w:val="bullet"/>
       <w:lvlText w:val="▪"/>
@@ -5415,10 +4121,10 @@
         <w:ind w:left="5040" w:hanging="360"/>
       </w:pPr>
       <w:rPr>
-        <w:rFonts w:ascii="Noto Sans Symbols" w:hAnsi="Noto Sans Symbols" w:eastAsia="Noto Sans Symbols" w:cs="Noto Sans Symbols"/>
-      </w:rPr>
-    </w:lvl>
-    <w:lvl w:ilvl="6" w:tentative="0">
+        <w:rFonts w:ascii="Noto Sans Symbols" w:eastAsia="Noto Sans Symbols" w:hAnsi="Noto Sans Symbols" w:cs="Noto Sans Symbols"/>
+      </w:rPr>
+    </w:lvl>
+    <w:lvl w:ilvl="6">
       <w:start w:val="1"/>
       <w:numFmt w:val="bullet"/>
       <w:lvlText w:val="●"/>
@@ -5427,10 +4133,10 @@
         <w:ind w:left="5760" w:hanging="360"/>
       </w:pPr>
       <w:rPr>
-        <w:rFonts w:ascii="Noto Sans Symbols" w:hAnsi="Noto Sans Symbols" w:eastAsia="Noto Sans Symbols" w:cs="Noto Sans Symbols"/>
-      </w:rPr>
-    </w:lvl>
-    <w:lvl w:ilvl="7" w:tentative="0">
+        <w:rFonts w:ascii="Noto Sans Symbols" w:eastAsia="Noto Sans Symbols" w:hAnsi="Noto Sans Symbols" w:cs="Noto Sans Symbols"/>
+      </w:rPr>
+    </w:lvl>
+    <w:lvl w:ilvl="7">
       <w:start w:val="1"/>
       <w:numFmt w:val="bullet"/>
       <w:lvlText w:val="o"/>
@@ -5439,10 +4145,10 @@
         <w:ind w:left="6480" w:hanging="360"/>
       </w:pPr>
       <w:rPr>
-        <w:rFonts w:ascii="Courier New" w:hAnsi="Courier New" w:eastAsia="Courier New" w:cs="Courier New"/>
-      </w:rPr>
-    </w:lvl>
-    <w:lvl w:ilvl="8" w:tentative="0">
+        <w:rFonts w:ascii="Courier New" w:eastAsia="Courier New" w:hAnsi="Courier New" w:cs="Courier New"/>
+      </w:rPr>
+    </w:lvl>
+    <w:lvl w:ilvl="8">
       <w:start w:val="1"/>
       <w:numFmt w:val="bullet"/>
       <w:lvlText w:val="▪"/>
@@ -5451,15 +4157,15 @@
         <w:ind w:left="7200" w:hanging="360"/>
       </w:pPr>
       <w:rPr>
-        <w:rFonts w:ascii="Noto Sans Symbols" w:hAnsi="Noto Sans Symbols" w:eastAsia="Noto Sans Symbols" w:cs="Noto Sans Symbols"/>
+        <w:rFonts w:ascii="Noto Sans Symbols" w:eastAsia="Noto Sans Symbols" w:hAnsi="Noto Sans Symbols" w:cs="Noto Sans Symbols"/>
       </w:rPr>
     </w:lvl>
   </w:abstractNum>
-  <w:abstractNum w:abstractNumId="1">
+  <w:abstractNum w:abstractNumId="1" w15:restartNumberingAfterBreak="0">
     <w:nsid w:val="21975984"/>
     <w:multiLevelType w:val="multilevel"/>
     <w:tmpl w:val="21975984"/>
-    <w:lvl w:ilvl="0" w:tentative="0">
+    <w:lvl w:ilvl="0">
       <w:start w:val="1"/>
       <w:numFmt w:val="bullet"/>
       <w:lvlText w:val="●"/>
@@ -5468,10 +4174,10 @@
         <w:ind w:left="1440" w:hanging="360"/>
       </w:pPr>
       <w:rPr>
-        <w:rFonts w:ascii="Noto Sans Symbols" w:hAnsi="Noto Sans Symbols" w:eastAsia="Noto Sans Symbols" w:cs="Noto Sans Symbols"/>
-      </w:rPr>
-    </w:lvl>
-    <w:lvl w:ilvl="1" w:tentative="0">
+        <w:rFonts w:ascii="Noto Sans Symbols" w:eastAsia="Noto Sans Symbols" w:hAnsi="Noto Sans Symbols" w:cs="Noto Sans Symbols"/>
+      </w:rPr>
+    </w:lvl>
+    <w:lvl w:ilvl="1">
       <w:start w:val="1"/>
       <w:numFmt w:val="bullet"/>
       <w:lvlText w:val="o"/>
@@ -5480,10 +4186,10 @@
         <w:ind w:left="2160" w:hanging="360"/>
       </w:pPr>
       <w:rPr>
-        <w:rFonts w:ascii="Courier New" w:hAnsi="Courier New" w:eastAsia="Courier New" w:cs="Courier New"/>
-      </w:rPr>
-    </w:lvl>
-    <w:lvl w:ilvl="2" w:tentative="0">
+        <w:rFonts w:ascii="Courier New" w:eastAsia="Courier New" w:hAnsi="Courier New" w:cs="Courier New"/>
+      </w:rPr>
+    </w:lvl>
+    <w:lvl w:ilvl="2">
       <w:start w:val="1"/>
       <w:numFmt w:val="bullet"/>
       <w:lvlText w:val="▪"/>
@@ -5492,10 +4198,10 @@
         <w:ind w:left="2880" w:hanging="360"/>
       </w:pPr>
       <w:rPr>
-        <w:rFonts w:ascii="Noto Sans Symbols" w:hAnsi="Noto Sans Symbols" w:eastAsia="Noto Sans Symbols" w:cs="Noto Sans Symbols"/>
-      </w:rPr>
-    </w:lvl>
-    <w:lvl w:ilvl="3" w:tentative="0">
+        <w:rFonts w:ascii="Noto Sans Symbols" w:eastAsia="Noto Sans Symbols" w:hAnsi="Noto Sans Symbols" w:cs="Noto Sans Symbols"/>
+      </w:rPr>
+    </w:lvl>
+    <w:lvl w:ilvl="3">
       <w:start w:val="1"/>
       <w:numFmt w:val="bullet"/>
       <w:lvlText w:val="●"/>
@@ -5504,10 +4210,10 @@
         <w:ind w:left="3600" w:hanging="360"/>
       </w:pPr>
       <w:rPr>
-        <w:rFonts w:ascii="Noto Sans Symbols" w:hAnsi="Noto Sans Symbols" w:eastAsia="Noto Sans Symbols" w:cs="Noto Sans Symbols"/>
-      </w:rPr>
-    </w:lvl>
-    <w:lvl w:ilvl="4" w:tentative="0">
+        <w:rFonts w:ascii="Noto Sans Symbols" w:eastAsia="Noto Sans Symbols" w:hAnsi="Noto Sans Symbols" w:cs="Noto Sans Symbols"/>
+      </w:rPr>
+    </w:lvl>
+    <w:lvl w:ilvl="4">
       <w:start w:val="1"/>
       <w:numFmt w:val="bullet"/>
       <w:lvlText w:val="o"/>
@@ -5516,10 +4222,10 @@
         <w:ind w:left="4320" w:hanging="360"/>
       </w:pPr>
       <w:rPr>
-        <w:rFonts w:ascii="Courier New" w:hAnsi="Courier New" w:eastAsia="Courier New" w:cs="Courier New"/>
-      </w:rPr>
-    </w:lvl>
-    <w:lvl w:ilvl="5" w:tentative="0">
+        <w:rFonts w:ascii="Courier New" w:eastAsia="Courier New" w:hAnsi="Courier New" w:cs="Courier New"/>
+      </w:rPr>
+    </w:lvl>
+    <w:lvl w:ilvl="5">
       <w:start w:val="1"/>
       <w:numFmt w:val="bullet"/>
       <w:lvlText w:val="▪"/>
@@ -5528,10 +4234,10 @@
         <w:ind w:left="5040" w:hanging="360"/>
       </w:pPr>
       <w:rPr>
-        <w:rFonts w:ascii="Noto Sans Symbols" w:hAnsi="Noto Sans Symbols" w:eastAsia="Noto Sans Symbols" w:cs="Noto Sans Symbols"/>
-      </w:rPr>
-    </w:lvl>
-    <w:lvl w:ilvl="6" w:tentative="0">
+        <w:rFonts w:ascii="Noto Sans Symbols" w:eastAsia="Noto Sans Symbols" w:hAnsi="Noto Sans Symbols" w:cs="Noto Sans Symbols"/>
+      </w:rPr>
+    </w:lvl>
+    <w:lvl w:ilvl="6">
       <w:start w:val="1"/>
       <w:numFmt w:val="bullet"/>
       <w:lvlText w:val="●"/>
@@ -5540,10 +4246,10 @@
         <w:ind w:left="5760" w:hanging="360"/>
       </w:pPr>
       <w:rPr>
-        <w:rFonts w:ascii="Noto Sans Symbols" w:hAnsi="Noto Sans Symbols" w:eastAsia="Noto Sans Symbols" w:cs="Noto Sans Symbols"/>
-      </w:rPr>
-    </w:lvl>
-    <w:lvl w:ilvl="7" w:tentative="0">
+        <w:rFonts w:ascii="Noto Sans Symbols" w:eastAsia="Noto Sans Symbols" w:hAnsi="Noto Sans Symbols" w:cs="Noto Sans Symbols"/>
+      </w:rPr>
+    </w:lvl>
+    <w:lvl w:ilvl="7">
       <w:start w:val="1"/>
       <w:numFmt w:val="bullet"/>
       <w:lvlText w:val="o"/>
@@ -5552,10 +4258,10 @@
         <w:ind w:left="6480" w:hanging="360"/>
       </w:pPr>
       <w:rPr>
-        <w:rFonts w:ascii="Courier New" w:hAnsi="Courier New" w:eastAsia="Courier New" w:cs="Courier New"/>
-      </w:rPr>
-    </w:lvl>
-    <w:lvl w:ilvl="8" w:tentative="0">
+        <w:rFonts w:ascii="Courier New" w:eastAsia="Courier New" w:hAnsi="Courier New" w:cs="Courier New"/>
+      </w:rPr>
+    </w:lvl>
+    <w:lvl w:ilvl="8">
       <w:start w:val="1"/>
       <w:numFmt w:val="bullet"/>
       <w:lvlText w:val="▪"/>
@@ -5564,15 +4270,15 @@
         <w:ind w:left="7200" w:hanging="360"/>
       </w:pPr>
       <w:rPr>
-        <w:rFonts w:ascii="Noto Sans Symbols" w:hAnsi="Noto Sans Symbols" w:eastAsia="Noto Sans Symbols" w:cs="Noto Sans Symbols"/>
+        <w:rFonts w:ascii="Noto Sans Symbols" w:eastAsia="Noto Sans Symbols" w:hAnsi="Noto Sans Symbols" w:cs="Noto Sans Symbols"/>
       </w:rPr>
     </w:lvl>
   </w:abstractNum>
-  <w:abstractNum w:abstractNumId="2">
+  <w:abstractNum w:abstractNumId="2" w15:restartNumberingAfterBreak="0">
     <w:nsid w:val="3D0E7C0C"/>
     <w:multiLevelType w:val="multilevel"/>
     <w:tmpl w:val="3D0E7C0C"/>
-    <w:lvl w:ilvl="0" w:tentative="0">
+    <w:lvl w:ilvl="0">
       <w:start w:val="1"/>
       <w:numFmt w:val="decimal"/>
       <w:lvlText w:val="%1."/>
@@ -5581,7 +4287,7 @@
         <w:ind w:left="0" w:firstLine="0"/>
       </w:pPr>
     </w:lvl>
-    <w:lvl w:ilvl="1" w:tentative="0">
+    <w:lvl w:ilvl="1">
       <w:start w:val="1"/>
       <w:numFmt w:val="decimal"/>
       <w:lvlText w:val="%1.%2"/>
@@ -5590,7 +4296,7 @@
         <w:ind w:left="0" w:firstLine="0"/>
       </w:pPr>
     </w:lvl>
-    <w:lvl w:ilvl="2" w:tentative="0">
+    <w:lvl w:ilvl="2">
       <w:start w:val="1"/>
       <w:numFmt w:val="decimal"/>
       <w:lvlText w:val="%1.%2.%3"/>
@@ -5599,7 +4305,7 @@
         <w:ind w:left="0" w:firstLine="0"/>
       </w:pPr>
     </w:lvl>
-    <w:lvl w:ilvl="3" w:tentative="0">
+    <w:lvl w:ilvl="3">
       <w:start w:val="1"/>
       <w:numFmt w:val="decimal"/>
       <w:lvlText w:val="%1.%2.%3.%4"/>
@@ -5608,7 +4314,7 @@
         <w:ind w:left="0" w:firstLine="0"/>
       </w:pPr>
     </w:lvl>
-    <w:lvl w:ilvl="4" w:tentative="0">
+    <w:lvl w:ilvl="4">
       <w:start w:val="1"/>
       <w:numFmt w:val="decimal"/>
       <w:lvlText w:val="%1.%2.%3.%4.%5"/>
@@ -5617,7 +4323,7 @@
         <w:ind w:left="0" w:firstLine="0"/>
       </w:pPr>
     </w:lvl>
-    <w:lvl w:ilvl="5" w:tentative="0">
+    <w:lvl w:ilvl="5">
       <w:start w:val="1"/>
       <w:numFmt w:val="decimal"/>
       <w:lvlText w:val="%1.%2.%3.%4.%5.%6"/>
@@ -5626,7 +4332,7 @@
         <w:ind w:left="0" w:firstLine="0"/>
       </w:pPr>
     </w:lvl>
-    <w:lvl w:ilvl="6" w:tentative="0">
+    <w:lvl w:ilvl="6">
       <w:start w:val="1"/>
       <w:numFmt w:val="decimal"/>
       <w:lvlText w:val="%1.%2.%3.%4.%5.%6.%7"/>
@@ -5635,7 +4341,7 @@
         <w:ind w:left="0" w:firstLine="0"/>
       </w:pPr>
     </w:lvl>
-    <w:lvl w:ilvl="7" w:tentative="0">
+    <w:lvl w:ilvl="7">
       <w:start w:val="1"/>
       <w:numFmt w:val="decimal"/>
       <w:lvlText w:val="%1.%2.%3.%4.%5.%6.%7.%8"/>
@@ -5644,7 +4350,7 @@
         <w:ind w:left="0" w:firstLine="0"/>
       </w:pPr>
     </w:lvl>
-    <w:lvl w:ilvl="8" w:tentative="0">
+    <w:lvl w:ilvl="8">
       <w:start w:val="1"/>
       <w:numFmt w:val="decimal"/>
       <w:lvlText w:val="%1.%2.%3.%4.%5.%6.%7.%8.%9"/>
@@ -5654,11 +4360,11 @@
       </w:pPr>
     </w:lvl>
   </w:abstractNum>
-  <w:abstractNum w:abstractNumId="3">
+  <w:abstractNum w:abstractNumId="3" w15:restartNumberingAfterBreak="0">
     <w:nsid w:val="53A94A3C"/>
     <w:multiLevelType w:val="multilevel"/>
     <w:tmpl w:val="53A94A3C"/>
-    <w:lvl w:ilvl="0" w:tentative="0">
+    <w:lvl w:ilvl="0">
       <w:start w:val="1"/>
       <w:numFmt w:val="bullet"/>
       <w:lvlText w:val="●"/>
@@ -5667,10 +4373,10 @@
         <w:ind w:left="1440" w:hanging="360"/>
       </w:pPr>
       <w:rPr>
-        <w:rFonts w:ascii="Noto Sans Symbols" w:hAnsi="Noto Sans Symbols" w:eastAsia="Noto Sans Symbols" w:cs="Noto Sans Symbols"/>
-      </w:rPr>
-    </w:lvl>
-    <w:lvl w:ilvl="1" w:tentative="0">
+        <w:rFonts w:ascii="Noto Sans Symbols" w:eastAsia="Noto Sans Symbols" w:hAnsi="Noto Sans Symbols" w:cs="Noto Sans Symbols"/>
+      </w:rPr>
+    </w:lvl>
+    <w:lvl w:ilvl="1">
       <w:start w:val="1"/>
       <w:numFmt w:val="bullet"/>
       <w:lvlText w:val="o"/>
@@ -5679,10 +4385,10 @@
         <w:ind w:left="2160" w:hanging="360"/>
       </w:pPr>
       <w:rPr>
-        <w:rFonts w:ascii="Courier New" w:hAnsi="Courier New" w:eastAsia="Courier New" w:cs="Courier New"/>
-      </w:rPr>
-    </w:lvl>
-    <w:lvl w:ilvl="2" w:tentative="0">
+        <w:rFonts w:ascii="Courier New" w:eastAsia="Courier New" w:hAnsi="Courier New" w:cs="Courier New"/>
+      </w:rPr>
+    </w:lvl>
+    <w:lvl w:ilvl="2">
       <w:start w:val="1"/>
       <w:numFmt w:val="bullet"/>
       <w:lvlText w:val="▪"/>
@@ -5691,10 +4397,10 @@
         <w:ind w:left="2880" w:hanging="360"/>
       </w:pPr>
       <w:rPr>
-        <w:rFonts w:ascii="Noto Sans Symbols" w:hAnsi="Noto Sans Symbols" w:eastAsia="Noto Sans Symbols" w:cs="Noto Sans Symbols"/>
-      </w:rPr>
-    </w:lvl>
-    <w:lvl w:ilvl="3" w:tentative="0">
+        <w:rFonts w:ascii="Noto Sans Symbols" w:eastAsia="Noto Sans Symbols" w:hAnsi="Noto Sans Symbols" w:cs="Noto Sans Symbols"/>
+      </w:rPr>
+    </w:lvl>
+    <w:lvl w:ilvl="3">
       <w:start w:val="1"/>
       <w:numFmt w:val="bullet"/>
       <w:lvlText w:val="●"/>
@@ -5703,10 +4409,10 @@
         <w:ind w:left="3600" w:hanging="360"/>
       </w:pPr>
       <w:rPr>
-        <w:rFonts w:ascii="Noto Sans Symbols" w:hAnsi="Noto Sans Symbols" w:eastAsia="Noto Sans Symbols" w:cs="Noto Sans Symbols"/>
-      </w:rPr>
-    </w:lvl>
-    <w:lvl w:ilvl="4" w:tentative="0">
+        <w:rFonts w:ascii="Noto Sans Symbols" w:eastAsia="Noto Sans Symbols" w:hAnsi="Noto Sans Symbols" w:cs="Noto Sans Symbols"/>
+      </w:rPr>
+    </w:lvl>
+    <w:lvl w:ilvl="4">
       <w:start w:val="1"/>
       <w:numFmt w:val="bullet"/>
       <w:lvlText w:val="o"/>
@@ -5715,10 +4421,10 @@
         <w:ind w:left="4320" w:hanging="360"/>
       </w:pPr>
       <w:rPr>
-        <w:rFonts w:ascii="Courier New" w:hAnsi="Courier New" w:eastAsia="Courier New" w:cs="Courier New"/>
-      </w:rPr>
-    </w:lvl>
-    <w:lvl w:ilvl="5" w:tentative="0">
+        <w:rFonts w:ascii="Courier New" w:eastAsia="Courier New" w:hAnsi="Courier New" w:cs="Courier New"/>
+      </w:rPr>
+    </w:lvl>
+    <w:lvl w:ilvl="5">
       <w:start w:val="1"/>
       <w:numFmt w:val="bullet"/>
       <w:lvlText w:val="▪"/>
@@ -5727,10 +4433,10 @@
         <w:ind w:left="5040" w:hanging="360"/>
       </w:pPr>
       <w:rPr>
-        <w:rFonts w:ascii="Noto Sans Symbols" w:hAnsi="Noto Sans Symbols" w:eastAsia="Noto Sans Symbols" w:cs="Noto Sans Symbols"/>
-      </w:rPr>
-    </w:lvl>
-    <w:lvl w:ilvl="6" w:tentative="0">
+        <w:rFonts w:ascii="Noto Sans Symbols" w:eastAsia="Noto Sans Symbols" w:hAnsi="Noto Sans Symbols" w:cs="Noto Sans Symbols"/>
+      </w:rPr>
+    </w:lvl>
+    <w:lvl w:ilvl="6">
       <w:start w:val="1"/>
       <w:numFmt w:val="bullet"/>
       <w:lvlText w:val="●"/>
@@ -5739,10 +4445,10 @@
         <w:ind w:left="5760" w:hanging="360"/>
       </w:pPr>
       <w:rPr>
-        <w:rFonts w:ascii="Noto Sans Symbols" w:hAnsi="Noto Sans Symbols" w:eastAsia="Noto Sans Symbols" w:cs="Noto Sans Symbols"/>
-      </w:rPr>
-    </w:lvl>
-    <w:lvl w:ilvl="7" w:tentative="0">
+        <w:rFonts w:ascii="Noto Sans Symbols" w:eastAsia="Noto Sans Symbols" w:hAnsi="Noto Sans Symbols" w:cs="Noto Sans Symbols"/>
+      </w:rPr>
+    </w:lvl>
+    <w:lvl w:ilvl="7">
       <w:start w:val="1"/>
       <w:numFmt w:val="bullet"/>
       <w:lvlText w:val="o"/>
@@ -5751,10 +4457,10 @@
         <w:ind w:left="6480" w:hanging="360"/>
       </w:pPr>
       <w:rPr>
-        <w:rFonts w:ascii="Courier New" w:hAnsi="Courier New" w:eastAsia="Courier New" w:cs="Courier New"/>
-      </w:rPr>
-    </w:lvl>
-    <w:lvl w:ilvl="8" w:tentative="0">
+        <w:rFonts w:ascii="Courier New" w:eastAsia="Courier New" w:hAnsi="Courier New" w:cs="Courier New"/>
+      </w:rPr>
+    </w:lvl>
+    <w:lvl w:ilvl="8">
       <w:start w:val="1"/>
       <w:numFmt w:val="bullet"/>
       <w:lvlText w:val="▪"/>
@@ -5763,15 +4469,15 @@
         <w:ind w:left="7200" w:hanging="360"/>
       </w:pPr>
       <w:rPr>
-        <w:rFonts w:ascii="Noto Sans Symbols" w:hAnsi="Noto Sans Symbols" w:eastAsia="Noto Sans Symbols" w:cs="Noto Sans Symbols"/>
+        <w:rFonts w:ascii="Noto Sans Symbols" w:eastAsia="Noto Sans Symbols" w:hAnsi="Noto Sans Symbols" w:cs="Noto Sans Symbols"/>
       </w:rPr>
     </w:lvl>
   </w:abstractNum>
-  <w:abstractNum w:abstractNumId="4">
+  <w:abstractNum w:abstractNumId="4" w15:restartNumberingAfterBreak="0">
     <w:nsid w:val="55CB1426"/>
     <w:multiLevelType w:val="multilevel"/>
     <w:tmpl w:val="55CB1426"/>
-    <w:lvl w:ilvl="0" w:tentative="0">
+    <w:lvl w:ilvl="0">
       <w:start w:val="1"/>
       <w:numFmt w:val="bullet"/>
       <w:lvlText w:val="●"/>
@@ -5780,10 +4486,10 @@
         <w:ind w:left="1440" w:hanging="360"/>
       </w:pPr>
       <w:rPr>
-        <w:rFonts w:ascii="Noto Sans Symbols" w:hAnsi="Noto Sans Symbols" w:eastAsia="Noto Sans Symbols" w:cs="Noto Sans Symbols"/>
-      </w:rPr>
-    </w:lvl>
-    <w:lvl w:ilvl="1" w:tentative="0">
+        <w:rFonts w:ascii="Noto Sans Symbols" w:eastAsia="Noto Sans Symbols" w:hAnsi="Noto Sans Symbols" w:cs="Noto Sans Symbols"/>
+      </w:rPr>
+    </w:lvl>
+    <w:lvl w:ilvl="1">
       <w:start w:val="1"/>
       <w:numFmt w:val="bullet"/>
       <w:lvlText w:val="o"/>
@@ -5792,10 +4498,10 @@
         <w:ind w:left="2160" w:hanging="360"/>
       </w:pPr>
       <w:rPr>
-        <w:rFonts w:ascii="Courier New" w:hAnsi="Courier New" w:eastAsia="Courier New" w:cs="Courier New"/>
-      </w:rPr>
-    </w:lvl>
-    <w:lvl w:ilvl="2" w:tentative="0">
+        <w:rFonts w:ascii="Courier New" w:eastAsia="Courier New" w:hAnsi="Courier New" w:cs="Courier New"/>
+      </w:rPr>
+    </w:lvl>
+    <w:lvl w:ilvl="2">
       <w:start w:val="1"/>
       <w:numFmt w:val="bullet"/>
       <w:lvlText w:val="▪"/>
@@ -5804,10 +4510,10 @@
         <w:ind w:left="2880" w:hanging="360"/>
       </w:pPr>
       <w:rPr>
-        <w:rFonts w:ascii="Noto Sans Symbols" w:hAnsi="Noto Sans Symbols" w:eastAsia="Noto Sans Symbols" w:cs="Noto Sans Symbols"/>
-      </w:rPr>
-    </w:lvl>
-    <w:lvl w:ilvl="3" w:tentative="0">
+        <w:rFonts w:ascii="Noto Sans Symbols" w:eastAsia="Noto Sans Symbols" w:hAnsi="Noto Sans Symbols" w:cs="Noto Sans Symbols"/>
+      </w:rPr>
+    </w:lvl>
+    <w:lvl w:ilvl="3">
       <w:start w:val="1"/>
       <w:numFmt w:val="bullet"/>
       <w:lvlText w:val="●"/>
@@ -5816,10 +4522,10 @@
         <w:ind w:left="3600" w:hanging="360"/>
       </w:pPr>
       <w:rPr>
-        <w:rFonts w:ascii="Noto Sans Symbols" w:hAnsi="Noto Sans Symbols" w:eastAsia="Noto Sans Symbols" w:cs="Noto Sans Symbols"/>
-      </w:rPr>
-    </w:lvl>
-    <w:lvl w:ilvl="4" w:tentative="0">
+        <w:rFonts w:ascii="Noto Sans Symbols" w:eastAsia="Noto Sans Symbols" w:hAnsi="Noto Sans Symbols" w:cs="Noto Sans Symbols"/>
+      </w:rPr>
+    </w:lvl>
+    <w:lvl w:ilvl="4">
       <w:start w:val="1"/>
       <w:numFmt w:val="bullet"/>
       <w:lvlText w:val="o"/>
@@ -5828,10 +4534,10 @@
         <w:ind w:left="4320" w:hanging="360"/>
       </w:pPr>
       <w:rPr>
-        <w:rFonts w:ascii="Courier New" w:hAnsi="Courier New" w:eastAsia="Courier New" w:cs="Courier New"/>
-      </w:rPr>
-    </w:lvl>
-    <w:lvl w:ilvl="5" w:tentative="0">
+        <w:rFonts w:ascii="Courier New" w:eastAsia="Courier New" w:hAnsi="Courier New" w:cs="Courier New"/>
+      </w:rPr>
+    </w:lvl>
+    <w:lvl w:ilvl="5">
       <w:start w:val="1"/>
       <w:numFmt w:val="bullet"/>
       <w:lvlText w:val="▪"/>
@@ -5840,10 +4546,10 @@
         <w:ind w:left="5040" w:hanging="360"/>
       </w:pPr>
       <w:rPr>
-        <w:rFonts w:ascii="Noto Sans Symbols" w:hAnsi="Noto Sans Symbols" w:eastAsia="Noto Sans Symbols" w:cs="Noto Sans Symbols"/>
-      </w:rPr>
-    </w:lvl>
-    <w:lvl w:ilvl="6" w:tentative="0">
+        <w:rFonts w:ascii="Noto Sans Symbols" w:eastAsia="Noto Sans Symbols" w:hAnsi="Noto Sans Symbols" w:cs="Noto Sans Symbols"/>
+      </w:rPr>
+    </w:lvl>
+    <w:lvl w:ilvl="6">
       <w:start w:val="1"/>
       <w:numFmt w:val="bullet"/>
       <w:lvlText w:val="●"/>
@@ -5852,10 +4558,10 @@
         <w:ind w:left="5760" w:hanging="360"/>
       </w:pPr>
       <w:rPr>
-        <w:rFonts w:ascii="Noto Sans Symbols" w:hAnsi="Noto Sans Symbols" w:eastAsia="Noto Sans Symbols" w:cs="Noto Sans Symbols"/>
-      </w:rPr>
-    </w:lvl>
-    <w:lvl w:ilvl="7" w:tentative="0">
+        <w:rFonts w:ascii="Noto Sans Symbols" w:eastAsia="Noto Sans Symbols" w:hAnsi="Noto Sans Symbols" w:cs="Noto Sans Symbols"/>
+      </w:rPr>
+    </w:lvl>
+    <w:lvl w:ilvl="7">
       <w:start w:val="1"/>
       <w:numFmt w:val="bullet"/>
       <w:lvlText w:val="o"/>
@@ -5864,10 +4570,10 @@
         <w:ind w:left="6480" w:hanging="360"/>
       </w:pPr>
       <w:rPr>
-        <w:rFonts w:ascii="Courier New" w:hAnsi="Courier New" w:eastAsia="Courier New" w:cs="Courier New"/>
-      </w:rPr>
-    </w:lvl>
-    <w:lvl w:ilvl="8" w:tentative="0">
+        <w:rFonts w:ascii="Courier New" w:eastAsia="Courier New" w:hAnsi="Courier New" w:cs="Courier New"/>
+      </w:rPr>
+    </w:lvl>
+    <w:lvl w:ilvl="8">
       <w:start w:val="1"/>
       <w:numFmt w:val="bullet"/>
       <w:lvlText w:val="▪"/>
@@ -5876,15 +4582,15 @@
         <w:ind w:left="7200" w:hanging="360"/>
       </w:pPr>
       <w:rPr>
-        <w:rFonts w:ascii="Noto Sans Symbols" w:hAnsi="Noto Sans Symbols" w:eastAsia="Noto Sans Symbols" w:cs="Noto Sans Symbols"/>
+        <w:rFonts w:ascii="Noto Sans Symbols" w:eastAsia="Noto Sans Symbols" w:hAnsi="Noto Sans Symbols" w:cs="Noto Sans Symbols"/>
       </w:rPr>
     </w:lvl>
   </w:abstractNum>
-  <w:abstractNum w:abstractNumId="5">
+  <w:abstractNum w:abstractNumId="5" w15:restartNumberingAfterBreak="0">
     <w:nsid w:val="6F8E7D27"/>
     <w:multiLevelType w:val="multilevel"/>
     <w:tmpl w:val="6F8E7D27"/>
-    <w:lvl w:ilvl="0" w:tentative="0">
+    <w:lvl w:ilvl="0">
       <w:start w:val="1"/>
       <w:numFmt w:val="bullet"/>
       <w:lvlText w:val="●"/>
@@ -5893,10 +4599,10 @@
         <w:ind w:left="1440" w:hanging="360"/>
       </w:pPr>
       <w:rPr>
-        <w:rFonts w:ascii="Noto Sans Symbols" w:hAnsi="Noto Sans Symbols" w:eastAsia="Noto Sans Symbols" w:cs="Noto Sans Symbols"/>
-      </w:rPr>
-    </w:lvl>
-    <w:lvl w:ilvl="1" w:tentative="0">
+        <w:rFonts w:ascii="Noto Sans Symbols" w:eastAsia="Noto Sans Symbols" w:hAnsi="Noto Sans Symbols" w:cs="Noto Sans Symbols"/>
+      </w:rPr>
+    </w:lvl>
+    <w:lvl w:ilvl="1">
       <w:start w:val="1"/>
       <w:numFmt w:val="bullet"/>
       <w:lvlText w:val="o"/>
@@ -5905,10 +4611,10 @@
         <w:ind w:left="2160" w:hanging="360"/>
       </w:pPr>
       <w:rPr>
-        <w:rFonts w:ascii="Courier New" w:hAnsi="Courier New" w:eastAsia="Courier New" w:cs="Courier New"/>
-      </w:rPr>
-    </w:lvl>
-    <w:lvl w:ilvl="2" w:tentative="0">
+        <w:rFonts w:ascii="Courier New" w:eastAsia="Courier New" w:hAnsi="Courier New" w:cs="Courier New"/>
+      </w:rPr>
+    </w:lvl>
+    <w:lvl w:ilvl="2">
       <w:start w:val="1"/>
       <w:numFmt w:val="bullet"/>
       <w:lvlText w:val="▪"/>
@@ -5917,10 +4623,10 @@
         <w:ind w:left="2880" w:hanging="360"/>
       </w:pPr>
       <w:rPr>
-        <w:rFonts w:ascii="Noto Sans Symbols" w:hAnsi="Noto Sans Symbols" w:eastAsia="Noto Sans Symbols" w:cs="Noto Sans Symbols"/>
-      </w:rPr>
-    </w:lvl>
-    <w:lvl w:ilvl="3" w:tentative="0">
+        <w:rFonts w:ascii="Noto Sans Symbols" w:eastAsia="Noto Sans Symbols" w:hAnsi="Noto Sans Symbols" w:cs="Noto Sans Symbols"/>
+      </w:rPr>
+    </w:lvl>
+    <w:lvl w:ilvl="3">
       <w:start w:val="1"/>
       <w:numFmt w:val="bullet"/>
       <w:lvlText w:val="●"/>
@@ -5929,10 +4635,10 @@
         <w:ind w:left="3600" w:hanging="360"/>
       </w:pPr>
       <w:rPr>
-        <w:rFonts w:ascii="Noto Sans Symbols" w:hAnsi="Noto Sans Symbols" w:eastAsia="Noto Sans Symbols" w:cs="Noto Sans Symbols"/>
-      </w:rPr>
-    </w:lvl>
-    <w:lvl w:ilvl="4" w:tentative="0">
+        <w:rFonts w:ascii="Noto Sans Symbols" w:eastAsia="Noto Sans Symbols" w:hAnsi="Noto Sans Symbols" w:cs="Noto Sans Symbols"/>
+      </w:rPr>
+    </w:lvl>
+    <w:lvl w:ilvl="4">
       <w:start w:val="1"/>
       <w:numFmt w:val="bullet"/>
       <w:lvlText w:val="o"/>
@@ -5941,10 +4647,10 @@
         <w:ind w:left="4320" w:hanging="360"/>
       </w:pPr>
       <w:rPr>
-        <w:rFonts w:ascii="Courier New" w:hAnsi="Courier New" w:eastAsia="Courier New" w:cs="Courier New"/>
-      </w:rPr>
-    </w:lvl>
-    <w:lvl w:ilvl="5" w:tentative="0">
+        <w:rFonts w:ascii="Courier New" w:eastAsia="Courier New" w:hAnsi="Courier New" w:cs="Courier New"/>
+      </w:rPr>
+    </w:lvl>
+    <w:lvl w:ilvl="5">
       <w:start w:val="1"/>
       <w:numFmt w:val="bullet"/>
       <w:lvlText w:val="▪"/>
@@ -5953,10 +4659,10 @@
         <w:ind w:left="5040" w:hanging="360"/>
       </w:pPr>
       <w:rPr>
-        <w:rFonts w:ascii="Noto Sans Symbols" w:hAnsi="Noto Sans Symbols" w:eastAsia="Noto Sans Symbols" w:cs="Noto Sans Symbols"/>
-      </w:rPr>
-    </w:lvl>
-    <w:lvl w:ilvl="6" w:tentative="0">
+        <w:rFonts w:ascii="Noto Sans Symbols" w:eastAsia="Noto Sans Symbols" w:hAnsi="Noto Sans Symbols" w:cs="Noto Sans Symbols"/>
+      </w:rPr>
+    </w:lvl>
+    <w:lvl w:ilvl="6">
       <w:start w:val="1"/>
       <w:numFmt w:val="bullet"/>
       <w:lvlText w:val="●"/>
@@ -5965,10 +4671,10 @@
         <w:ind w:left="5760" w:hanging="360"/>
       </w:pPr>
       <w:rPr>
-        <w:rFonts w:ascii="Noto Sans Symbols" w:hAnsi="Noto Sans Symbols" w:eastAsia="Noto Sans Symbols" w:cs="Noto Sans Symbols"/>
-      </w:rPr>
-    </w:lvl>
-    <w:lvl w:ilvl="7" w:tentative="0">
+        <w:rFonts w:ascii="Noto Sans Symbols" w:eastAsia="Noto Sans Symbols" w:hAnsi="Noto Sans Symbols" w:cs="Noto Sans Symbols"/>
+      </w:rPr>
+    </w:lvl>
+    <w:lvl w:ilvl="7">
       <w:start w:val="1"/>
       <w:numFmt w:val="bullet"/>
       <w:lvlText w:val="o"/>
@@ -5977,10 +4683,10 @@
         <w:ind w:left="6480" w:hanging="360"/>
       </w:pPr>
       <w:rPr>
-        <w:rFonts w:ascii="Courier New" w:hAnsi="Courier New" w:eastAsia="Courier New" w:cs="Courier New"/>
-      </w:rPr>
-    </w:lvl>
-    <w:lvl w:ilvl="8" w:tentative="0">
+        <w:rFonts w:ascii="Courier New" w:eastAsia="Courier New" w:hAnsi="Courier New" w:cs="Courier New"/>
+      </w:rPr>
+    </w:lvl>
+    <w:lvl w:ilvl="8">
       <w:start w:val="1"/>
       <w:numFmt w:val="bullet"/>
       <w:lvlText w:val="▪"/>
@@ -5989,15 +4695,15 @@
         <w:ind w:left="7200" w:hanging="360"/>
       </w:pPr>
       <w:rPr>
-        <w:rFonts w:ascii="Noto Sans Symbols" w:hAnsi="Noto Sans Symbols" w:eastAsia="Noto Sans Symbols" w:cs="Noto Sans Symbols"/>
+        <w:rFonts w:ascii="Noto Sans Symbols" w:eastAsia="Noto Sans Symbols" w:hAnsi="Noto Sans Symbols" w:cs="Noto Sans Symbols"/>
       </w:rPr>
     </w:lvl>
   </w:abstractNum>
-  <w:abstractNum w:abstractNumId="6">
+  <w:abstractNum w:abstractNumId="6" w15:restartNumberingAfterBreak="0">
     <w:nsid w:val="704021F9"/>
     <w:multiLevelType w:val="multilevel"/>
     <w:tmpl w:val="704021F9"/>
-    <w:lvl w:ilvl="0" w:tentative="0">
+    <w:lvl w:ilvl="0">
       <w:start w:val="1"/>
       <w:numFmt w:val="bullet"/>
       <w:lvlText w:val="●"/>
@@ -6006,10 +4712,10 @@
         <w:ind w:left="1440" w:hanging="360"/>
       </w:pPr>
       <w:rPr>
-        <w:rFonts w:ascii="Noto Sans Symbols" w:hAnsi="Noto Sans Symbols" w:eastAsia="Noto Sans Symbols" w:cs="Noto Sans Symbols"/>
-      </w:rPr>
-    </w:lvl>
-    <w:lvl w:ilvl="1" w:tentative="0">
+        <w:rFonts w:ascii="Noto Sans Symbols" w:eastAsia="Noto Sans Symbols" w:hAnsi="Noto Sans Symbols" w:cs="Noto Sans Symbols"/>
+      </w:rPr>
+    </w:lvl>
+    <w:lvl w:ilvl="1">
       <w:start w:val="1"/>
       <w:numFmt w:val="bullet"/>
       <w:lvlText w:val="o"/>
@@ -6018,10 +4724,10 @@
         <w:ind w:left="2160" w:hanging="360"/>
       </w:pPr>
       <w:rPr>
-        <w:rFonts w:ascii="Courier New" w:hAnsi="Courier New" w:eastAsia="Courier New" w:cs="Courier New"/>
-      </w:rPr>
-    </w:lvl>
-    <w:lvl w:ilvl="2" w:tentative="0">
+        <w:rFonts w:ascii="Courier New" w:eastAsia="Courier New" w:hAnsi="Courier New" w:cs="Courier New"/>
+      </w:rPr>
+    </w:lvl>
+    <w:lvl w:ilvl="2">
       <w:start w:val="1"/>
       <w:numFmt w:val="bullet"/>
       <w:lvlText w:val="▪"/>
@@ -6030,10 +4736,10 @@
         <w:ind w:left="2880" w:hanging="360"/>
       </w:pPr>
       <w:rPr>
-        <w:rFonts w:ascii="Noto Sans Symbols" w:hAnsi="Noto Sans Symbols" w:eastAsia="Noto Sans Symbols" w:cs="Noto Sans Symbols"/>
-      </w:rPr>
-    </w:lvl>
-    <w:lvl w:ilvl="3" w:tentative="0">
+        <w:rFonts w:ascii="Noto Sans Symbols" w:eastAsia="Noto Sans Symbols" w:hAnsi="Noto Sans Symbols" w:cs="Noto Sans Symbols"/>
+      </w:rPr>
+    </w:lvl>
+    <w:lvl w:ilvl="3">
       <w:start w:val="1"/>
       <w:numFmt w:val="bullet"/>
       <w:lvlText w:val="●"/>
@@ -6042,10 +4748,10 @@
         <w:ind w:left="3600" w:hanging="360"/>
       </w:pPr>
       <w:rPr>
-        <w:rFonts w:ascii="Noto Sans Symbols" w:hAnsi="Noto Sans Symbols" w:eastAsia="Noto Sans Symbols" w:cs="Noto Sans Symbols"/>
-      </w:rPr>
-    </w:lvl>
-    <w:lvl w:ilvl="4" w:tentative="0">
+        <w:rFonts w:ascii="Noto Sans Symbols" w:eastAsia="Noto Sans Symbols" w:hAnsi="Noto Sans Symbols" w:cs="Noto Sans Symbols"/>
+      </w:rPr>
+    </w:lvl>
+    <w:lvl w:ilvl="4">
       <w:start w:val="1"/>
       <w:numFmt w:val="bullet"/>
       <w:lvlText w:val="o"/>
@@ -6054,10 +4760,10 @@
         <w:ind w:left="4320" w:hanging="360"/>
       </w:pPr>
       <w:rPr>
-        <w:rFonts w:ascii="Courier New" w:hAnsi="Courier New" w:eastAsia="Courier New" w:cs="Courier New"/>
-      </w:rPr>
-    </w:lvl>
-    <w:lvl w:ilvl="5" w:tentative="0">
+        <w:rFonts w:ascii="Courier New" w:eastAsia="Courier New" w:hAnsi="Courier New" w:cs="Courier New"/>
+      </w:rPr>
+    </w:lvl>
+    <w:lvl w:ilvl="5">
       <w:start w:val="1"/>
       <w:numFmt w:val="bullet"/>
       <w:lvlText w:val="▪"/>
@@ -6066,10 +4772,10 @@
         <w:ind w:left="5040" w:hanging="360"/>
       </w:pPr>
       <w:rPr>
-        <w:rFonts w:ascii="Noto Sans Symbols" w:hAnsi="Noto Sans Symbols" w:eastAsia="Noto Sans Symbols" w:cs="Noto Sans Symbols"/>
-      </w:rPr>
-    </w:lvl>
-    <w:lvl w:ilvl="6" w:tentative="0">
+        <w:rFonts w:ascii="Noto Sans Symbols" w:eastAsia="Noto Sans Symbols" w:hAnsi="Noto Sans Symbols" w:cs="Noto Sans Symbols"/>
+      </w:rPr>
+    </w:lvl>
+    <w:lvl w:ilvl="6">
       <w:start w:val="1"/>
       <w:numFmt w:val="bullet"/>
       <w:lvlText w:val="●"/>
@@ -6078,10 +4784,10 @@
         <w:ind w:left="5760" w:hanging="360"/>
       </w:pPr>
       <w:rPr>
-        <w:rFonts w:ascii="Noto Sans Symbols" w:hAnsi="Noto Sans Symbols" w:eastAsia="Noto Sans Symbols" w:cs="Noto Sans Symbols"/>
-      </w:rPr>
-    </w:lvl>
-    <w:lvl w:ilvl="7" w:tentative="0">
+        <w:rFonts w:ascii="Noto Sans Symbols" w:eastAsia="Noto Sans Symbols" w:hAnsi="Noto Sans Symbols" w:cs="Noto Sans Symbols"/>
+      </w:rPr>
+    </w:lvl>
+    <w:lvl w:ilvl="7">
       <w:start w:val="1"/>
       <w:numFmt w:val="bullet"/>
       <w:lvlText w:val="o"/>
@@ -6090,10 +4796,10 @@
         <w:ind w:left="6480" w:hanging="360"/>
       </w:pPr>
       <w:rPr>
-        <w:rFonts w:ascii="Courier New" w:hAnsi="Courier New" w:eastAsia="Courier New" w:cs="Courier New"/>
-      </w:rPr>
-    </w:lvl>
-    <w:lvl w:ilvl="8" w:tentative="0">
+        <w:rFonts w:ascii="Courier New" w:eastAsia="Courier New" w:hAnsi="Courier New" w:cs="Courier New"/>
+      </w:rPr>
+    </w:lvl>
+    <w:lvl w:ilvl="8">
       <w:start w:val="1"/>
       <w:numFmt w:val="bullet"/>
       <w:lvlText w:val="▪"/>
@@ -6102,15 +4808,15 @@
         <w:ind w:left="7200" w:hanging="360"/>
       </w:pPr>
       <w:rPr>
-        <w:rFonts w:ascii="Noto Sans Symbols" w:hAnsi="Noto Sans Symbols" w:eastAsia="Noto Sans Symbols" w:cs="Noto Sans Symbols"/>
+        <w:rFonts w:ascii="Noto Sans Symbols" w:eastAsia="Noto Sans Symbols" w:hAnsi="Noto Sans Symbols" w:cs="Noto Sans Symbols"/>
       </w:rPr>
     </w:lvl>
   </w:abstractNum>
-  <w:abstractNum w:abstractNumId="7">
+  <w:abstractNum w:abstractNumId="7" w15:restartNumberingAfterBreak="0">
     <w:nsid w:val="7BAC4355"/>
     <w:multiLevelType w:val="multilevel"/>
     <w:tmpl w:val="7BAC4355"/>
-    <w:lvl w:ilvl="0" w:tentative="0">
+    <w:lvl w:ilvl="0">
       <w:start w:val="1"/>
       <w:numFmt w:val="bullet"/>
       <w:lvlText w:val="●"/>
@@ -6119,10 +4825,10 @@
         <w:ind w:left="1440" w:hanging="360"/>
       </w:pPr>
       <w:rPr>
-        <w:rFonts w:ascii="Noto Sans Symbols" w:hAnsi="Noto Sans Symbols" w:eastAsia="Noto Sans Symbols" w:cs="Noto Sans Symbols"/>
-      </w:rPr>
-    </w:lvl>
-    <w:lvl w:ilvl="1" w:tentative="0">
+        <w:rFonts w:ascii="Noto Sans Symbols" w:eastAsia="Noto Sans Symbols" w:hAnsi="Noto Sans Symbols" w:cs="Noto Sans Symbols"/>
+      </w:rPr>
+    </w:lvl>
+    <w:lvl w:ilvl="1">
       <w:start w:val="1"/>
       <w:numFmt w:val="bullet"/>
       <w:lvlText w:val="o"/>
@@ -6131,10 +4837,10 @@
         <w:ind w:left="2160" w:hanging="360"/>
       </w:pPr>
       <w:rPr>
-        <w:rFonts w:ascii="Courier New" w:hAnsi="Courier New" w:eastAsia="Courier New" w:cs="Courier New"/>
-      </w:rPr>
-    </w:lvl>
-    <w:lvl w:ilvl="2" w:tentative="0">
+        <w:rFonts w:ascii="Courier New" w:eastAsia="Courier New" w:hAnsi="Courier New" w:cs="Courier New"/>
+      </w:rPr>
+    </w:lvl>
+    <w:lvl w:ilvl="2">
       <w:start w:val="1"/>
       <w:numFmt w:val="bullet"/>
       <w:lvlText w:val="▪"/>
@@ -6143,10 +4849,10 @@
         <w:ind w:left="2880" w:hanging="360"/>
       </w:pPr>
       <w:rPr>
-        <w:rFonts w:ascii="Noto Sans Symbols" w:hAnsi="Noto Sans Symbols" w:eastAsia="Noto Sans Symbols" w:cs="Noto Sans Symbols"/>
-      </w:rPr>
-    </w:lvl>
-    <w:lvl w:ilvl="3" w:tentative="0">
+        <w:rFonts w:ascii="Noto Sans Symbols" w:eastAsia="Noto Sans Symbols" w:hAnsi="Noto Sans Symbols" w:cs="Noto Sans Symbols"/>
+      </w:rPr>
+    </w:lvl>
+    <w:lvl w:ilvl="3">
       <w:start w:val="1"/>
       <w:numFmt w:val="bullet"/>
       <w:lvlText w:val="●"/>
@@ -6155,10 +4861,10 @@
         <w:ind w:left="3600" w:hanging="360"/>
       </w:pPr>
       <w:rPr>
-        <w:rFonts w:ascii="Noto Sans Symbols" w:hAnsi="Noto Sans Symbols" w:eastAsia="Noto Sans Symbols" w:cs="Noto Sans Symbols"/>
-      </w:rPr>
-    </w:lvl>
-    <w:lvl w:ilvl="4" w:tentative="0">
+        <w:rFonts w:ascii="Noto Sans Symbols" w:eastAsia="Noto Sans Symbols" w:hAnsi="Noto Sans Symbols" w:cs="Noto Sans Symbols"/>
+      </w:rPr>
+    </w:lvl>
+    <w:lvl w:ilvl="4">
       <w:start w:val="1"/>
       <w:numFmt w:val="bullet"/>
       <w:lvlText w:val="o"/>
@@ -6167,10 +4873,10 @@
         <w:ind w:left="4320" w:hanging="360"/>
       </w:pPr>
       <w:rPr>
-        <w:rFonts w:ascii="Courier New" w:hAnsi="Courier New" w:eastAsia="Courier New" w:cs="Courier New"/>
-      </w:rPr>
-    </w:lvl>
-    <w:lvl w:ilvl="5" w:tentative="0">
+        <w:rFonts w:ascii="Courier New" w:eastAsia="Courier New" w:hAnsi="Courier New" w:cs="Courier New"/>
+      </w:rPr>
+    </w:lvl>
+    <w:lvl w:ilvl="5">
       <w:start w:val="1"/>
       <w:numFmt w:val="bullet"/>
       <w:lvlText w:val="▪"/>
@@ -6179,10 +4885,10 @@
         <w:ind w:left="5040" w:hanging="360"/>
       </w:pPr>
       <w:rPr>
-        <w:rFonts w:ascii="Noto Sans Symbols" w:hAnsi="Noto Sans Symbols" w:eastAsia="Noto Sans Symbols" w:cs="Noto Sans Symbols"/>
-      </w:rPr>
-    </w:lvl>
-    <w:lvl w:ilvl="6" w:tentative="0">
+        <w:rFonts w:ascii="Noto Sans Symbols" w:eastAsia="Noto Sans Symbols" w:hAnsi="Noto Sans Symbols" w:cs="Noto Sans Symbols"/>
+      </w:rPr>
+    </w:lvl>
+    <w:lvl w:ilvl="6">
       <w:start w:val="1"/>
       <w:numFmt w:val="bullet"/>
       <w:lvlText w:val="●"/>
@@ -6191,10 +4897,10 @@
         <w:ind w:left="5760" w:hanging="360"/>
       </w:pPr>
       <w:rPr>
-        <w:rFonts w:ascii="Noto Sans Symbols" w:hAnsi="Noto Sans Symbols" w:eastAsia="Noto Sans Symbols" w:cs="Noto Sans Symbols"/>
-      </w:rPr>
-    </w:lvl>
-    <w:lvl w:ilvl="7" w:tentative="0">
+        <w:rFonts w:ascii="Noto Sans Symbols" w:eastAsia="Noto Sans Symbols" w:hAnsi="Noto Sans Symbols" w:cs="Noto Sans Symbols"/>
+      </w:rPr>
+    </w:lvl>
+    <w:lvl w:ilvl="7">
       <w:start w:val="1"/>
       <w:numFmt w:val="bullet"/>
       <w:lvlText w:val="o"/>
@@ -6203,10 +4909,10 @@
         <w:ind w:left="6480" w:hanging="360"/>
       </w:pPr>
       <w:rPr>
-        <w:rFonts w:ascii="Courier New" w:hAnsi="Courier New" w:eastAsia="Courier New" w:cs="Courier New"/>
-      </w:rPr>
-    </w:lvl>
-    <w:lvl w:ilvl="8" w:tentative="0">
+        <w:rFonts w:ascii="Courier New" w:eastAsia="Courier New" w:hAnsi="Courier New" w:cs="Courier New"/>
+      </w:rPr>
+    </w:lvl>
+    <w:lvl w:ilvl="8">
       <w:start w:val="1"/>
       <w:numFmt w:val="bullet"/>
       <w:lvlText w:val="▪"/>
@@ -6215,217 +4921,439 @@
         <w:ind w:left="7200" w:hanging="360"/>
       </w:pPr>
       <w:rPr>
-        <w:rFonts w:ascii="Noto Sans Symbols" w:hAnsi="Noto Sans Symbols" w:eastAsia="Noto Sans Symbols" w:cs="Noto Sans Symbols"/>
+        <w:rFonts w:ascii="Noto Sans Symbols" w:eastAsia="Noto Sans Symbols" w:hAnsi="Noto Sans Symbols" w:cs="Noto Sans Symbols"/>
       </w:rPr>
     </w:lvl>
   </w:abstractNum>
-  <w:num w:numId="1">
+  <w:num w:numId="1" w16cid:durableId="1899392486">
     <w:abstractNumId w:val="2"/>
   </w:num>
-  <w:num w:numId="2">
+  <w:num w:numId="2" w16cid:durableId="1229073780">
     <w:abstractNumId w:val="5"/>
   </w:num>
-  <w:num w:numId="3">
+  <w:num w:numId="3" w16cid:durableId="993290854">
     <w:abstractNumId w:val="4"/>
   </w:num>
-  <w:num w:numId="4">
+  <w:num w:numId="4" w16cid:durableId="1073314697">
     <w:abstractNumId w:val="1"/>
   </w:num>
-  <w:num w:numId="5">
+  <w:num w:numId="5" w16cid:durableId="472869933">
     <w:abstractNumId w:val="6"/>
   </w:num>
-  <w:num w:numId="6">
+  <w:num w:numId="6" w16cid:durableId="201794676">
     <w:abstractNumId w:val="3"/>
   </w:num>
-  <w:num w:numId="7">
+  <w:num w:numId="7" w16cid:durableId="399910431">
     <w:abstractNumId w:val="0"/>
   </w:num>
-  <w:num w:numId="8">
+  <w:num w:numId="8" w16cid:durableId="708073107">
     <w:abstractNumId w:val="7"/>
   </w:num>
 </w:numbering>
 </file>
 
 <file path=word/styles.xml><?xml version="1.0" encoding="utf-8"?>
-<w:styles xmlns:mc="http://schemas.openxmlformats.org/markup-compatibility/2006" xmlns:o="urn:schemas-microsoft-com:office:office" xmlns:r="http://schemas.openxmlformats.org/officeDocument/2006/relationships" xmlns:m="http://schemas.openxmlformats.org/officeDocument/2006/math" xmlns:v="urn:schemas-microsoft-com:vml" xmlns:w="http://schemas.openxmlformats.org/wordprocessingml/2006/main" xmlns:w14="http://schemas.microsoft.com/office/word/2010/wordml" xmlns:w10="urn:schemas-microsoft-com:office:word" xmlns:sl="http://schemas.openxmlformats.org/schemaLibrary/2006/main" xmlns:wpsCustomData="http://www.wps.cn/officeDocument/2013/wpsCustomData" mc:Ignorable="w14">
+<w:styles xmlns:mc="http://schemas.openxmlformats.org/markup-compatibility/2006" xmlns:r="http://schemas.openxmlformats.org/officeDocument/2006/relationships" xmlns:w="http://schemas.openxmlformats.org/wordprocessingml/2006/main" xmlns:w14="http://schemas.microsoft.com/office/word/2010/wordml" xmlns:w15="http://schemas.microsoft.com/office/word/2012/wordml" xmlns:w16cex="http://schemas.microsoft.com/office/word/2018/wordml/cex" xmlns:w16cid="http://schemas.microsoft.com/office/word/2016/wordml/cid" xmlns:w16="http://schemas.microsoft.com/office/word/2018/wordml" xmlns:w16du="http://schemas.microsoft.com/office/word/2023/wordml/word16du" xmlns:w16sdtdh="http://schemas.microsoft.com/office/word/2020/wordml/sdtdatahash" xmlns:w16sdtfl="http://schemas.microsoft.com/office/word/2024/wordml/sdtformatlock" xmlns:w16se="http://schemas.microsoft.com/office/word/2015/wordml/symex" mc:Ignorable="w14 w15 w16se w16cid w16 w16cex w16sdtdh w16sdtfl w16du">
   <w:docDefaults>
     <w:rPrDefault>
       <w:rPr>
-        <w:rFonts w:ascii="Times New Roman" w:hAnsi="Times New Roman" w:eastAsia="Times New Roman" w:cs="Times New Roman"/>
+        <w:rFonts w:ascii="Times New Roman" w:eastAsia="Times New Roman" w:hAnsi="Times New Roman" w:cs="Times New Roman"/>
+        <w:lang w:val="pt-BR" w:eastAsia="pt-BR" w:bidi="ar-SA"/>
       </w:rPr>
     </w:rPrDefault>
     <w:pPrDefault/>
   </w:docDefaults>
-  <w:latentStyles w:count="260" w:defQFormat="0" w:defUnhideWhenUsed="1" w:defSemiHidden="1" w:defUIPriority="99" w:defLockedState="0">
-    <w:lsdException w:qFormat="1" w:unhideWhenUsed="0" w:uiPriority="0" w:semiHidden="0" w:name="Normal"/>
-    <w:lsdException w:qFormat="1" w:unhideWhenUsed="0" w:uiPriority="9" w:semiHidden="0" w:name="heading 1"/>
-    <w:lsdException w:qFormat="1" w:uiPriority="9" w:semiHidden="0" w:name="heading 2"/>
-    <w:lsdException w:qFormat="1" w:uiPriority="9" w:name="heading 3"/>
-    <w:lsdException w:qFormat="1" w:uiPriority="9" w:name="heading 4"/>
-    <w:lsdException w:qFormat="1" w:uiPriority="9" w:name="heading 5"/>
-    <w:lsdException w:qFormat="1" w:uiPriority="9" w:name="heading 6"/>
-    <w:lsdException w:qFormat="1" w:uiPriority="9" w:name="heading 7"/>
-    <w:lsdException w:qFormat="1" w:uiPriority="9" w:name="heading 8"/>
-    <w:lsdException w:qFormat="1" w:uiPriority="9" w:name="heading 9"/>
-    <w:lsdException w:uiPriority="99" w:name="index 1"/>
-    <w:lsdException w:uiPriority="99" w:name="index 2"/>
-    <w:lsdException w:uiPriority="99" w:name="index 3"/>
-    <w:lsdException w:uiPriority="99" w:name="index 4"/>
-    <w:lsdException w:uiPriority="99" w:name="index 5"/>
-    <w:lsdException w:uiPriority="99" w:name="index 6"/>
-    <w:lsdException w:uiPriority="99" w:name="index 7"/>
-    <w:lsdException w:uiPriority="99" w:name="index 8"/>
-    <w:lsdException w:uiPriority="99" w:name="index 9"/>
-    <w:lsdException w:uiPriority="39" w:name="toc 1"/>
-    <w:lsdException w:uiPriority="39" w:name="toc 2"/>
-    <w:lsdException w:uiPriority="39" w:name="toc 3"/>
-    <w:lsdException w:uiPriority="39" w:name="toc 4"/>
-    <w:lsdException w:uiPriority="39" w:name="toc 5"/>
-    <w:lsdException w:uiPriority="39" w:name="toc 6"/>
-    <w:lsdException w:uiPriority="39" w:name="toc 7"/>
-    <w:lsdException w:uiPriority="39" w:name="toc 8"/>
-    <w:lsdException w:uiPriority="39" w:name="toc 9"/>
-    <w:lsdException w:uiPriority="99" w:name="Normal Indent"/>
-    <w:lsdException w:uiPriority="99" w:name="footnote text"/>
-    <w:lsdException w:uiPriority="99" w:name="annotation text"/>
-    <w:lsdException w:qFormat="1" w:uiPriority="99" w:semiHidden="0" w:name="header"/>
-    <w:lsdException w:qFormat="1" w:uiPriority="99" w:semiHidden="0" w:name="footer"/>
-    <w:lsdException w:uiPriority="99" w:name="index heading"/>
-    <w:lsdException w:qFormat="1" w:uiPriority="35" w:name="caption"/>
-    <w:lsdException w:uiPriority="99" w:name="table of figures"/>
-    <w:lsdException w:uiPriority="99" w:name="envelope address"/>
-    <w:lsdException w:uiPriority="99" w:name="envelope return"/>
-    <w:lsdException w:uiPriority="99" w:name="footnote reference"/>
-    <w:lsdException w:uiPriority="99" w:name="annotation reference"/>
-    <w:lsdException w:uiPriority="99" w:name="line number"/>
-    <w:lsdException w:uiPriority="99" w:name="page number"/>
-    <w:lsdException w:uiPriority="99" w:name="endnote reference"/>
-    <w:lsdException w:uiPriority="99" w:name="endnote text"/>
-    <w:lsdException w:uiPriority="99" w:name="table of authorities"/>
-    <w:lsdException w:uiPriority="99" w:name="macro"/>
-    <w:lsdException w:uiPriority="99" w:name="toa heading"/>
-    <w:lsdException w:uiPriority="99" w:name="List"/>
-    <w:lsdException w:uiPriority="99" w:name="List Bullet"/>
-    <w:lsdException w:uiPriority="99" w:name="List Number"/>
-    <w:lsdException w:uiPriority="99" w:name="List 2"/>
-    <w:lsdException w:uiPriority="99" w:name="List 3"/>
-    <w:lsdException w:uiPriority="99" w:name="List 4"/>
-    <w:lsdException w:uiPriority="99" w:name="List 5"/>
-    <w:lsdException w:uiPriority="99" w:name="List Bullet 2"/>
-    <w:lsdException w:uiPriority="99" w:name="List Bullet 3"/>
-    <w:lsdException w:uiPriority="99" w:name="List Bullet 4"/>
-    <w:lsdException w:uiPriority="99" w:name="List Bullet 5"/>
-    <w:lsdException w:uiPriority="99" w:name="List Number 2"/>
-    <w:lsdException w:uiPriority="99" w:name="List Number 3"/>
-    <w:lsdException w:uiPriority="99" w:name="List Number 4"/>
-    <w:lsdException w:uiPriority="99" w:name="List Number 5"/>
-    <w:lsdException w:qFormat="1" w:unhideWhenUsed="0" w:uiPriority="10" w:semiHidden="0" w:name="Title"/>
-    <w:lsdException w:uiPriority="99" w:name="Closing"/>
-    <w:lsdException w:uiPriority="99" w:name="Signature"/>
-    <w:lsdException w:qFormat="1" w:uiPriority="1" w:name="Default Paragraph Font"/>
-    <w:lsdException w:uiPriority="99" w:name="Body Text"/>
-    <w:lsdException w:uiPriority="99" w:name="Body Text Indent"/>
-    <w:lsdException w:uiPriority="99" w:name="List Continue"/>
-    <w:lsdException w:uiPriority="99" w:name="List Continue 2"/>
-    <w:lsdException w:uiPriority="99" w:name="List Continue 3"/>
-    <w:lsdException w:uiPriority="99" w:name="List Continue 4"/>
-    <w:lsdException w:uiPriority="99" w:name="List Continue 5"/>
-    <w:lsdException w:uiPriority="99" w:name="Message Header"/>
-    <w:lsdException w:qFormat="1" w:unhideWhenUsed="0" w:uiPriority="11" w:semiHidden="0" w:name="Subtitle"/>
-    <w:lsdException w:uiPriority="99" w:name="Salutation"/>
-    <w:lsdException w:uiPriority="99" w:name="Date"/>
-    <w:lsdException w:uiPriority="99" w:name="Body Text First Indent"/>
-    <w:lsdException w:uiPriority="99" w:name="Body Text First Indent 2"/>
-    <w:lsdException w:uiPriority="99" w:name="Note Heading"/>
-    <w:lsdException w:uiPriority="99" w:name="Body Text 2"/>
-    <w:lsdException w:uiPriority="99" w:name="Body Text 3"/>
-    <w:lsdException w:uiPriority="99" w:name="Body Text Indent 2"/>
-    <w:lsdException w:uiPriority="99" w:name="Body Text Indent 3"/>
-    <w:lsdException w:uiPriority="99" w:name="Block Text"/>
-    <w:lsdException w:uiPriority="99" w:name="Hyperlink"/>
-    <w:lsdException w:uiPriority="99" w:name="FollowedHyperlink"/>
-    <w:lsdException w:qFormat="1" w:unhideWhenUsed="0" w:uiPriority="22" w:semiHidden="0" w:name="Strong"/>
-    <w:lsdException w:qFormat="1" w:unhideWhenUsed="0" w:uiPriority="20" w:semiHidden="0" w:name="Emphasis"/>
-    <w:lsdException w:uiPriority="99" w:name="Document Map"/>
-    <w:lsdException w:uiPriority="99" w:name="Plain Text"/>
-    <w:lsdException w:uiPriority="99" w:name="E-mail Signature"/>
-    <w:lsdException w:uiPriority="99" w:name="Normal (Web)"/>
-    <w:lsdException w:uiPriority="99" w:name="HTML Acronym"/>
-    <w:lsdException w:uiPriority="99" w:name="HTML Address"/>
-    <w:lsdException w:uiPriority="99" w:name="HTML Cite"/>
-    <w:lsdException w:uiPriority="99" w:name="HTML Code"/>
-    <w:lsdException w:uiPriority="99" w:name="HTML Definition"/>
-    <w:lsdException w:uiPriority="99" w:name="HTML Keyboard"/>
-    <w:lsdException w:uiPriority="99" w:name="HTML Preformatted"/>
-    <w:lsdException w:uiPriority="99" w:name="HTML Sample"/>
-    <w:lsdException w:uiPriority="99" w:name="HTML Typewriter"/>
-    <w:lsdException w:uiPriority="99" w:name="HTML Variable"/>
-    <w:lsdException w:qFormat="1" w:uiPriority="99" w:name="Normal Table"/>
-    <w:lsdException w:uiPriority="99" w:name="annotation subject"/>
-    <w:lsdException w:uiPriority="99" w:name="Table Simple 1"/>
-    <w:lsdException w:uiPriority="99" w:name="Table Simple 2"/>
-    <w:lsdException w:uiPriority="99" w:name="Table Simple 3"/>
-    <w:lsdException w:uiPriority="99" w:name="Table Classic 1"/>
-    <w:lsdException w:uiPriority="99" w:name="Table Classic 2"/>
-    <w:lsdException w:uiPriority="99" w:name="Table Classic 3"/>
-    <w:lsdException w:uiPriority="99" w:name="Table Classic 4"/>
-    <w:lsdException w:uiPriority="99" w:name="Table Colorful 1"/>
-    <w:lsdException w:uiPriority="99" w:name="Table Colorful 2"/>
-    <w:lsdException w:uiPriority="99" w:name="Table Colorful 3"/>
-    <w:lsdException w:uiPriority="99" w:name="Table Columns 1"/>
-    <w:lsdException w:uiPriority="99" w:name="Table Columns 2"/>
-    <w:lsdException w:uiPriority="99" w:name="Table Columns 3"/>
-    <w:lsdException w:uiPriority="99" w:name="Table Columns 4"/>
-    <w:lsdException w:uiPriority="99" w:name="Table Columns 5"/>
-    <w:lsdException w:uiPriority="99" w:name="Table Grid 1"/>
-    <w:lsdException w:uiPriority="99" w:name="Table Grid 2"/>
-    <w:lsdException w:uiPriority="99" w:name="Table Grid 3"/>
-    <w:lsdException w:uiPriority="99" w:name="Table Grid 4"/>
-    <w:lsdException w:uiPriority="99" w:name="Table Grid 5"/>
-    <w:lsdException w:uiPriority="99" w:name="Table Grid 6"/>
-    <w:lsdException w:uiPriority="99" w:name="Table Grid 7"/>
-    <w:lsdException w:uiPriority="99" w:name="Table Grid 8"/>
-    <w:lsdException w:uiPriority="99" w:name="Table List 1"/>
-    <w:lsdException w:uiPriority="99" w:name="Table List 2"/>
-    <w:lsdException w:uiPriority="99" w:name="Table List 3"/>
-    <w:lsdException w:uiPriority="99" w:name="Table List 4"/>
-    <w:lsdException w:uiPriority="99" w:name="Table List 5"/>
-    <w:lsdException w:uiPriority="99" w:name="Table List 6"/>
-    <w:lsdException w:uiPriority="99" w:name="Table List 7"/>
-    <w:lsdException w:uiPriority="99" w:name="Table List 8"/>
-    <w:lsdException w:uiPriority="99" w:name="Table 3D effects 1"/>
-    <w:lsdException w:uiPriority="99" w:name="Table 3D effects 2"/>
-    <w:lsdException w:uiPriority="99" w:name="Table 3D effects 3"/>
-    <w:lsdException w:uiPriority="99" w:name="Table Contemporary"/>
-    <w:lsdException w:uiPriority="99" w:name="Table Elegant"/>
-    <w:lsdException w:uiPriority="99" w:name="Table Professional"/>
-    <w:lsdException w:uiPriority="99" w:name="Table Subtle 1"/>
-    <w:lsdException w:uiPriority="99" w:name="Table Subtle 2"/>
-    <w:lsdException w:uiPriority="99" w:name="Table Web 1"/>
-    <w:lsdException w:uiPriority="99" w:name="Table Web 2"/>
-    <w:lsdException w:uiPriority="99" w:name="Table Web 3"/>
-    <w:lsdException w:uiPriority="99" w:name="Balloon Text"/>
-    <w:lsdException w:unhideWhenUsed="0" w:uiPriority="39" w:semiHidden="0" w:name="Table Grid"/>
-    <w:lsdException w:uiPriority="99" w:name="Table Theme"/>
+  <w:latentStyles w:defLockedState="0" w:defUIPriority="99" w:defSemiHidden="0" w:defUnhideWhenUsed="0" w:defQFormat="0" w:count="376">
+    <w:lsdException w:name="Normal" w:uiPriority="0" w:qFormat="1"/>
+    <w:lsdException w:name="heading 1" w:uiPriority="9" w:qFormat="1"/>
+    <w:lsdException w:name="heading 2" w:uiPriority="9" w:unhideWhenUsed="1" w:qFormat="1"/>
+    <w:lsdException w:name="heading 3" w:semiHidden="1" w:uiPriority="9" w:unhideWhenUsed="1" w:qFormat="1"/>
+    <w:lsdException w:name="heading 4" w:semiHidden="1" w:uiPriority="9" w:unhideWhenUsed="1" w:qFormat="1"/>
+    <w:lsdException w:name="heading 5" w:semiHidden="1" w:uiPriority="9" w:unhideWhenUsed="1" w:qFormat="1"/>
+    <w:lsdException w:name="heading 6" w:semiHidden="1" w:uiPriority="9" w:unhideWhenUsed="1" w:qFormat="1"/>
+    <w:lsdException w:name="heading 7" w:semiHidden="1" w:uiPriority="9" w:unhideWhenUsed="1" w:qFormat="1"/>
+    <w:lsdException w:name="heading 8" w:semiHidden="1" w:uiPriority="9" w:unhideWhenUsed="1" w:qFormat="1"/>
+    <w:lsdException w:name="heading 9" w:semiHidden="1" w:uiPriority="9" w:unhideWhenUsed="1" w:qFormat="1"/>
+    <w:lsdException w:name="index 1" w:semiHidden="1" w:unhideWhenUsed="1"/>
+    <w:lsdException w:name="index 2" w:semiHidden="1" w:unhideWhenUsed="1"/>
+    <w:lsdException w:name="index 3" w:semiHidden="1" w:unhideWhenUsed="1"/>
+    <w:lsdException w:name="index 4" w:semiHidden="1" w:unhideWhenUsed="1"/>
+    <w:lsdException w:name="index 5" w:semiHidden="1" w:unhideWhenUsed="1"/>
+    <w:lsdException w:name="index 6" w:semiHidden="1" w:unhideWhenUsed="1"/>
+    <w:lsdException w:name="index 7" w:semiHidden="1" w:unhideWhenUsed="1"/>
+    <w:lsdException w:name="index 8" w:semiHidden="1" w:unhideWhenUsed="1"/>
+    <w:lsdException w:name="index 9" w:semiHidden="1" w:unhideWhenUsed="1"/>
+    <w:lsdException w:name="toc 1" w:semiHidden="1" w:uiPriority="39" w:unhideWhenUsed="1"/>
+    <w:lsdException w:name="toc 2" w:semiHidden="1" w:uiPriority="39" w:unhideWhenUsed="1"/>
+    <w:lsdException w:name="toc 3" w:semiHidden="1" w:uiPriority="39" w:unhideWhenUsed="1"/>
+    <w:lsdException w:name="toc 4" w:semiHidden="1" w:uiPriority="39" w:unhideWhenUsed="1"/>
+    <w:lsdException w:name="toc 5" w:semiHidden="1" w:uiPriority="39" w:unhideWhenUsed="1"/>
+    <w:lsdException w:name="toc 6" w:semiHidden="1" w:uiPriority="39" w:unhideWhenUsed="1"/>
+    <w:lsdException w:name="toc 7" w:semiHidden="1" w:uiPriority="39" w:unhideWhenUsed="1"/>
+    <w:lsdException w:name="toc 8" w:semiHidden="1" w:uiPriority="39" w:unhideWhenUsed="1"/>
+    <w:lsdException w:name="toc 9" w:semiHidden="1" w:uiPriority="39" w:unhideWhenUsed="1"/>
+    <w:lsdException w:name="Normal Indent" w:semiHidden="1" w:unhideWhenUsed="1"/>
+    <w:lsdException w:name="footnote text" w:semiHidden="1" w:unhideWhenUsed="1"/>
+    <w:lsdException w:name="annotation text" w:semiHidden="1" w:unhideWhenUsed="1"/>
+    <w:lsdException w:name="header" w:unhideWhenUsed="1" w:qFormat="1"/>
+    <w:lsdException w:name="footer" w:unhideWhenUsed="1" w:qFormat="1"/>
+    <w:lsdException w:name="index heading" w:semiHidden="1" w:unhideWhenUsed="1"/>
+    <w:lsdException w:name="caption" w:semiHidden="1" w:uiPriority="35" w:unhideWhenUsed="1" w:qFormat="1"/>
+    <w:lsdException w:name="table of figures" w:semiHidden="1" w:unhideWhenUsed="1"/>
+    <w:lsdException w:name="envelope address" w:semiHidden="1" w:unhideWhenUsed="1"/>
+    <w:lsdException w:name="envelope return" w:semiHidden="1" w:unhideWhenUsed="1"/>
+    <w:lsdException w:name="footnote reference" w:semiHidden="1" w:unhideWhenUsed="1"/>
+    <w:lsdException w:name="annotation reference" w:semiHidden="1" w:unhideWhenUsed="1"/>
+    <w:lsdException w:name="line number" w:semiHidden="1" w:unhideWhenUsed="1"/>
+    <w:lsdException w:name="page number" w:semiHidden="1" w:unhideWhenUsed="1"/>
+    <w:lsdException w:name="endnote reference" w:semiHidden="1" w:unhideWhenUsed="1"/>
+    <w:lsdException w:name="endnote text" w:semiHidden="1" w:unhideWhenUsed="1"/>
+    <w:lsdException w:name="table of authorities" w:semiHidden="1" w:unhideWhenUsed="1"/>
+    <w:lsdException w:name="macro" w:semiHidden="1" w:unhideWhenUsed="1"/>
+    <w:lsdException w:name="toa heading" w:semiHidden="1" w:unhideWhenUsed="1"/>
+    <w:lsdException w:name="List" w:semiHidden="1" w:unhideWhenUsed="1"/>
+    <w:lsdException w:name="List Bullet" w:semiHidden="1" w:unhideWhenUsed="1"/>
+    <w:lsdException w:name="List Number" w:semiHidden="1" w:unhideWhenUsed="1"/>
+    <w:lsdException w:name="List 2" w:semiHidden="1" w:unhideWhenUsed="1"/>
+    <w:lsdException w:name="List 3" w:semiHidden="1" w:unhideWhenUsed="1"/>
+    <w:lsdException w:name="List 4" w:semiHidden="1" w:unhideWhenUsed="1"/>
+    <w:lsdException w:name="List 5" w:semiHidden="1" w:unhideWhenUsed="1"/>
+    <w:lsdException w:name="List Bullet 2" w:semiHidden="1" w:unhideWhenUsed="1"/>
+    <w:lsdException w:name="List Bullet 3" w:semiHidden="1" w:unhideWhenUsed="1"/>
+    <w:lsdException w:name="List Bullet 4" w:semiHidden="1" w:unhideWhenUsed="1"/>
+    <w:lsdException w:name="List Bullet 5" w:semiHidden="1" w:unhideWhenUsed="1"/>
+    <w:lsdException w:name="List Number 2" w:semiHidden="1" w:unhideWhenUsed="1"/>
+    <w:lsdException w:name="List Number 3" w:semiHidden="1" w:unhideWhenUsed="1"/>
+    <w:lsdException w:name="List Number 4" w:semiHidden="1" w:unhideWhenUsed="1"/>
+    <w:lsdException w:name="List Number 5" w:semiHidden="1" w:unhideWhenUsed="1"/>
+    <w:lsdException w:name="Title" w:uiPriority="10" w:qFormat="1"/>
+    <w:lsdException w:name="Closing" w:semiHidden="1" w:unhideWhenUsed="1"/>
+    <w:lsdException w:name="Signature" w:semiHidden="1" w:unhideWhenUsed="1"/>
+    <w:lsdException w:name="Default Paragraph Font" w:semiHidden="1" w:uiPriority="1" w:unhideWhenUsed="1" w:qFormat="1"/>
+    <w:lsdException w:name="Body Text" w:semiHidden="1" w:unhideWhenUsed="1"/>
+    <w:lsdException w:name="Body Text Indent" w:semiHidden="1" w:unhideWhenUsed="1"/>
+    <w:lsdException w:name="List Continue" w:semiHidden="1" w:unhideWhenUsed="1"/>
+    <w:lsdException w:name="List Continue 2" w:semiHidden="1" w:unhideWhenUsed="1"/>
+    <w:lsdException w:name="List Continue 3" w:semiHidden="1" w:unhideWhenUsed="1"/>
+    <w:lsdException w:name="List Continue 4" w:semiHidden="1" w:unhideWhenUsed="1"/>
+    <w:lsdException w:name="List Continue 5" w:semiHidden="1" w:unhideWhenUsed="1"/>
+    <w:lsdException w:name="Message Header" w:semiHidden="1" w:unhideWhenUsed="1"/>
+    <w:lsdException w:name="Subtitle" w:uiPriority="11" w:qFormat="1"/>
+    <w:lsdException w:name="Salutation" w:semiHidden="1" w:unhideWhenUsed="1"/>
+    <w:lsdException w:name="Date" w:semiHidden="1" w:unhideWhenUsed="1"/>
+    <w:lsdException w:name="Body Text First Indent" w:semiHidden="1" w:unhideWhenUsed="1"/>
+    <w:lsdException w:name="Body Text First Indent 2" w:semiHidden="1" w:unhideWhenUsed="1"/>
+    <w:lsdException w:name="Note Heading" w:semiHidden="1" w:unhideWhenUsed="1"/>
+    <w:lsdException w:name="Body Text 2" w:semiHidden="1" w:unhideWhenUsed="1"/>
+    <w:lsdException w:name="Body Text 3" w:semiHidden="1" w:unhideWhenUsed="1"/>
+    <w:lsdException w:name="Body Text Indent 2" w:semiHidden="1" w:unhideWhenUsed="1"/>
+    <w:lsdException w:name="Body Text Indent 3" w:semiHidden="1" w:unhideWhenUsed="1"/>
+    <w:lsdException w:name="Block Text" w:semiHidden="1" w:unhideWhenUsed="1"/>
+    <w:lsdException w:name="Hyperlink" w:semiHidden="1" w:unhideWhenUsed="1"/>
+    <w:lsdException w:name="FollowedHyperlink" w:semiHidden="1" w:unhideWhenUsed="1"/>
+    <w:lsdException w:name="Strong" w:uiPriority="22" w:qFormat="1"/>
+    <w:lsdException w:name="Emphasis" w:uiPriority="20" w:qFormat="1"/>
+    <w:lsdException w:name="Document Map" w:semiHidden="1" w:unhideWhenUsed="1"/>
+    <w:lsdException w:name="Plain Text" w:semiHidden="1" w:unhideWhenUsed="1"/>
+    <w:lsdException w:name="E-mail Signature" w:semiHidden="1" w:unhideWhenUsed="1"/>
+    <w:lsdException w:name="HTML Top of Form" w:semiHidden="1" w:unhideWhenUsed="1"/>
+    <w:lsdException w:name="HTML Bottom of Form" w:semiHidden="1" w:unhideWhenUsed="1"/>
+    <w:lsdException w:name="Normal (Web)" w:semiHidden="1" w:unhideWhenUsed="1"/>
+    <w:lsdException w:name="HTML Acronym" w:semiHidden="1" w:unhideWhenUsed="1"/>
+    <w:lsdException w:name="HTML Address" w:semiHidden="1" w:unhideWhenUsed="1"/>
+    <w:lsdException w:name="HTML Cite" w:semiHidden="1" w:unhideWhenUsed="1"/>
+    <w:lsdException w:name="HTML Code" w:semiHidden="1" w:unhideWhenUsed="1"/>
+    <w:lsdException w:name="HTML Definition" w:semiHidden="1" w:unhideWhenUsed="1"/>
+    <w:lsdException w:name="HTML Keyboard" w:semiHidden="1" w:unhideWhenUsed="1"/>
+    <w:lsdException w:name="HTML Preformatted" w:semiHidden="1" w:unhideWhenUsed="1"/>
+    <w:lsdException w:name="HTML Sample" w:semiHidden="1" w:unhideWhenUsed="1"/>
+    <w:lsdException w:name="HTML Typewriter" w:semiHidden="1" w:unhideWhenUsed="1"/>
+    <w:lsdException w:name="HTML Variable" w:semiHidden="1" w:unhideWhenUsed="1"/>
+    <w:lsdException w:name="Normal Table" w:semiHidden="1" w:unhideWhenUsed="1" w:qFormat="1"/>
+    <w:lsdException w:name="annotation subject" w:semiHidden="1" w:unhideWhenUsed="1"/>
+    <w:lsdException w:name="No List" w:semiHidden="1" w:unhideWhenUsed="1"/>
+    <w:lsdException w:name="Outline List 1" w:semiHidden="1" w:unhideWhenUsed="1"/>
+    <w:lsdException w:name="Outline List 2" w:semiHidden="1" w:unhideWhenUsed="1"/>
+    <w:lsdException w:name="Outline List 3" w:semiHidden="1" w:unhideWhenUsed="1"/>
+    <w:lsdException w:name="Table Simple 1" w:semiHidden="1" w:unhideWhenUsed="1"/>
+    <w:lsdException w:name="Table Simple 2" w:semiHidden="1" w:unhideWhenUsed="1"/>
+    <w:lsdException w:name="Table Simple 3" w:semiHidden="1" w:unhideWhenUsed="1"/>
+    <w:lsdException w:name="Table Classic 1" w:semiHidden="1" w:unhideWhenUsed="1"/>
+    <w:lsdException w:name="Table Classic 2" w:semiHidden="1" w:unhideWhenUsed="1"/>
+    <w:lsdException w:name="Table Classic 3" w:semiHidden="1" w:unhideWhenUsed="1"/>
+    <w:lsdException w:name="Table Classic 4" w:semiHidden="1" w:unhideWhenUsed="1"/>
+    <w:lsdException w:name="Table Colorful 1" w:semiHidden="1" w:unhideWhenUsed="1"/>
+    <w:lsdException w:name="Table Colorful 2" w:semiHidden="1" w:unhideWhenUsed="1"/>
+    <w:lsdException w:name="Table Colorful 3" w:semiHidden="1" w:unhideWhenUsed="1"/>
+    <w:lsdException w:name="Table Columns 1" w:semiHidden="1" w:unhideWhenUsed="1"/>
+    <w:lsdException w:name="Table Columns 2" w:semiHidden="1" w:unhideWhenUsed="1"/>
+    <w:lsdException w:name="Table Columns 3" w:semiHidden="1" w:unhideWhenUsed="1"/>
+    <w:lsdException w:name="Table Columns 4" w:semiHidden="1" w:unhideWhenUsed="1"/>
+    <w:lsdException w:name="Table Columns 5" w:semiHidden="1" w:unhideWhenUsed="1"/>
+    <w:lsdException w:name="Table Grid 1" w:semiHidden="1" w:unhideWhenUsed="1"/>
+    <w:lsdException w:name="Table Grid 2" w:semiHidden="1" w:unhideWhenUsed="1"/>
+    <w:lsdException w:name="Table Grid 3" w:semiHidden="1" w:unhideWhenUsed="1"/>
+    <w:lsdException w:name="Table Grid 4" w:semiHidden="1" w:unhideWhenUsed="1"/>
+    <w:lsdException w:name="Table Grid 5" w:semiHidden="1" w:unhideWhenUsed="1"/>
+    <w:lsdException w:name="Table Grid 6" w:semiHidden="1" w:unhideWhenUsed="1"/>
+    <w:lsdException w:name="Table Grid 7" w:semiHidden="1" w:unhideWhenUsed="1"/>
+    <w:lsdException w:name="Table Grid 8" w:semiHidden="1" w:unhideWhenUsed="1"/>
+    <w:lsdException w:name="Table List 1" w:semiHidden="1" w:unhideWhenUsed="1"/>
+    <w:lsdException w:name="Table List 2" w:semiHidden="1" w:unhideWhenUsed="1"/>
+    <w:lsdException w:name="Table List 3" w:semiHidden="1" w:unhideWhenUsed="1"/>
+    <w:lsdException w:name="Table List 4" w:semiHidden="1" w:unhideWhenUsed="1"/>
+    <w:lsdException w:name="Table List 5" w:semiHidden="1" w:unhideWhenUsed="1"/>
+    <w:lsdException w:name="Table List 6" w:semiHidden="1" w:unhideWhenUsed="1"/>
+    <w:lsdException w:name="Table List 7" w:semiHidden="1" w:unhideWhenUsed="1"/>
+    <w:lsdException w:name="Table List 8" w:semiHidden="1" w:unhideWhenUsed="1"/>
+    <w:lsdException w:name="Table 3D effects 1" w:semiHidden="1" w:unhideWhenUsed="1"/>
+    <w:lsdException w:name="Table 3D effects 2" w:semiHidden="1" w:unhideWhenUsed="1"/>
+    <w:lsdException w:name="Table 3D effects 3" w:semiHidden="1" w:unhideWhenUsed="1"/>
+    <w:lsdException w:name="Table Contemporary" w:semiHidden="1" w:unhideWhenUsed="1"/>
+    <w:lsdException w:name="Table Elegant" w:semiHidden="1" w:unhideWhenUsed="1"/>
+    <w:lsdException w:name="Table Professional" w:semiHidden="1" w:unhideWhenUsed="1"/>
+    <w:lsdException w:name="Table Subtle 1" w:semiHidden="1" w:unhideWhenUsed="1"/>
+    <w:lsdException w:name="Table Subtle 2" w:semiHidden="1" w:unhideWhenUsed="1"/>
+    <w:lsdException w:name="Table Web 1" w:semiHidden="1" w:unhideWhenUsed="1"/>
+    <w:lsdException w:name="Table Web 2" w:semiHidden="1" w:unhideWhenUsed="1"/>
+    <w:lsdException w:name="Table Web 3" w:semiHidden="1" w:unhideWhenUsed="1"/>
+    <w:lsdException w:name="Balloon Text" w:semiHidden="1" w:unhideWhenUsed="1"/>
+    <w:lsdException w:name="Table Grid" w:uiPriority="39"/>
+    <w:lsdException w:name="Table Theme" w:semiHidden="1" w:unhideWhenUsed="1"/>
+    <w:lsdException w:name="Placeholder Text" w:semiHidden="1" w:unhideWhenUsed="1"/>
+    <w:lsdException w:name="No Spacing" w:semiHidden="1" w:unhideWhenUsed="1"/>
+    <w:lsdException w:name="Light Shading"/>
+    <w:lsdException w:name="Light List"/>
+    <w:lsdException w:name="Light Grid"/>
+    <w:lsdException w:name="Medium Shading 1"/>
+    <w:lsdException w:name="Medium Shading 2"/>
+    <w:lsdException w:name="Medium List 1"/>
+    <w:lsdException w:name="Medium List 2"/>
+    <w:lsdException w:name="Medium Grid 1"/>
+    <w:lsdException w:name="Medium Grid 2"/>
+    <w:lsdException w:name="Medium Grid 3"/>
+    <w:lsdException w:name="Dark List"/>
+    <w:lsdException w:name="Colorful Shading"/>
+    <w:lsdException w:name="Colorful List"/>
+    <w:lsdException w:name="Colorful Grid"/>
+    <w:lsdException w:name="Light Shading Accent 1"/>
+    <w:lsdException w:name="Light List Accent 1"/>
+    <w:lsdException w:name="Light Grid Accent 1"/>
+    <w:lsdException w:name="Medium Shading 1 Accent 1"/>
+    <w:lsdException w:name="Medium Shading 2 Accent 1"/>
+    <w:lsdException w:name="Medium List 1 Accent 1"/>
+    <w:lsdException w:name="Revision" w:semiHidden="1" w:unhideWhenUsed="1"/>
+    <w:lsdException w:name="List Paragraph" w:semiHidden="1" w:unhideWhenUsed="1"/>
+    <w:lsdException w:name="Quote" w:semiHidden="1" w:unhideWhenUsed="1"/>
+    <w:lsdException w:name="Intense Quote" w:semiHidden="1" w:unhideWhenUsed="1"/>
+    <w:lsdException w:name="Medium List 2 Accent 1"/>
+    <w:lsdException w:name="Medium Grid 1 Accent 1"/>
+    <w:lsdException w:name="Medium Grid 2 Accent 1"/>
+    <w:lsdException w:name="Medium Grid 3 Accent 1"/>
+    <w:lsdException w:name="Dark List Accent 1"/>
+    <w:lsdException w:name="Colorful Shading Accent 1"/>
+    <w:lsdException w:name="Colorful List Accent 1"/>
+    <w:lsdException w:name="Colorful Grid Accent 1"/>
+    <w:lsdException w:name="Light Shading Accent 2"/>
+    <w:lsdException w:name="Light List Accent 2"/>
+    <w:lsdException w:name="Light Grid Accent 2"/>
+    <w:lsdException w:name="Medium Shading 1 Accent 2"/>
+    <w:lsdException w:name="Medium Shading 2 Accent 2"/>
+    <w:lsdException w:name="Medium List 1 Accent 2"/>
+    <w:lsdException w:name="Medium List 2 Accent 2"/>
+    <w:lsdException w:name="Medium Grid 1 Accent 2"/>
+    <w:lsdException w:name="Medium Grid 2 Accent 2"/>
+    <w:lsdException w:name="Medium Grid 3 Accent 2"/>
+    <w:lsdException w:name="Dark List Accent 2"/>
+    <w:lsdException w:name="Colorful Shading Accent 2"/>
+    <w:lsdException w:name="Colorful List Accent 2"/>
+    <w:lsdException w:name="Colorful Grid Accent 2"/>
+    <w:lsdException w:name="Light Shading Accent 3"/>
+    <w:lsdException w:name="Light List Accent 3"/>
+    <w:lsdException w:name="Light Grid Accent 3"/>
+    <w:lsdException w:name="Medium Shading 1 Accent 3"/>
+    <w:lsdException w:name="Medium Shading 2 Accent 3"/>
+    <w:lsdException w:name="Medium List 1 Accent 3"/>
+    <w:lsdException w:name="Medium List 2 Accent 3"/>
+    <w:lsdException w:name="Medium Grid 1 Accent 3"/>
+    <w:lsdException w:name="Medium Grid 2 Accent 3"/>
+    <w:lsdException w:name="Medium Grid 3 Accent 3"/>
+    <w:lsdException w:name="Dark List Accent 3"/>
+    <w:lsdException w:name="Colorful Shading Accent 3"/>
+    <w:lsdException w:name="Colorful List Accent 3"/>
+    <w:lsdException w:name="Colorful Grid Accent 3"/>
+    <w:lsdException w:name="Light Shading Accent 4"/>
+    <w:lsdException w:name="Light List Accent 4"/>
+    <w:lsdException w:name="Light Grid Accent 4"/>
+    <w:lsdException w:name="Medium Shading 1 Accent 4"/>
+    <w:lsdException w:name="Medium Shading 2 Accent 4"/>
+    <w:lsdException w:name="Medium List 1 Accent 4"/>
+    <w:lsdException w:name="Medium List 2 Accent 4"/>
+    <w:lsdException w:name="Medium Grid 1 Accent 4"/>
+    <w:lsdException w:name="Medium Grid 2 Accent 4"/>
+    <w:lsdException w:name="Medium Grid 3 Accent 4"/>
+    <w:lsdException w:name="Dark List Accent 4"/>
+    <w:lsdException w:name="Colorful Shading Accent 4"/>
+    <w:lsdException w:name="Colorful List Accent 4"/>
+    <w:lsdException w:name="Colorful Grid Accent 4"/>
+    <w:lsdException w:name="Light Shading Accent 5"/>
+    <w:lsdException w:name="Light List Accent 5"/>
+    <w:lsdException w:name="Light Grid Accent 5"/>
+    <w:lsdException w:name="Medium Shading 1 Accent 5"/>
+    <w:lsdException w:name="Medium Shading 2 Accent 5"/>
+    <w:lsdException w:name="Medium List 1 Accent 5"/>
+    <w:lsdException w:name="Medium List 2 Accent 5"/>
+    <w:lsdException w:name="Medium Grid 1 Accent 5"/>
+    <w:lsdException w:name="Medium Grid 2 Accent 5"/>
+    <w:lsdException w:name="Medium Grid 3 Accent 5"/>
+    <w:lsdException w:name="Dark List Accent 5"/>
+    <w:lsdException w:name="Colorful Shading Accent 5"/>
+    <w:lsdException w:name="Colorful List Accent 5"/>
+    <w:lsdException w:name="Colorful Grid Accent 5"/>
+    <w:lsdException w:name="Light Shading Accent 6"/>
+    <w:lsdException w:name="Light List Accent 6"/>
+    <w:lsdException w:name="Light Grid Accent 6"/>
+    <w:lsdException w:name="Medium Shading 1 Accent 6"/>
+    <w:lsdException w:name="Medium Shading 2 Accent 6"/>
+    <w:lsdException w:name="Medium List 1 Accent 6"/>
+    <w:lsdException w:name="Medium List 2 Accent 6"/>
+    <w:lsdException w:name="Medium Grid 1 Accent 6"/>
+    <w:lsdException w:name="Medium Grid 2 Accent 6"/>
+    <w:lsdException w:name="Medium Grid 3 Accent 6"/>
+    <w:lsdException w:name="Dark List Accent 6"/>
+    <w:lsdException w:name="Colorful Shading Accent 6"/>
+    <w:lsdException w:name="Colorful List Accent 6"/>
+    <w:lsdException w:name="Colorful Grid Accent 6"/>
+    <w:lsdException w:name="Subtle Emphasis" w:uiPriority="19" w:qFormat="1"/>
+    <w:lsdException w:name="Intense Emphasis" w:uiPriority="21" w:qFormat="1"/>
+    <w:lsdException w:name="Subtle Reference" w:uiPriority="31" w:qFormat="1"/>
+    <w:lsdException w:name="Intense Reference" w:uiPriority="32" w:qFormat="1"/>
+    <w:lsdException w:name="Book Title" w:uiPriority="33" w:qFormat="1"/>
+    <w:lsdException w:name="Bibliography" w:semiHidden="1" w:uiPriority="37" w:unhideWhenUsed="1"/>
+    <w:lsdException w:name="TOC Heading" w:semiHidden="1" w:uiPriority="39" w:unhideWhenUsed="1" w:qFormat="1"/>
+    <w:lsdException w:name="Plain Table 1" w:uiPriority="41"/>
+    <w:lsdException w:name="Plain Table 2" w:uiPriority="42"/>
+    <w:lsdException w:name="Plain Table 3" w:uiPriority="43"/>
+    <w:lsdException w:name="Plain Table 4" w:uiPriority="44"/>
+    <w:lsdException w:name="Plain Table 5" w:uiPriority="45"/>
+    <w:lsdException w:name="Grid Table Light" w:uiPriority="40"/>
+    <w:lsdException w:name="Grid Table 1 Light" w:uiPriority="46"/>
+    <w:lsdException w:name="Grid Table 2" w:uiPriority="47"/>
+    <w:lsdException w:name="Grid Table 3" w:uiPriority="48"/>
+    <w:lsdException w:name="Grid Table 4" w:uiPriority="49"/>
+    <w:lsdException w:name="Grid Table 5 Dark" w:uiPriority="50"/>
+    <w:lsdException w:name="Grid Table 6 Colorful" w:uiPriority="51"/>
+    <w:lsdException w:name="Grid Table 7 Colorful" w:uiPriority="52"/>
+    <w:lsdException w:name="Grid Table 1 Light Accent 1" w:uiPriority="46"/>
+    <w:lsdException w:name="Grid Table 2 Accent 1" w:uiPriority="47"/>
+    <w:lsdException w:name="Grid Table 3 Accent 1" w:uiPriority="48"/>
+    <w:lsdException w:name="Grid Table 4 Accent 1" w:uiPriority="49"/>
+    <w:lsdException w:name="Grid Table 5 Dark Accent 1" w:uiPriority="50"/>
+    <w:lsdException w:name="Grid Table 6 Colorful Accent 1" w:uiPriority="51"/>
+    <w:lsdException w:name="Grid Table 7 Colorful Accent 1" w:uiPriority="52"/>
+    <w:lsdException w:name="Grid Table 1 Light Accent 2" w:uiPriority="46"/>
+    <w:lsdException w:name="Grid Table 2 Accent 2" w:uiPriority="47"/>
+    <w:lsdException w:name="Grid Table 3 Accent 2" w:uiPriority="48"/>
+    <w:lsdException w:name="Grid Table 4 Accent 2" w:uiPriority="49"/>
+    <w:lsdException w:name="Grid Table 5 Dark Accent 2" w:uiPriority="50"/>
+    <w:lsdException w:name="Grid Table 6 Colorful Accent 2" w:uiPriority="51"/>
+    <w:lsdException w:name="Grid Table 7 Colorful Accent 2" w:uiPriority="52"/>
+    <w:lsdException w:name="Grid Table 1 Light Accent 3" w:uiPriority="46"/>
+    <w:lsdException w:name="Grid Table 2 Accent 3" w:uiPriority="47"/>
+    <w:lsdException w:name="Grid Table 3 Accent 3" w:uiPriority="48"/>
+    <w:lsdException w:name="Grid Table 4 Accent 3" w:uiPriority="49"/>
+    <w:lsdException w:name="Grid Table 5 Dark Accent 3" w:uiPriority="50"/>
+    <w:lsdException w:name="Grid Table 6 Colorful Accent 3" w:uiPriority="51"/>
+    <w:lsdException w:name="Grid Table 7 Colorful Accent 3" w:uiPriority="52"/>
+    <w:lsdException w:name="Grid Table 1 Light Accent 4" w:uiPriority="46"/>
+    <w:lsdException w:name="Grid Table 2 Accent 4" w:uiPriority="47"/>
+    <w:lsdException w:name="Grid Table 3 Accent 4" w:uiPriority="48"/>
+    <w:lsdException w:name="Grid Table 4 Accent 4" w:uiPriority="49"/>
+    <w:lsdException w:name="Grid Table 5 Dark Accent 4" w:uiPriority="50"/>
+    <w:lsdException w:name="Grid Table 6 Colorful Accent 4" w:uiPriority="51"/>
+    <w:lsdException w:name="Grid Table 7 Colorful Accent 4" w:uiPriority="52"/>
+    <w:lsdException w:name="Grid Table 1 Light Accent 5" w:uiPriority="46"/>
+    <w:lsdException w:name="Grid Table 2 Accent 5" w:uiPriority="47"/>
+    <w:lsdException w:name="Grid Table 3 Accent 5" w:uiPriority="48"/>
+    <w:lsdException w:name="Grid Table 4 Accent 5" w:uiPriority="49"/>
+    <w:lsdException w:name="Grid Table 5 Dark Accent 5" w:uiPriority="50"/>
+    <w:lsdException w:name="Grid Table 6 Colorful Accent 5" w:uiPriority="51"/>
+    <w:lsdException w:name="Grid Table 7 Colorful Accent 5" w:uiPriority="52"/>
+    <w:lsdException w:name="Grid Table 1 Light Accent 6" w:uiPriority="46"/>
+    <w:lsdException w:name="Grid Table 2 Accent 6" w:uiPriority="47"/>
+    <w:lsdException w:name="Grid Table 3 Accent 6" w:uiPriority="48"/>
+    <w:lsdException w:name="Grid Table 4 Accent 6" w:uiPriority="49"/>
+    <w:lsdException w:name="Grid Table 5 Dark Accent 6" w:uiPriority="50"/>
+    <w:lsdException w:name="Grid Table 6 Colorful Accent 6" w:uiPriority="51"/>
+    <w:lsdException w:name="Grid Table 7 Colorful Accent 6" w:uiPriority="52"/>
+    <w:lsdException w:name="List Table 1 Light" w:uiPriority="46"/>
+    <w:lsdException w:name="List Table 2" w:uiPriority="47"/>
+    <w:lsdException w:name="List Table 3" w:uiPriority="48"/>
+    <w:lsdException w:name="List Table 4" w:uiPriority="49"/>
+    <w:lsdException w:name="List Table 5 Dark" w:uiPriority="50"/>
+    <w:lsdException w:name="List Table 6 Colorful" w:uiPriority="51"/>
+    <w:lsdException w:name="List Table 7 Colorful" w:uiPriority="52"/>
+    <w:lsdException w:name="List Table 1 Light Accent 1" w:uiPriority="46"/>
+    <w:lsdException w:name="List Table 2 Accent 1" w:uiPriority="47"/>
+    <w:lsdException w:name="List Table 3 Accent 1" w:uiPriority="48"/>
+    <w:lsdException w:name="List Table 4 Accent 1" w:uiPriority="49"/>
+    <w:lsdException w:name="List Table 5 Dark Accent 1" w:uiPriority="50"/>
+    <w:lsdException w:name="List Table 6 Colorful Accent 1" w:uiPriority="51"/>
+    <w:lsdException w:name="List Table 7 Colorful Accent 1" w:uiPriority="52"/>
+    <w:lsdException w:name="List Table 1 Light Accent 2" w:uiPriority="46"/>
+    <w:lsdException w:name="List Table 2 Accent 2" w:uiPriority="47"/>
+    <w:lsdException w:name="List Table 3 Accent 2" w:uiPriority="48"/>
+    <w:lsdException w:name="List Table 4 Accent 2" w:uiPriority="49"/>
+    <w:lsdException w:name="List Table 5 Dark Accent 2" w:uiPriority="50"/>
+    <w:lsdException w:name="List Table 6 Colorful Accent 2" w:uiPriority="51"/>
+    <w:lsdException w:name="List Table 7 Colorful Accent 2" w:uiPriority="52"/>
+    <w:lsdException w:name="List Table 1 Light Accent 3" w:uiPriority="46"/>
+    <w:lsdException w:name="List Table 2 Accent 3" w:uiPriority="47"/>
+    <w:lsdException w:name="List Table 3 Accent 3" w:uiPriority="48"/>
+    <w:lsdException w:name="List Table 4 Accent 3" w:uiPriority="49"/>
+    <w:lsdException w:name="List Table 5 Dark Accent 3" w:uiPriority="50"/>
+    <w:lsdException w:name="List Table 6 Colorful Accent 3" w:uiPriority="51"/>
+    <w:lsdException w:name="List Table 7 Colorful Accent 3" w:uiPriority="52"/>
+    <w:lsdException w:name="List Table 1 Light Accent 4" w:uiPriority="46"/>
+    <w:lsdException w:name="List Table 2 Accent 4" w:uiPriority="47"/>
+    <w:lsdException w:name="List Table 3 Accent 4" w:uiPriority="48"/>
+    <w:lsdException w:name="List Table 4 Accent 4" w:uiPriority="49"/>
+    <w:lsdException w:name="List Table 5 Dark Accent 4" w:uiPriority="50"/>
+    <w:lsdException w:name="List Table 6 Colorful Accent 4" w:uiPriority="51"/>
+    <w:lsdException w:name="List Table 7 Colorful Accent 4" w:uiPriority="52"/>
+    <w:lsdException w:name="List Table 1 Light Accent 5" w:uiPriority="46"/>
+    <w:lsdException w:name="List Table 2 Accent 5" w:uiPriority="47"/>
+    <w:lsdException w:name="List Table 3 Accent 5" w:uiPriority="48"/>
+    <w:lsdException w:name="List Table 4 Accent 5" w:uiPriority="49"/>
+    <w:lsdException w:name="List Table 5 Dark Accent 5" w:uiPriority="50"/>
+    <w:lsdException w:name="List Table 6 Colorful Accent 5" w:uiPriority="51"/>
+    <w:lsdException w:name="List Table 7 Colorful Accent 5" w:uiPriority="52"/>
+    <w:lsdException w:name="List Table 1 Light Accent 6" w:uiPriority="46"/>
+    <w:lsdException w:name="List Table 2 Accent 6" w:uiPriority="47"/>
+    <w:lsdException w:name="List Table 3 Accent 6" w:uiPriority="48"/>
+    <w:lsdException w:name="List Table 4 Accent 6" w:uiPriority="49"/>
+    <w:lsdException w:name="List Table 5 Dark Accent 6" w:uiPriority="50"/>
+    <w:lsdException w:name="List Table 6 Colorful Accent 6" w:uiPriority="51"/>
+    <w:lsdException w:name="List Table 7 Colorful Accent 6" w:uiPriority="52"/>
+    <w:lsdException w:name="Mention" w:semiHidden="1" w:unhideWhenUsed="1"/>
+    <w:lsdException w:name="Smart Hyperlink" w:semiHidden="1" w:unhideWhenUsed="1"/>
+    <w:lsdException w:name="Hashtag" w:semiHidden="1" w:unhideWhenUsed="1"/>
+    <w:lsdException w:name="Unresolved Mention" w:semiHidden="1" w:unhideWhenUsed="1"/>
+    <w:lsdException w:name="Smart Link" w:semiHidden="1" w:unhideWhenUsed="1"/>
   </w:latentStyles>
-  <w:style w:type="paragraph" w:default="1" w:styleId="1">
+  <w:style w:type="paragraph" w:default="1" w:styleId="Normal">
     <w:name w:val="Normal"/>
     <w:qFormat/>
-    <w:uiPriority w:val="0"/>
     <w:pPr>
       <w:widowControl w:val="0"/>
     </w:pPr>
-    <w:rPr>
-      <w:rFonts w:ascii="Times New Roman" w:hAnsi="Times New Roman" w:eastAsia="Times New Roman" w:cs="Times New Roman"/>
-      <w:lang w:val="pt-BR" w:eastAsia="pt-BR" w:bidi="ar-SA"/>
-    </w:rPr>
   </w:style>
-  <w:style w:type="paragraph" w:styleId="2">
+  <w:style w:type="paragraph" w:styleId="Ttulo1">
     <w:name w:val="heading 1"/>
-    <w:basedOn w:val="1"/>
-    <w:next w:val="1"/>
+    <w:basedOn w:val="Normal"/>
+    <w:next w:val="Normal"/>
+    <w:uiPriority w:val="9"/>
     <w:qFormat/>
-    <w:uiPriority w:val="9"/>
     <w:pPr>
       <w:keepNext/>
       <w:spacing w:before="120" w:after="60"/>
@@ -6433,20 +5361,20 @@
       <w:outlineLvl w:val="0"/>
     </w:pPr>
     <w:rPr>
-      <w:rFonts w:ascii="Arial" w:hAnsi="Arial" w:eastAsia="Arial" w:cs="Arial"/>
+      <w:rFonts w:ascii="Arial" w:eastAsia="Arial" w:hAnsi="Arial" w:cs="Arial"/>
       <w:b/>
       <w:bCs/>
       <w:sz w:val="24"/>
       <w:szCs w:val="24"/>
     </w:rPr>
   </w:style>
-  <w:style w:type="paragraph" w:styleId="3">
+  <w:style w:type="paragraph" w:styleId="Ttulo2">
     <w:name w:val="heading 2"/>
-    <w:basedOn w:val="1"/>
-    <w:next w:val="1"/>
+    <w:basedOn w:val="Normal"/>
+    <w:next w:val="Normal"/>
+    <w:uiPriority w:val="9"/>
     <w:unhideWhenUsed/>
     <w:qFormat/>
-    <w:uiPriority w:val="9"/>
     <w:pPr>
       <w:keepNext/>
       <w:spacing w:before="120" w:after="60"/>
@@ -6454,19 +5382,19 @@
       <w:outlineLvl w:val="1"/>
     </w:pPr>
     <w:rPr>
-      <w:rFonts w:ascii="Arial" w:hAnsi="Arial" w:eastAsia="Arial" w:cs="Arial"/>
+      <w:rFonts w:ascii="Arial" w:eastAsia="Arial" w:hAnsi="Arial" w:cs="Arial"/>
       <w:b/>
       <w:bCs/>
     </w:rPr>
   </w:style>
-  <w:style w:type="paragraph" w:styleId="4">
+  <w:style w:type="paragraph" w:styleId="Ttulo3">
     <w:name w:val="heading 3"/>
-    <w:basedOn w:val="1"/>
-    <w:next w:val="1"/>
+    <w:basedOn w:val="Normal"/>
+    <w:next w:val="Normal"/>
+    <w:uiPriority w:val="9"/>
     <w:semiHidden/>
     <w:unhideWhenUsed/>
     <w:qFormat/>
-    <w:uiPriority w:val="9"/>
     <w:pPr>
       <w:keepNext/>
       <w:spacing w:before="120" w:after="60"/>
@@ -6474,19 +5402,19 @@
       <w:outlineLvl w:val="2"/>
     </w:pPr>
     <w:rPr>
-      <w:rFonts w:ascii="Arial" w:hAnsi="Arial" w:eastAsia="Arial" w:cs="Arial"/>
+      <w:rFonts w:ascii="Arial" w:eastAsia="Arial" w:hAnsi="Arial" w:cs="Arial"/>
       <w:i/>
       <w:iCs/>
     </w:rPr>
   </w:style>
-  <w:style w:type="paragraph" w:styleId="5">
+  <w:style w:type="paragraph" w:styleId="Ttulo4">
     <w:name w:val="heading 4"/>
-    <w:basedOn w:val="1"/>
-    <w:next w:val="1"/>
+    <w:basedOn w:val="Normal"/>
+    <w:next w:val="Normal"/>
+    <w:uiPriority w:val="9"/>
     <w:semiHidden/>
     <w:unhideWhenUsed/>
     <w:qFormat/>
-    <w:uiPriority w:val="9"/>
     <w:pPr>
       <w:keepNext/>
       <w:spacing w:before="120" w:after="60"/>
@@ -6494,17 +5422,17 @@
       <w:outlineLvl w:val="3"/>
     </w:pPr>
     <w:rPr>
-      <w:rFonts w:ascii="Arial" w:hAnsi="Arial" w:eastAsia="Arial" w:cs="Arial"/>
+      <w:rFonts w:ascii="Arial" w:eastAsia="Arial" w:hAnsi="Arial" w:cs="Arial"/>
     </w:rPr>
   </w:style>
-  <w:style w:type="paragraph" w:styleId="6">
+  <w:style w:type="paragraph" w:styleId="Ttulo5">
     <w:name w:val="heading 5"/>
-    <w:basedOn w:val="1"/>
-    <w:next w:val="1"/>
+    <w:basedOn w:val="Normal"/>
+    <w:next w:val="Normal"/>
+    <w:uiPriority w:val="9"/>
     <w:semiHidden/>
     <w:unhideWhenUsed/>
     <w:qFormat/>
-    <w:uiPriority w:val="9"/>
     <w:pPr>
       <w:spacing w:before="240" w:after="60"/>
       <w:ind w:left="2880"/>
@@ -6515,14 +5443,14 @@
       <w:szCs w:val="22"/>
     </w:rPr>
   </w:style>
-  <w:style w:type="paragraph" w:styleId="7">
+  <w:style w:type="paragraph" w:styleId="Ttulo6">
     <w:name w:val="heading 6"/>
-    <w:basedOn w:val="1"/>
-    <w:next w:val="1"/>
+    <w:basedOn w:val="Normal"/>
+    <w:next w:val="Normal"/>
+    <w:uiPriority w:val="9"/>
     <w:semiHidden/>
     <w:unhideWhenUsed/>
     <w:qFormat/>
-    <w:uiPriority w:val="9"/>
     <w:pPr>
       <w:spacing w:before="240" w:after="60"/>
       <w:ind w:left="2880"/>
@@ -6535,20 +5463,19 @@
       <w:szCs w:val="22"/>
     </w:rPr>
   </w:style>
-  <w:style w:type="character" w:default="1" w:styleId="8">
+  <w:style w:type="character" w:default="1" w:styleId="Fontepargpadro">
     <w:name w:val="Default Paragraph Font"/>
+    <w:uiPriority w:val="1"/>
     <w:semiHidden/>
     <w:unhideWhenUsed/>
-    <w:qFormat/>
-    <w:uiPriority w:val="1"/>
   </w:style>
-  <w:style w:type="table" w:default="1" w:styleId="9">
+  <w:style w:type="table" w:default="1" w:styleId="Tabelanormal">
     <w:name w:val="Normal Table"/>
+    <w:uiPriority w:val="99"/>
     <w:semiHidden/>
     <w:unhideWhenUsed/>
-    <w:qFormat/>
-    <w:uiPriority w:val="99"/>
     <w:tblPr>
+      <w:tblInd w:w="0" w:type="dxa"/>
       <w:tblCellMar>
         <w:top w:w="0" w:type="dxa"/>
         <w:left w:w="108" w:type="dxa"/>
@@ -6557,30 +5484,36 @@
       </w:tblCellMar>
     </w:tblPr>
   </w:style>
-  <w:style w:type="paragraph" w:styleId="10">
+  <w:style w:type="numbering" w:default="1" w:styleId="Semlista">
+    <w:name w:val="No List"/>
+    <w:uiPriority w:val="99"/>
+    <w:semiHidden/>
+    <w:unhideWhenUsed/>
+  </w:style>
+  <w:style w:type="paragraph" w:styleId="Ttulo">
     <w:name w:val="Title"/>
-    <w:basedOn w:val="1"/>
-    <w:next w:val="1"/>
+    <w:basedOn w:val="Normal"/>
+    <w:next w:val="Normal"/>
+    <w:uiPriority w:val="10"/>
     <w:qFormat/>
-    <w:uiPriority w:val="10"/>
     <w:pPr>
       <w:jc w:val="center"/>
     </w:pPr>
     <w:rPr>
-      <w:rFonts w:ascii="Arial" w:hAnsi="Arial" w:eastAsia="Arial" w:cs="Arial"/>
+      <w:rFonts w:ascii="Arial" w:eastAsia="Arial" w:hAnsi="Arial" w:cs="Arial"/>
       <w:b/>
       <w:bCs/>
       <w:sz w:val="36"/>
       <w:szCs w:val="36"/>
     </w:rPr>
   </w:style>
-  <w:style w:type="paragraph" w:styleId="11">
+  <w:style w:type="paragraph" w:styleId="Cabealho">
     <w:name w:val="header"/>
-    <w:basedOn w:val="1"/>
-    <w:link w:val="17"/>
+    <w:basedOn w:val="Normal"/>
+    <w:link w:val="CabealhoChar"/>
+    <w:uiPriority w:val="99"/>
     <w:unhideWhenUsed/>
     <w:qFormat/>
-    <w:uiPriority w:val="99"/>
     <w:pPr>
       <w:tabs>
         <w:tab w:val="center" w:pos="4252"/>
@@ -6588,13 +5521,13 @@
       </w:tabs>
     </w:pPr>
   </w:style>
-  <w:style w:type="paragraph" w:styleId="12">
+  <w:style w:type="paragraph" w:styleId="Rodap">
     <w:name w:val="footer"/>
-    <w:basedOn w:val="1"/>
-    <w:link w:val="18"/>
+    <w:basedOn w:val="Normal"/>
+    <w:link w:val="RodapChar"/>
+    <w:uiPriority w:val="99"/>
     <w:unhideWhenUsed/>
     <w:qFormat/>
-    <w:uiPriority w:val="99"/>
     <w:pPr>
       <w:tabs>
         <w:tab w:val="center" w:pos="4252"/>
@@ -6602,19 +5535,19 @@
       </w:tabs>
     </w:pPr>
   </w:style>
-  <w:style w:type="paragraph" w:styleId="13">
+  <w:style w:type="paragraph" w:styleId="Subttulo">
     <w:name w:val="Subtitle"/>
-    <w:basedOn w:val="1"/>
-    <w:next w:val="1"/>
+    <w:basedOn w:val="Normal"/>
+    <w:next w:val="Normal"/>
+    <w:uiPriority w:val="11"/>
     <w:qFormat/>
-    <w:uiPriority w:val="11"/>
     <w:pPr>
       <w:keepNext/>
       <w:keepLines/>
       <w:spacing w:before="360" w:after="80"/>
     </w:pPr>
     <w:rPr>
-      <w:rFonts w:ascii="Georgia" w:hAnsi="Georgia" w:eastAsia="Georgia" w:cs="Georgia"/>
+      <w:rFonts w:ascii="Georgia" w:eastAsia="Georgia" w:hAnsi="Georgia" w:cs="Georgia"/>
       <w:i/>
       <w:iCs/>
       <w:color w:val="666666"/>
@@ -6622,10 +5555,9 @@
       <w:szCs w:val="48"/>
     </w:rPr>
   </w:style>
-  <w:style w:type="table" w:customStyle="1" w:styleId="14">
+  <w:style w:type="table" w:customStyle="1" w:styleId="TableNormal">
     <w:name w:val="TableNormal"/>
     <w:qFormat/>
-    <w:uiPriority w:val="0"/>
     <w:tblPr>
       <w:tblCellMar>
         <w:top w:w="100" w:type="dxa"/>
@@ -6635,11 +5567,10 @@
       </w:tblCellMar>
     </w:tblPr>
   </w:style>
-  <w:style w:type="table" w:customStyle="1" w:styleId="15">
+  <w:style w:type="table" w:customStyle="1" w:styleId="Style12">
     <w:name w:val="_Style 12"/>
-    <w:basedOn w:val="14"/>
+    <w:basedOn w:val="TableNormal"/>
     <w:qFormat/>
-    <w:uiPriority w:val="0"/>
     <w:tblPr>
       <w:tblCellMar>
         <w:top w:w="0" w:type="dxa"/>
@@ -6649,11 +5580,10 @@
       </w:tblCellMar>
     </w:tblPr>
   </w:style>
-  <w:style w:type="table" w:customStyle="1" w:styleId="16">
+  <w:style w:type="table" w:customStyle="1" w:styleId="Style13">
     <w:name w:val="_Style 13"/>
-    <w:basedOn w:val="14"/>
+    <w:basedOn w:val="TableNormal"/>
     <w:qFormat/>
-    <w:uiPriority w:val="0"/>
     <w:tblPr>
       <w:tblCellMar>
         <w:top w:w="0" w:type="dxa"/>
@@ -6663,19 +5593,19 @@
       </w:tblCellMar>
     </w:tblPr>
   </w:style>
-  <w:style w:type="character" w:customStyle="1" w:styleId="17">
+  <w:style w:type="character" w:customStyle="1" w:styleId="CabealhoChar">
     <w:name w:val="Cabeçalho Char"/>
-    <w:basedOn w:val="8"/>
-    <w:link w:val="11"/>
+    <w:basedOn w:val="Fontepargpadro"/>
+    <w:link w:val="Cabealho"/>
+    <w:uiPriority w:val="99"/>
     <w:qFormat/>
+  </w:style>
+  <w:style w:type="character" w:customStyle="1" w:styleId="RodapChar">
+    <w:name w:val="Rodapé Char"/>
+    <w:basedOn w:val="Fontepargpadro"/>
+    <w:link w:val="Rodap"/>
     <w:uiPriority w:val="99"/>
-  </w:style>
-  <w:style w:type="character" w:customStyle="1" w:styleId="18">
-    <w:name w:val="Rodapé Char"/>
-    <w:basedOn w:val="8"/>
-    <w:link w:val="12"/>
     <w:qFormat/>
-    <w:uiPriority w:val="99"/>
   </w:style>
 </w:styles>
 </file>
@@ -6996,5 +5926,6 @@
       </a:style>
     </a:lnDef>
   </a:objectDefaults>
+  <a:extraClrSchemeLst/>
 </a:theme>
 </file>